--- a/Bachelor/docx/Thesis_version_1.0.docx
+++ b/Bachelor/docx/Thesis_version_1.0.docx
@@ -6048,9 +6048,6 @@
       <w:pPr>
         <w:pStyle w:val="af"/>
         <w:textAlignment w:val="center"/>
-        <w:rPr>
-          <w:rFonts w:hint="eastAsia"/>
-        </w:rPr>
       </w:pPr>
       <w:bookmarkStart w:id="5" w:name="_Toc196469794"/>
       <w:r>
@@ -6172,7 +6169,6 @@
     <w:p>
       <w:pPr>
         <w:pStyle w:val="3"/>
-        <w:textAlignment w:val="center"/>
       </w:pPr>
       <w:bookmarkStart w:id="10" w:name="_Toc196469798"/>
       <w:r>
@@ -11934,9 +11930,6 @@
       <w:pPr>
         <w:pStyle w:val="2"/>
         <w:spacing w:before="156" w:after="156"/>
-        <w:rPr>
-          <w:rFonts w:hint="eastAsia"/>
-        </w:rPr>
       </w:pPr>
       <w:bookmarkStart w:id="16" w:name="_Toc196469804"/>
       <w:r>
@@ -12055,11 +12048,7 @@
     <w:p>
       <w:pPr>
         <w:pStyle w:val="3"/>
-        <w:ind w:firstLine="0"/>
         <w:textAlignment w:val="center"/>
-        <w:rPr>
-          <w:rFonts w:hint="eastAsia"/>
-        </w:rPr>
       </w:pPr>
       <w:bookmarkStart w:id="21" w:name="_Toc196469809"/>
       <w:r>
@@ -12304,9 +12293,6 @@
       <w:pPr>
         <w:pStyle w:val="3"/>
         <w:textAlignment w:val="center"/>
-        <w:rPr>
-          <w:rFonts w:hint="eastAsia"/>
-        </w:rPr>
       </w:pPr>
       <w:bookmarkStart w:id="29" w:name="_Toc196469817"/>
       <w:r>
@@ -12345,13 +12331,7 @@
         <w:rPr>
           <w:rFonts w:hint="eastAsia"/>
         </w:rPr>
-        <w:t>因果网络熵</w:t>
-      </w:r>
-      <w:r>
-        <w:rPr>
-          <w:rFonts w:hint="eastAsia"/>
-        </w:rPr>
-        <w:t>在</w:t>
+        <w:t>因果网络熵在</w:t>
       </w:r>
       <w:r>
         <w:rPr>
@@ -12459,9 +12439,6 @@
       <w:pPr>
         <w:pStyle w:val="3"/>
         <w:textAlignment w:val="center"/>
-        <w:rPr>
-          <w:rFonts w:hint="eastAsia"/>
-        </w:rPr>
       </w:pPr>
       <w:bookmarkStart w:id="33" w:name="_Toc196469821"/>
       <w:r>
@@ -12570,9 +12547,6 @@
       <w:pPr>
         <w:pStyle w:val="3"/>
         <w:textAlignment w:val="center"/>
-        <w:rPr>
-          <w:rFonts w:hint="eastAsia"/>
-        </w:rPr>
       </w:pPr>
       <w:bookmarkStart w:id="38" w:name="_Toc196469826"/>
       <w:r>
@@ -12633,9 +12607,6 @@
       <w:pPr>
         <w:pStyle w:val="3"/>
         <w:textAlignment w:val="center"/>
-        <w:rPr>
-          <w:rFonts w:hint="eastAsia"/>
-        </w:rPr>
       </w:pPr>
       <w:bookmarkStart w:id="41" w:name="_Toc196469829"/>
       <w:r>
@@ -12696,9 +12667,6 @@
       <w:pPr>
         <w:pStyle w:val="3"/>
         <w:textAlignment w:val="center"/>
-        <w:rPr>
-          <w:rFonts w:hint="eastAsia"/>
-        </w:rPr>
       </w:pPr>
       <w:bookmarkStart w:id="44" w:name="_Toc196469832"/>
       <w:r>
@@ -12797,9 +12765,6 @@
       <w:pPr>
         <w:pStyle w:val="3"/>
         <w:textAlignment w:val="center"/>
-        <w:rPr>
-          <w:rFonts w:hint="eastAsia"/>
-        </w:rPr>
         <w:sectPr>
           <w:pgSz w:w="11906" w:h="16838"/>
           <w:pgMar w:top="1440" w:right="1134" w:bottom="1440" w:left="1531" w:header="851" w:footer="850" w:gutter="0"/>
@@ -12824,9 +12789,6 @@
           <w:numId w:val="23"/>
         </w:numPr>
         <w:spacing w:after="312"/>
-        <w:rPr>
-          <w:rFonts w:hint="eastAsia"/>
-        </w:rPr>
         <w:sectPr>
           <w:pgSz w:w="11906" w:h="16838"/>
           <w:pgMar w:top="1440" w:right="1134" w:bottom="1440" w:left="1531" w:header="851" w:footer="850" w:gutter="0"/>
@@ -12848,9 +12810,6 @@
       <w:pPr>
         <w:pStyle w:val="af"/>
         <w:textAlignment w:val="center"/>
-        <w:rPr>
-          <w:rFonts w:hint="eastAsia"/>
-        </w:rPr>
       </w:pPr>
       <w:bookmarkStart w:id="50" w:name="_Toc196141866"/>
       <w:bookmarkStart w:id="51" w:name="_Toc196469838"/>
@@ -13698,7 +13657,7 @@
   <w:abstractNum w:abstractNumId="6" w15:restartNumberingAfterBreak="0">
     <w:nsid w:val="31CF0275"/>
     <w:multiLevelType w:val="multilevel"/>
-    <w:tmpl w:val="2F5AE26C"/>
+    <w:tmpl w:val="6CE035C8"/>
     <w:lvl w:ilvl="0">
       <w:start w:val="1"/>
       <w:numFmt w:val="chineseCountingThousand"/>
@@ -13740,7 +13699,7 @@
         <w:tabs>
           <w:tab w:val="num" w:pos="1134"/>
         </w:tabs>
-        <w:ind w:left="0" w:firstLine="284"/>
+        <w:ind w:left="0" w:firstLine="340"/>
       </w:pPr>
       <w:rPr>
         <w:rFonts w:hint="eastAsia"/>

--- a/Bachelor/docx/Thesis_version_1.0.docx
+++ b/Bachelor/docx/Thesis_version_1.0.docx
@@ -7,7 +7,7 @@
         <w:adjustRightInd w:val="0"/>
         <w:snapToGrid w:val="0"/>
         <w:spacing w:line="360" w:lineRule="auto"/>
-        <w:textAlignment w:val="center"/>
+        <w:textAlignment w:val="baseline"/>
         <w:rPr>
           <w:rFonts w:ascii="Times New Roman" w:eastAsia="仿宋" w:hAnsi="Times New Roman"/>
           <w:sz w:val="28"/>
@@ -50,7 +50,7 @@
               <w:spacing w:line="240" w:lineRule="atLeast"/>
               <w:ind w:left="113" w:right="113"/>
               <w:jc w:val="distribute"/>
-              <w:textAlignment w:val="center"/>
+              <w:textAlignment w:val="baseline"/>
               <w:rPr>
                 <w:rFonts w:ascii="Times New Roman" w:hAnsi="Times New Roman"/>
               </w:rPr>
@@ -67,7 +67,7 @@
               <w:spacing w:line="240" w:lineRule="atLeast"/>
               <w:ind w:left="113" w:right="113"/>
               <w:jc w:val="distribute"/>
-              <w:textAlignment w:val="center"/>
+              <w:textAlignment w:val="baseline"/>
               <w:rPr>
                 <w:rFonts w:ascii="Times New Roman" w:hAnsi="Times New Roman"/>
                 <w:sz w:val="24"/>
@@ -90,7 +90,7 @@
             <w:pPr>
               <w:spacing w:line="360" w:lineRule="auto"/>
               <w:jc w:val="center"/>
-              <w:textAlignment w:val="center"/>
+              <w:textAlignment w:val="baseline"/>
               <w:rPr>
                 <w:rFonts w:ascii="Times New Roman" w:hAnsi="Times New Roman"/>
                 <w:sz w:val="30"/>
@@ -114,7 +114,7 @@
             <w:pPr>
               <w:spacing w:line="360" w:lineRule="auto"/>
               <w:jc w:val="center"/>
-              <w:textAlignment w:val="center"/>
+              <w:textAlignment w:val="baseline"/>
               <w:rPr>
                 <w:rFonts w:ascii="Times New Roman" w:hAnsi="Times New Roman"/>
                 <w:sz w:val="30"/>
@@ -132,7 +132,7 @@
             <w:pPr>
               <w:spacing w:line="360" w:lineRule="auto"/>
               <w:jc w:val="center"/>
-              <w:textAlignment w:val="center"/>
+              <w:textAlignment w:val="baseline"/>
               <w:rPr>
                 <w:rFonts w:ascii="Times New Roman" w:hAnsi="Times New Roman"/>
                 <w:sz w:val="18"/>
@@ -153,7 +153,7 @@
     </w:tbl>
     <w:p>
       <w:pPr>
-        <w:textAlignment w:val="center"/>
+        <w:textAlignment w:val="baseline"/>
         <w:rPr>
           <w:rFonts w:ascii="Times New Roman" w:hAnsi="Times New Roman"/>
         </w:rPr>
@@ -161,7 +161,7 @@
     </w:p>
     <w:p>
       <w:pPr>
-        <w:textAlignment w:val="center"/>
+        <w:textAlignment w:val="baseline"/>
         <w:rPr>
           <w:rFonts w:ascii="Times New Roman" w:hAnsi="Times New Roman"/>
         </w:rPr>
@@ -169,7 +169,7 @@
     </w:p>
     <w:p>
       <w:pPr>
-        <w:textAlignment w:val="center"/>
+        <w:textAlignment w:val="baseline"/>
         <w:rPr>
           <w:rFonts w:ascii="Times New Roman" w:hAnsi="Times New Roman"/>
         </w:rPr>
@@ -177,7 +177,7 @@
     </w:p>
     <w:p>
       <w:pPr>
-        <w:textAlignment w:val="center"/>
+        <w:textAlignment w:val="baseline"/>
         <w:rPr>
           <w:rFonts w:ascii="Times New Roman" w:hAnsi="Times New Roman"/>
         </w:rPr>
@@ -186,7 +186,7 @@
     <w:p>
       <w:pPr>
         <w:jc w:val="center"/>
-        <w:textAlignment w:val="center"/>
+        <w:textAlignment w:val="baseline"/>
         <w:rPr>
           <w:rFonts w:ascii="Times New Roman" w:eastAsia="黑体" w:hAnsi="Times New Roman"/>
           <w:sz w:val="52"/>
@@ -207,7 +207,7 @@
     <w:p>
       <w:pPr>
         <w:jc w:val="center"/>
-        <w:textAlignment w:val="center"/>
+        <w:textAlignment w:val="baseline"/>
         <w:rPr>
           <w:rFonts w:ascii="Times New Roman" w:hAnsi="Times New Roman"/>
         </w:rPr>
@@ -216,7 +216,7 @@
     <w:p>
       <w:pPr>
         <w:jc w:val="center"/>
-        <w:textAlignment w:val="center"/>
+        <w:textAlignment w:val="baseline"/>
         <w:rPr>
           <w:rFonts w:ascii="Times New Roman" w:hAnsi="Times New Roman"/>
         </w:rPr>
@@ -225,7 +225,7 @@
     <w:p>
       <w:pPr>
         <w:jc w:val="center"/>
-        <w:textAlignment w:val="center"/>
+        <w:textAlignment w:val="baseline"/>
         <w:rPr>
           <w:rFonts w:ascii="Times New Roman" w:eastAsia="黑体" w:hAnsi="Times New Roman"/>
           <w:b/>
@@ -336,7 +336,7 @@
     <w:p>
       <w:pPr>
         <w:jc w:val="center"/>
-        <w:textAlignment w:val="center"/>
+        <w:textAlignment w:val="baseline"/>
         <w:rPr>
           <w:rFonts w:ascii="Times New Roman" w:hAnsi="Times New Roman"/>
         </w:rPr>
@@ -345,7 +345,7 @@
     <w:p>
       <w:pPr>
         <w:jc w:val="center"/>
-        <w:textAlignment w:val="center"/>
+        <w:textAlignment w:val="baseline"/>
         <w:rPr>
           <w:rFonts w:ascii="Times New Roman" w:hAnsi="Times New Roman"/>
         </w:rPr>
@@ -354,7 +354,7 @@
     <w:p>
       <w:pPr>
         <w:jc w:val="center"/>
-        <w:textAlignment w:val="center"/>
+        <w:textAlignment w:val="baseline"/>
         <w:rPr>
           <w:rFonts w:ascii="Times New Roman" w:hAnsi="Times New Roman"/>
           <w:sz w:val="24"/>
@@ -364,7 +364,7 @@
     <w:p>
       <w:pPr>
         <w:jc w:val="center"/>
-        <w:textAlignment w:val="center"/>
+        <w:textAlignment w:val="baseline"/>
         <w:rPr>
           <w:rFonts w:ascii="Times New Roman" w:hAnsi="Times New Roman"/>
           <w:sz w:val="24"/>
@@ -404,7 +404,7 @@
               <w:snapToGrid w:val="0"/>
               <w:spacing w:line="560" w:lineRule="exact"/>
               <w:jc w:val="center"/>
-              <w:textAlignment w:val="center"/>
+              <w:textAlignment w:val="baseline"/>
               <w:rPr>
                 <w:rFonts w:ascii="Times New Roman" w:hAnsi="Times New Roman"/>
                 <w:kern w:val="0"/>
@@ -447,7 +447,7 @@
               <w:snapToGrid w:val="0"/>
               <w:spacing w:line="560" w:lineRule="exact"/>
               <w:jc w:val="center"/>
-              <w:textAlignment w:val="center"/>
+              <w:textAlignment w:val="baseline"/>
               <w:rPr>
                 <w:rFonts w:ascii="Times New Roman" w:hAnsi="Times New Roman"/>
                 <w:kern w:val="0"/>
@@ -498,7 +498,7 @@
               <w:snapToGrid w:val="0"/>
               <w:spacing w:line="560" w:lineRule="exact"/>
               <w:jc w:val="center"/>
-              <w:textAlignment w:val="center"/>
+              <w:textAlignment w:val="baseline"/>
               <w:rPr>
                 <w:rFonts w:ascii="Times New Roman" w:hAnsi="Times New Roman"/>
                 <w:kern w:val="0"/>
@@ -534,7 +534,7 @@
               <w:snapToGrid w:val="0"/>
               <w:spacing w:line="560" w:lineRule="exact"/>
               <w:jc w:val="center"/>
-              <w:textAlignment w:val="center"/>
+              <w:textAlignment w:val="baseline"/>
               <w:rPr>
                 <w:rFonts w:ascii="Times New Roman" w:hAnsi="Times New Roman"/>
                 <w:kern w:val="0"/>
@@ -584,7 +584,7 @@
               <w:snapToGrid w:val="0"/>
               <w:spacing w:line="560" w:lineRule="exact"/>
               <w:jc w:val="center"/>
-              <w:textAlignment w:val="center"/>
+              <w:textAlignment w:val="baseline"/>
               <w:rPr>
                 <w:rFonts w:ascii="Times New Roman" w:hAnsi="Times New Roman"/>
                 <w:kern w:val="0"/>
@@ -610,7 +610,7 @@
               <w:snapToGrid w:val="0"/>
               <w:spacing w:line="560" w:lineRule="exact"/>
               <w:jc w:val="center"/>
-              <w:textAlignment w:val="center"/>
+              <w:textAlignment w:val="baseline"/>
               <w:rPr>
                 <w:rFonts w:ascii="Times New Roman" w:hAnsi="Times New Roman"/>
                 <w:kern w:val="0"/>
@@ -653,7 +653,7 @@
               <w:snapToGrid w:val="0"/>
               <w:spacing w:line="560" w:lineRule="exact"/>
               <w:jc w:val="center"/>
-              <w:textAlignment w:val="center"/>
+              <w:textAlignment w:val="baseline"/>
               <w:rPr>
                 <w:rFonts w:ascii="Times New Roman" w:hAnsi="Times New Roman"/>
                 <w:kern w:val="0"/>
@@ -706,7 +706,7 @@
               <w:snapToGrid w:val="0"/>
               <w:spacing w:line="560" w:lineRule="exact"/>
               <w:jc w:val="center"/>
-              <w:textAlignment w:val="center"/>
+              <w:textAlignment w:val="baseline"/>
               <w:rPr>
                 <w:rFonts w:ascii="Times New Roman" w:hAnsi="Times New Roman"/>
                 <w:kern w:val="0"/>
@@ -748,7 +748,7 @@
               <w:snapToGrid w:val="0"/>
               <w:spacing w:line="560" w:lineRule="exact"/>
               <w:jc w:val="center"/>
-              <w:textAlignment w:val="center"/>
+              <w:textAlignment w:val="baseline"/>
               <w:rPr>
                 <w:rFonts w:ascii="Times New Roman" w:hAnsi="Times New Roman"/>
                 <w:kern w:val="0"/>
@@ -801,7 +801,7 @@
               <w:snapToGrid w:val="0"/>
               <w:spacing w:line="560" w:lineRule="exact"/>
               <w:jc w:val="center"/>
-              <w:textAlignment w:val="center"/>
+              <w:textAlignment w:val="baseline"/>
               <w:rPr>
                 <w:rFonts w:ascii="Times New Roman" w:hAnsi="Times New Roman"/>
                 <w:kern w:val="0"/>
@@ -843,7 +843,7 @@
               <w:snapToGrid w:val="0"/>
               <w:spacing w:line="560" w:lineRule="exact"/>
               <w:jc w:val="center"/>
-              <w:textAlignment w:val="center"/>
+              <w:textAlignment w:val="baseline"/>
               <w:rPr>
                 <w:rFonts w:ascii="Times New Roman" w:hAnsi="Times New Roman"/>
                 <w:kern w:val="0"/>
@@ -896,7 +896,7 @@
               <w:snapToGrid w:val="0"/>
               <w:spacing w:line="560" w:lineRule="exact"/>
               <w:jc w:val="center"/>
-              <w:textAlignment w:val="center"/>
+              <w:textAlignment w:val="baseline"/>
               <w:rPr>
                 <w:rFonts w:ascii="Times New Roman" w:hAnsi="Times New Roman"/>
                 <w:kern w:val="0"/>
@@ -938,7 +938,7 @@
               <w:snapToGrid w:val="0"/>
               <w:spacing w:line="560" w:lineRule="exact"/>
               <w:jc w:val="center"/>
-              <w:textAlignment w:val="center"/>
+              <w:textAlignment w:val="baseline"/>
               <w:rPr>
                 <w:rFonts w:ascii="Times New Roman" w:hAnsi="Times New Roman"/>
                 <w:kern w:val="0"/>
@@ -991,7 +991,7 @@
               <w:snapToGrid w:val="0"/>
               <w:spacing w:line="560" w:lineRule="exact"/>
               <w:jc w:val="center"/>
-              <w:textAlignment w:val="center"/>
+              <w:textAlignment w:val="baseline"/>
               <w:rPr>
                 <w:rFonts w:ascii="Times New Roman" w:hAnsi="Times New Roman"/>
                 <w:kern w:val="0"/>
@@ -1033,7 +1033,7 @@
               <w:snapToGrid w:val="0"/>
               <w:spacing w:line="560" w:lineRule="exact"/>
               <w:jc w:val="center"/>
-              <w:textAlignment w:val="center"/>
+              <w:textAlignment w:val="baseline"/>
               <w:rPr>
                 <w:rFonts w:ascii="Times New Roman" w:hAnsi="Times New Roman"/>
                 <w:kern w:val="0"/>
@@ -1068,7 +1068,7 @@
               <w:snapToGrid w:val="0"/>
               <w:spacing w:line="560" w:lineRule="exact"/>
               <w:jc w:val="center"/>
-              <w:textAlignment w:val="center"/>
+              <w:textAlignment w:val="baseline"/>
               <w:rPr>
                 <w:rFonts w:ascii="Times New Roman" w:hAnsi="Times New Roman"/>
                 <w:kern w:val="0"/>
@@ -1109,7 +1109,7 @@
               <w:adjustRightInd w:val="0"/>
               <w:snapToGrid w:val="0"/>
               <w:jc w:val="center"/>
-              <w:textAlignment w:val="center"/>
+              <w:textAlignment w:val="baseline"/>
               <w:rPr>
                 <w:rFonts w:ascii="Times New Roman" w:hAnsi="Times New Roman"/>
                 <w:kern w:val="0"/>
@@ -1162,7 +1162,7 @@
               <w:snapToGrid w:val="0"/>
               <w:spacing w:line="560" w:lineRule="exact"/>
               <w:jc w:val="center"/>
-              <w:textAlignment w:val="center"/>
+              <w:textAlignment w:val="baseline"/>
               <w:rPr>
                 <w:rFonts w:ascii="Times New Roman" w:hAnsi="Times New Roman"/>
                 <w:kern w:val="0"/>
@@ -1186,7 +1186,7 @@
     <w:p>
       <w:pPr>
         <w:jc w:val="center"/>
-        <w:textAlignment w:val="center"/>
+        <w:textAlignment w:val="baseline"/>
         <w:rPr>
           <w:rFonts w:ascii="Times New Roman" w:hAnsi="Times New Roman"/>
           <w:sz w:val="24"/>
@@ -1197,7 +1197,7 @@
       <w:pPr>
         <w:spacing w:line="320" w:lineRule="exact"/>
         <w:jc w:val="center"/>
-        <w:textAlignment w:val="center"/>
+        <w:textAlignment w:val="baseline"/>
         <w:rPr>
           <w:rFonts w:ascii="Times New Roman" w:hAnsi="Times New Roman"/>
           <w:sz w:val="28"/>
@@ -1209,7 +1209,7 @@
       <w:pPr>
         <w:spacing w:line="320" w:lineRule="exact"/>
         <w:jc w:val="center"/>
-        <w:textAlignment w:val="center"/>
+        <w:textAlignment w:val="baseline"/>
         <w:rPr>
           <w:rFonts w:ascii="Times New Roman" w:hAnsi="Times New Roman"/>
           <w:sz w:val="28"/>
@@ -1356,7 +1356,7 @@
     <w:p>
       <w:pPr>
         <w:spacing w:line="320" w:lineRule="exact"/>
-        <w:textAlignment w:val="center"/>
+        <w:textAlignment w:val="baseline"/>
         <w:rPr>
           <w:rFonts w:ascii="Times New Roman" w:hAnsi="Times New Roman"/>
           <w:sz w:val="28"/>
@@ -1367,7 +1367,7 @@
     <w:p>
       <w:pPr>
         <w:spacing w:line="320" w:lineRule="exact"/>
-        <w:textAlignment w:val="center"/>
+        <w:textAlignment w:val="baseline"/>
         <w:rPr>
           <w:rFonts w:ascii="Times New Roman" w:hAnsi="Times New Roman"/>
           <w:sz w:val="28"/>
@@ -1387,7 +1387,7 @@
     <w:p>
       <w:pPr>
         <w:jc w:val="center"/>
-        <w:textAlignment w:val="center"/>
+        <w:textAlignment w:val="baseline"/>
         <w:rPr>
           <w:rFonts w:ascii="Times New Roman" w:eastAsia="黑体" w:hAnsi="Times New Roman"/>
           <w:b/>
@@ -1444,7 +1444,7 @@
     </w:p>
     <w:p>
       <w:pPr>
-        <w:textAlignment w:val="center"/>
+        <w:textAlignment w:val="baseline"/>
         <w:rPr>
           <w:rFonts w:ascii="Times New Roman" w:hAnsi="Times New Roman"/>
           <w:sz w:val="30"/>
@@ -1455,7 +1455,7 @@
       <w:pPr>
         <w:spacing w:line="720" w:lineRule="auto"/>
         <w:ind w:firstLineChars="200" w:firstLine="600"/>
-        <w:textAlignment w:val="center"/>
+        <w:textAlignment w:val="baseline"/>
         <w:rPr>
           <w:rFonts w:ascii="Times New Roman" w:hAnsi="Times New Roman"/>
           <w:sz w:val="30"/>
@@ -1473,7 +1473,7 @@
       <w:pPr>
         <w:spacing w:line="720" w:lineRule="auto"/>
         <w:ind w:firstLineChars="200" w:firstLine="600"/>
-        <w:textAlignment w:val="center"/>
+        <w:textAlignment w:val="baseline"/>
         <w:rPr>
           <w:rFonts w:ascii="Times New Roman" w:hAnsi="Times New Roman"/>
           <w:sz w:val="30"/>
@@ -1491,7 +1491,7 @@
       <w:pPr>
         <w:spacing w:line="720" w:lineRule="auto"/>
         <w:ind w:firstLineChars="200" w:firstLine="600"/>
-        <w:textAlignment w:val="center"/>
+        <w:textAlignment w:val="baseline"/>
         <w:rPr>
           <w:rFonts w:ascii="Times New Roman" w:hAnsi="Times New Roman"/>
           <w:sz w:val="30"/>
@@ -1508,7 +1508,7 @@
     <w:p>
       <w:pPr>
         <w:spacing w:line="720" w:lineRule="auto"/>
-        <w:textAlignment w:val="center"/>
+        <w:textAlignment w:val="baseline"/>
         <w:rPr>
           <w:rFonts w:ascii="Times New Roman" w:hAnsi="Times New Roman"/>
           <w:sz w:val="30"/>
@@ -1519,7 +1519,7 @@
       <w:pPr>
         <w:spacing w:line="720" w:lineRule="auto"/>
         <w:ind w:firstLineChars="1100" w:firstLine="3300"/>
-        <w:textAlignment w:val="center"/>
+        <w:textAlignment w:val="baseline"/>
         <w:rPr>
           <w:rFonts w:ascii="Times New Roman" w:hAnsi="Times New Roman"/>
           <w:sz w:val="30"/>
@@ -1537,7 +1537,7 @@
       <w:pPr>
         <w:spacing w:line="720" w:lineRule="auto"/>
         <w:ind w:firstLineChars="1300" w:firstLine="3900"/>
-        <w:textAlignment w:val="center"/>
+        <w:textAlignment w:val="baseline"/>
         <w:rPr>
           <w:rFonts w:ascii="Times New Roman" w:eastAsia="仿宋" w:hAnsi="Times New Roman"/>
           <w:color w:val="333333"/>
@@ -1565,7 +1565,7 @@
     <w:p>
       <w:pPr>
         <w:spacing w:line="720" w:lineRule="auto"/>
-        <w:textAlignment w:val="center"/>
+        <w:textAlignment w:val="baseline"/>
         <w:rPr>
           <w:rFonts w:ascii="Times New Roman" w:eastAsia="仿宋" w:hAnsi="Times New Roman"/>
           <w:color w:val="333333"/>
@@ -1579,7 +1579,7 @@
       <w:pPr>
         <w:spacing w:line="720" w:lineRule="auto"/>
         <w:ind w:firstLineChars="1300" w:firstLine="3640"/>
-        <w:textAlignment w:val="center"/>
+        <w:textAlignment w:val="baseline"/>
         <w:rPr>
           <w:rFonts w:ascii="Times New Roman" w:eastAsia="仿宋" w:hAnsi="Times New Roman"/>
           <w:color w:val="333333"/>
@@ -1600,10 +1600,10 @@
     <w:p>
       <w:pPr>
         <w:pStyle w:val="af"/>
-        <w:textAlignment w:val="center"/>
+        <w:textAlignment w:val="baseline"/>
       </w:pPr>
       <w:bookmarkStart w:id="3" w:name="_Toc196141859"/>
-      <w:bookmarkStart w:id="4" w:name="_Toc196469793"/>
+      <w:bookmarkStart w:id="4" w:name="_Toc196896476"/>
       <w:r>
         <w:rPr>
           <w:rFonts w:hint="eastAsia"/>
@@ -1649,13 +1649,12 @@
       <w:r>
         <w:fldChar w:fldCharType="separate"/>
       </w:r>
-      <w:hyperlink w:anchor="_Toc196469793" w:history="1">
+      <w:hyperlink w:anchor="_Toc196896476" w:history="1">
         <w:r>
           <w:rPr>
             <w:rStyle w:val="a9"/>
             <w:noProof/>
-            <w:spacing w:val="360"/>
-            <w:fitText w:val="1280" w:id="-726933760"/>
+            <w:spacing w:val="320"/>
           </w:rPr>
           <w:t>目</w:t>
         </w:r>
@@ -1663,7 +1662,6 @@
           <w:rPr>
             <w:rStyle w:val="a9"/>
             <w:noProof/>
-            <w:fitText w:val="1280" w:id="-726933760"/>
           </w:rPr>
           <w:t>录</w:t>
         </w:r>
@@ -1686,7 +1684,7 @@
             <w:noProof/>
             <w:webHidden/>
           </w:rPr>
-          <w:instrText xml:space="preserve"> PAGEREF _Toc196469793 \h </w:instrText>
+          <w:instrText xml:space="preserve"> PAGEREF _Toc196896476 \h </w:instrText>
         </w:r>
         <w:r>
           <w:rPr>
@@ -1727,13 +1725,12 @@
           <w14:ligatures w14:val="standardContextual"/>
         </w:rPr>
       </w:pPr>
-      <w:hyperlink w:anchor="_Toc196469794" w:history="1">
+      <w:hyperlink w:anchor="_Toc196896477" w:history="1">
         <w:r>
           <w:rPr>
             <w:rStyle w:val="a9"/>
             <w:noProof/>
-            <w:spacing w:val="360"/>
-            <w:fitText w:val="1280" w:id="-726945024"/>
+            <w:spacing w:val="315"/>
           </w:rPr>
           <w:t>摘</w:t>
         </w:r>
@@ -1741,7 +1738,6 @@
           <w:rPr>
             <w:rStyle w:val="a9"/>
             <w:noProof/>
-            <w:fitText w:val="1280" w:id="-726945024"/>
           </w:rPr>
           <w:t>要</w:t>
         </w:r>
@@ -1764,7 +1760,7 @@
             <w:noProof/>
             <w:webHidden/>
           </w:rPr>
-          <w:instrText xml:space="preserve"> PAGEREF _Toc196469794 \h </w:instrText>
+          <w:instrText xml:space="preserve"> PAGEREF _Toc196896477 \h </w:instrText>
         </w:r>
         <w:r>
           <w:rPr>
@@ -1805,13 +1801,12 @@
           <w14:ligatures w14:val="standardContextual"/>
         </w:rPr>
       </w:pPr>
-      <w:hyperlink w:anchor="_Toc196469795" w:history="1">
+      <w:hyperlink w:anchor="_Toc196896478" w:history="1">
         <w:r>
           <w:rPr>
             <w:rStyle w:val="a9"/>
             <w:noProof/>
-            <w:spacing w:val="47"/>
-            <w:fitText w:val="1280" w:id="-726939392"/>
+            <w:spacing w:val="27"/>
           </w:rPr>
           <w:t>Abstrac</w:t>
         </w:r>
@@ -1819,8 +1814,7 @@
           <w:rPr>
             <w:rStyle w:val="a9"/>
             <w:noProof/>
-            <w:spacing w:val="3"/>
-            <w:fitText w:val="1280" w:id="-726939392"/>
+            <w:spacing w:val="7"/>
           </w:rPr>
           <w:t>t</w:t>
         </w:r>
@@ -1843,7 +1837,7 @@
             <w:noProof/>
             <w:webHidden/>
           </w:rPr>
-          <w:instrText xml:space="preserve"> PAGEREF _Toc196469795 \h </w:instrText>
+          <w:instrText xml:space="preserve"> PAGEREF _Toc196896478 \h </w:instrText>
         </w:r>
         <w:r>
           <w:rPr>
@@ -1887,7 +1881,7 @@
           <w14:ligatures w14:val="standardContextual"/>
         </w:rPr>
       </w:pPr>
-      <w:hyperlink w:anchor="_Toc196469796" w:history="1">
+      <w:hyperlink w:anchor="_Toc196896479" w:history="1">
         <w:r>
           <w:rPr>
             <w:rStyle w:val="a9"/>
@@ -1930,7 +1924,7 @@
             <w:noProof/>
             <w:webHidden/>
           </w:rPr>
-          <w:instrText xml:space="preserve"> PAGEREF _Toc196469796 \h </w:instrText>
+          <w:instrText xml:space="preserve"> PAGEREF _Toc196896479 \h </w:instrText>
         </w:r>
         <w:r>
           <w:rPr>
@@ -1964,10 +1958,6 @@
     <w:p>
       <w:pPr>
         <w:pStyle w:val="TOC2"/>
-        <w:tabs>
-          <w:tab w:val="left" w:pos="660"/>
-          <w:tab w:val="right" w:leader="dot" w:pos="9231"/>
-        </w:tabs>
         <w:rPr>
           <w:rFonts w:asciiTheme="minorHAnsi" w:eastAsiaTheme="minorEastAsia" w:hAnsiTheme="minorHAnsi" w:cstheme="minorBidi"/>
           <w:noProof/>
@@ -1975,7 +1965,7 @@
           <w14:ligatures w14:val="standardContextual"/>
         </w:rPr>
       </w:pPr>
-      <w:hyperlink w:anchor="_Toc196469797" w:history="1">
+      <w:hyperlink w:anchor="_Toc196896480" w:history="1">
         <w:r>
           <w:rPr>
             <w:rStyle w:val="a9"/>
@@ -2018,7 +2008,7 @@
             <w:noProof/>
             <w:webHidden/>
           </w:rPr>
-          <w:instrText xml:space="preserve"> PAGEREF _Toc196469797 \h </w:instrText>
+          <w:instrText xml:space="preserve"> PAGEREF _Toc196896480 \h </w:instrText>
         </w:r>
         <w:r>
           <w:rPr>
@@ -2063,7 +2053,7 @@
           <w14:ligatures w14:val="standardContextual"/>
         </w:rPr>
       </w:pPr>
-      <w:hyperlink w:anchor="_Toc196469798" w:history="1">
+      <w:hyperlink w:anchor="_Toc196896481" w:history="1">
         <w:r>
           <w:rPr>
             <w:rStyle w:val="a9"/>
@@ -2106,7 +2096,7 @@
             <w:noProof/>
             <w:webHidden/>
           </w:rPr>
-          <w:instrText xml:space="preserve"> PAGEREF _Toc196469798 \h </w:instrText>
+          <w:instrText xml:space="preserve"> PAGEREF _Toc196896481 \h </w:instrText>
         </w:r>
         <w:r>
           <w:rPr>
@@ -2151,7 +2141,7 @@
           <w14:ligatures w14:val="standardContextual"/>
         </w:rPr>
       </w:pPr>
-      <w:hyperlink w:anchor="_Toc196469799" w:history="1">
+      <w:hyperlink w:anchor="_Toc196896482" w:history="1">
         <w:r>
           <w:rPr>
             <w:rStyle w:val="a9"/>
@@ -2194,7 +2184,7 @@
             <w:noProof/>
             <w:webHidden/>
           </w:rPr>
-          <w:instrText xml:space="preserve"> PAGEREF _Toc196469799 \h </w:instrText>
+          <w:instrText xml:space="preserve"> PAGEREF _Toc196896482 \h </w:instrText>
         </w:r>
         <w:r>
           <w:rPr>
@@ -2228,10 +2218,6 @@
     <w:p>
       <w:pPr>
         <w:pStyle w:val="TOC2"/>
-        <w:tabs>
-          <w:tab w:val="left" w:pos="660"/>
-          <w:tab w:val="right" w:leader="dot" w:pos="9231"/>
-        </w:tabs>
         <w:rPr>
           <w:rFonts w:asciiTheme="minorHAnsi" w:eastAsiaTheme="minorEastAsia" w:hAnsiTheme="minorHAnsi" w:cstheme="minorBidi"/>
           <w:noProof/>
@@ -2239,7 +2225,7 @@
           <w14:ligatures w14:val="standardContextual"/>
         </w:rPr>
       </w:pPr>
-      <w:hyperlink w:anchor="_Toc196469800" w:history="1">
+      <w:hyperlink w:anchor="_Toc196896483" w:history="1">
         <w:r>
           <w:rPr>
             <w:rStyle w:val="a9"/>
@@ -2282,7 +2268,7 @@
             <w:noProof/>
             <w:webHidden/>
           </w:rPr>
-          <w:instrText xml:space="preserve"> PAGEREF _Toc196469800 \h </w:instrText>
+          <w:instrText xml:space="preserve"> PAGEREF _Toc196896483 \h </w:instrText>
         </w:r>
         <w:r>
           <w:rPr>
@@ -2327,7 +2313,7 @@
           <w14:ligatures w14:val="standardContextual"/>
         </w:rPr>
       </w:pPr>
-      <w:hyperlink w:anchor="_Toc196469801" w:history="1">
+      <w:hyperlink w:anchor="_Toc196896484" w:history="1">
         <w:r>
           <w:rPr>
             <w:rStyle w:val="a9"/>
@@ -2370,7 +2356,7 @@
             <w:noProof/>
             <w:webHidden/>
           </w:rPr>
-          <w:instrText xml:space="preserve"> PAGEREF _Toc196469801 \h </w:instrText>
+          <w:instrText xml:space="preserve"> PAGEREF _Toc196896484 \h </w:instrText>
         </w:r>
         <w:r>
           <w:rPr>
@@ -2415,7 +2401,7 @@
           <w14:ligatures w14:val="standardContextual"/>
         </w:rPr>
       </w:pPr>
-      <w:hyperlink w:anchor="_Toc196469802" w:history="1">
+      <w:hyperlink w:anchor="_Toc196896485" w:history="1">
         <w:r>
           <w:rPr>
             <w:rStyle w:val="a9"/>
@@ -2458,7 +2444,7 @@
             <w:noProof/>
             <w:webHidden/>
           </w:rPr>
-          <w:instrText xml:space="preserve"> PAGEREF _Toc196469802 \h </w:instrText>
+          <w:instrText xml:space="preserve"> PAGEREF _Toc196896485 \h </w:instrText>
         </w:r>
         <w:r>
           <w:rPr>
@@ -2492,10 +2478,6 @@
     <w:p>
       <w:pPr>
         <w:pStyle w:val="TOC2"/>
-        <w:tabs>
-          <w:tab w:val="left" w:pos="660"/>
-          <w:tab w:val="right" w:leader="dot" w:pos="9231"/>
-        </w:tabs>
         <w:rPr>
           <w:rFonts w:asciiTheme="minorHAnsi" w:eastAsiaTheme="minorEastAsia" w:hAnsiTheme="minorHAnsi" w:cstheme="minorBidi"/>
           <w:noProof/>
@@ -2503,7 +2485,7 @@
           <w14:ligatures w14:val="standardContextual"/>
         </w:rPr>
       </w:pPr>
-      <w:hyperlink w:anchor="_Toc196469803" w:history="1">
+      <w:hyperlink w:anchor="_Toc196896486" w:history="1">
         <w:r>
           <w:rPr>
             <w:rStyle w:val="a9"/>
@@ -2546,7 +2528,7 @@
             <w:noProof/>
             <w:webHidden/>
           </w:rPr>
-          <w:instrText xml:space="preserve"> PAGEREF _Toc196469803 \h </w:instrText>
+          <w:instrText xml:space="preserve"> PAGEREF _Toc196896486 \h </w:instrText>
         </w:r>
         <w:r>
           <w:rPr>
@@ -2580,10 +2562,6 @@
     <w:p>
       <w:pPr>
         <w:pStyle w:val="TOC2"/>
-        <w:tabs>
-          <w:tab w:val="left" w:pos="660"/>
-          <w:tab w:val="right" w:leader="dot" w:pos="9231"/>
-        </w:tabs>
         <w:rPr>
           <w:rFonts w:asciiTheme="minorHAnsi" w:eastAsiaTheme="minorEastAsia" w:hAnsiTheme="minorHAnsi" w:cstheme="minorBidi"/>
           <w:noProof/>
@@ -2591,7 +2569,7 @@
           <w14:ligatures w14:val="standardContextual"/>
         </w:rPr>
       </w:pPr>
-      <w:hyperlink w:anchor="_Toc196469804" w:history="1">
+      <w:hyperlink w:anchor="_Toc196896487" w:history="1">
         <w:r>
           <w:rPr>
             <w:rStyle w:val="a9"/>
@@ -2634,7 +2612,7 @@
             <w:noProof/>
             <w:webHidden/>
           </w:rPr>
-          <w:instrText xml:space="preserve"> PAGEREF _Toc196469804 \h </w:instrText>
+          <w:instrText xml:space="preserve"> PAGEREF _Toc196896487 \h </w:instrText>
         </w:r>
         <w:r>
           <w:rPr>
@@ -2678,7 +2656,7 @@
           <w14:ligatures w14:val="standardContextual"/>
         </w:rPr>
       </w:pPr>
-      <w:hyperlink w:anchor="_Toc196469805" w:history="1">
+      <w:hyperlink w:anchor="_Toc196896488" w:history="1">
         <w:r>
           <w:rPr>
             <w:rStyle w:val="a9"/>
@@ -2721,7 +2699,7 @@
             <w:noProof/>
             <w:webHidden/>
           </w:rPr>
-          <w:instrText xml:space="preserve"> PAGEREF _Toc196469805 \h </w:instrText>
+          <w:instrText xml:space="preserve"> PAGEREF _Toc196896488 \h </w:instrText>
         </w:r>
         <w:r>
           <w:rPr>
@@ -2755,10 +2733,6 @@
     <w:p>
       <w:pPr>
         <w:pStyle w:val="TOC2"/>
-        <w:tabs>
-          <w:tab w:val="left" w:pos="660"/>
-          <w:tab w:val="right" w:leader="dot" w:pos="9231"/>
-        </w:tabs>
         <w:rPr>
           <w:rFonts w:asciiTheme="minorHAnsi" w:eastAsiaTheme="minorEastAsia" w:hAnsiTheme="minorHAnsi" w:cstheme="minorBidi"/>
           <w:noProof/>
@@ -2766,7 +2740,7 @@
           <w14:ligatures w14:val="standardContextual"/>
         </w:rPr>
       </w:pPr>
-      <w:hyperlink w:anchor="_Toc196469806" w:history="1">
+      <w:hyperlink w:anchor="_Toc196896489" w:history="1">
         <w:r>
           <w:rPr>
             <w:rStyle w:val="a9"/>
@@ -2809,7 +2783,7 @@
             <w:noProof/>
             <w:webHidden/>
           </w:rPr>
-          <w:instrText xml:space="preserve"> PAGEREF _Toc196469806 \h </w:instrText>
+          <w:instrText xml:space="preserve"> PAGEREF _Toc196896489 \h </w:instrText>
         </w:r>
         <w:r>
           <w:rPr>
@@ -2854,7 +2828,7 @@
           <w14:ligatures w14:val="standardContextual"/>
         </w:rPr>
       </w:pPr>
-      <w:hyperlink w:anchor="_Toc196469807" w:history="1">
+      <w:hyperlink w:anchor="_Toc196896490" w:history="1">
         <w:r>
           <w:rPr>
             <w:rStyle w:val="a9"/>
@@ -2897,7 +2871,7 @@
             <w:noProof/>
             <w:webHidden/>
           </w:rPr>
-          <w:instrText xml:space="preserve"> PAGEREF _Toc196469807 \h </w:instrText>
+          <w:instrText xml:space="preserve"> PAGEREF _Toc196896490 \h </w:instrText>
         </w:r>
         <w:r>
           <w:rPr>
@@ -2942,7 +2916,7 @@
           <w14:ligatures w14:val="standardContextual"/>
         </w:rPr>
       </w:pPr>
-      <w:hyperlink w:anchor="_Toc196469808" w:history="1">
+      <w:hyperlink w:anchor="_Toc196896491" w:history="1">
         <w:r>
           <w:rPr>
             <w:rStyle w:val="a9"/>
@@ -2985,7 +2959,7 @@
             <w:noProof/>
             <w:webHidden/>
           </w:rPr>
-          <w:instrText xml:space="preserve"> PAGEREF _Toc196469808 \h </w:instrText>
+          <w:instrText xml:space="preserve"> PAGEREF _Toc196896491 \h </w:instrText>
         </w:r>
         <w:r>
           <w:rPr>
@@ -3030,7 +3004,7 @@
           <w14:ligatures w14:val="standardContextual"/>
         </w:rPr>
       </w:pPr>
-      <w:hyperlink w:anchor="_Toc196469809" w:history="1">
+      <w:hyperlink w:anchor="_Toc196896492" w:history="1">
         <w:r>
           <w:rPr>
             <w:rStyle w:val="a9"/>
@@ -3073,7 +3047,7 @@
             <w:noProof/>
             <w:webHidden/>
           </w:rPr>
-          <w:instrText xml:space="preserve"> PAGEREF _Toc196469809 \h </w:instrText>
+          <w:instrText xml:space="preserve"> PAGEREF _Toc196896492 \h </w:instrText>
         </w:r>
         <w:r>
           <w:rPr>
@@ -3107,10 +3081,6 @@
     <w:p>
       <w:pPr>
         <w:pStyle w:val="TOC2"/>
-        <w:tabs>
-          <w:tab w:val="left" w:pos="660"/>
-          <w:tab w:val="right" w:leader="dot" w:pos="9231"/>
-        </w:tabs>
         <w:rPr>
           <w:rFonts w:asciiTheme="minorHAnsi" w:eastAsiaTheme="minorEastAsia" w:hAnsiTheme="minorHAnsi" w:cstheme="minorBidi"/>
           <w:noProof/>
@@ -3118,7 +3088,7 @@
           <w14:ligatures w14:val="standardContextual"/>
         </w:rPr>
       </w:pPr>
-      <w:hyperlink w:anchor="_Toc196469810" w:history="1">
+      <w:hyperlink w:anchor="_Toc196896493" w:history="1">
         <w:r>
           <w:rPr>
             <w:rStyle w:val="a9"/>
@@ -3175,7 +3145,7 @@
             <w:noProof/>
             <w:webHidden/>
           </w:rPr>
-          <w:instrText xml:space="preserve"> PAGEREF _Toc196469810 \h </w:instrText>
+          <w:instrText xml:space="preserve"> PAGEREF _Toc196896493 \h </w:instrText>
         </w:r>
         <w:r>
           <w:rPr>
@@ -3220,7 +3190,7 @@
           <w14:ligatures w14:val="standardContextual"/>
         </w:rPr>
       </w:pPr>
-      <w:hyperlink w:anchor="_Toc196469811" w:history="1">
+      <w:hyperlink w:anchor="_Toc196896494" w:history="1">
         <w:r>
           <w:rPr>
             <w:rStyle w:val="a9"/>
@@ -3284,7 +3254,7 @@
             <w:noProof/>
             <w:webHidden/>
           </w:rPr>
-          <w:instrText xml:space="preserve"> PAGEREF _Toc196469811 \h </w:instrText>
+          <w:instrText xml:space="preserve"> PAGEREF _Toc196896494 \h </w:instrText>
         </w:r>
         <w:r>
           <w:rPr>
@@ -3329,7 +3299,7 @@
           <w14:ligatures w14:val="standardContextual"/>
         </w:rPr>
       </w:pPr>
-      <w:hyperlink w:anchor="_Toc196469812" w:history="1">
+      <w:hyperlink w:anchor="_Toc196896495" w:history="1">
         <w:r>
           <w:rPr>
             <w:rStyle w:val="a9"/>
@@ -3393,7 +3363,7 @@
             <w:noProof/>
             <w:webHidden/>
           </w:rPr>
-          <w:instrText xml:space="preserve"> PAGEREF _Toc196469812 \h </w:instrText>
+          <w:instrText xml:space="preserve"> PAGEREF _Toc196896495 \h </w:instrText>
         </w:r>
         <w:r>
           <w:rPr>
@@ -3438,7 +3408,7 @@
           <w14:ligatures w14:val="standardContextual"/>
         </w:rPr>
       </w:pPr>
-      <w:hyperlink w:anchor="_Toc196469813" w:history="1">
+      <w:hyperlink w:anchor="_Toc196896496" w:history="1">
         <w:r>
           <w:rPr>
             <w:rStyle w:val="a9"/>
@@ -3502,7 +3472,7 @@
             <w:noProof/>
             <w:webHidden/>
           </w:rPr>
-          <w:instrText xml:space="preserve"> PAGEREF _Toc196469813 \h </w:instrText>
+          <w:instrText xml:space="preserve"> PAGEREF _Toc196896496 \h </w:instrText>
         </w:r>
         <w:r>
           <w:rPr>
@@ -3536,10 +3506,6 @@
     <w:p>
       <w:pPr>
         <w:pStyle w:val="TOC2"/>
-        <w:tabs>
-          <w:tab w:val="left" w:pos="660"/>
-          <w:tab w:val="right" w:leader="dot" w:pos="9231"/>
-        </w:tabs>
         <w:rPr>
           <w:rFonts w:asciiTheme="minorHAnsi" w:eastAsiaTheme="minorEastAsia" w:hAnsiTheme="minorHAnsi" w:cstheme="minorBidi"/>
           <w:noProof/>
@@ -3547,7 +3513,7 @@
           <w14:ligatures w14:val="standardContextual"/>
         </w:rPr>
       </w:pPr>
-      <w:hyperlink w:anchor="_Toc196469814" w:history="1">
+      <w:hyperlink w:anchor="_Toc196896497" w:history="1">
         <w:r>
           <w:rPr>
             <w:rStyle w:val="a9"/>
@@ -3569,21 +3535,35 @@
             <w:rStyle w:val="a9"/>
             <w:noProof/>
           </w:rPr>
-          <w:t>因果网络熵方法在</w:t>
+          <w:t>因果网络熵在</w:t>
         </w:r>
         <w:r>
           <w:rPr>
             <w:rStyle w:val="a9"/>
             <w:noProof/>
           </w:rPr>
-          <w:t>EPCD</w:t>
+          <w:t>TCGA-READ</w:t>
         </w:r>
         <w:r>
           <w:rPr>
             <w:rStyle w:val="a9"/>
             <w:noProof/>
           </w:rPr>
-          <w:t>上应用</w:t>
+          <w:t>以及</w:t>
+        </w:r>
+        <w:r>
+          <w:rPr>
+            <w:rStyle w:val="a9"/>
+            <w:noProof/>
+          </w:rPr>
+          <w:t>TCGA-COAD</w:t>
+        </w:r>
+        <w:r>
+          <w:rPr>
+            <w:rStyle w:val="a9"/>
+            <w:noProof/>
+          </w:rPr>
+          <w:t>上的应用</w:t>
         </w:r>
         <w:r>
           <w:rPr>
@@ -3604,7 +3584,7 @@
             <w:noProof/>
             <w:webHidden/>
           </w:rPr>
-          <w:instrText xml:space="preserve"> PAGEREF _Toc196469814 \h </w:instrText>
+          <w:instrText xml:space="preserve"> PAGEREF _Toc196896497 \h </w:instrText>
         </w:r>
         <w:r>
           <w:rPr>
@@ -3649,7 +3629,7 @@
           <w14:ligatures w14:val="standardContextual"/>
         </w:rPr>
       </w:pPr>
-      <w:hyperlink w:anchor="_Toc196469815" w:history="1">
+      <w:hyperlink w:anchor="_Toc196896498" w:history="1">
         <w:r>
           <w:rPr>
             <w:rStyle w:val="a9"/>
@@ -3671,28 +3651,14 @@
             <w:rStyle w:val="a9"/>
             <w:noProof/>
           </w:rPr>
-          <w:t>EPCD</w:t>
+          <w:t>TCGA-READ</w:t>
         </w:r>
         <w:r>
           <w:rPr>
             <w:rStyle w:val="a9"/>
             <w:noProof/>
           </w:rPr>
-          <w:t>数据</w:t>
-        </w:r>
-        <w:r>
-          <w:rPr>
-            <w:rStyle w:val="a9"/>
-            <w:noProof/>
-          </w:rPr>
-          <w:t>GSE161277</w:t>
-        </w:r>
-        <w:r>
-          <w:rPr>
-            <w:rStyle w:val="a9"/>
-            <w:noProof/>
-          </w:rPr>
-          <w:t>的基本情况</w:t>
+          <w:t>数据的基本情况</w:t>
         </w:r>
         <w:r>
           <w:rPr>
@@ -3713,7 +3679,7 @@
             <w:noProof/>
             <w:webHidden/>
           </w:rPr>
-          <w:instrText xml:space="preserve"> PAGEREF _Toc196469815 \h </w:instrText>
+          <w:instrText xml:space="preserve"> PAGEREF _Toc196896498 \h </w:instrText>
         </w:r>
         <w:r>
           <w:rPr>
@@ -3758,7 +3724,7 @@
           <w14:ligatures w14:val="standardContextual"/>
         </w:rPr>
       </w:pPr>
-      <w:hyperlink w:anchor="_Toc196469816" w:history="1">
+      <w:hyperlink w:anchor="_Toc196896499" w:history="1">
         <w:r>
           <w:rPr>
             <w:rStyle w:val="a9"/>
@@ -3780,28 +3746,14 @@
             <w:rStyle w:val="a9"/>
             <w:noProof/>
           </w:rPr>
-          <w:t>EPCD</w:t>
+          <w:t>TCGA-COAD</w:t>
         </w:r>
         <w:r>
           <w:rPr>
             <w:rStyle w:val="a9"/>
             <w:noProof/>
           </w:rPr>
-          <w:t>数据</w:t>
-        </w:r>
-        <w:r>
-          <w:rPr>
-            <w:rStyle w:val="a9"/>
-            <w:noProof/>
-          </w:rPr>
-          <w:t>GSE161277</w:t>
-        </w:r>
-        <w:r>
-          <w:rPr>
-            <w:rStyle w:val="a9"/>
-            <w:noProof/>
-          </w:rPr>
-          <w:t>的分析设计</w:t>
+          <w:t>数据的基本情况</w:t>
         </w:r>
         <w:r>
           <w:rPr>
@@ -3822,7 +3774,7 @@
             <w:noProof/>
             <w:webHidden/>
           </w:rPr>
-          <w:instrText xml:space="preserve"> PAGEREF _Toc196469816 \h </w:instrText>
+          <w:instrText xml:space="preserve"> PAGEREF _Toc196896499 \h </w:instrText>
         </w:r>
         <w:r>
           <w:rPr>
@@ -3867,7 +3819,7 @@
           <w14:ligatures w14:val="standardContextual"/>
         </w:rPr>
       </w:pPr>
-      <w:hyperlink w:anchor="_Toc196469817" w:history="1">
+      <w:hyperlink w:anchor="_Toc196896500" w:history="1">
         <w:r>
           <w:rPr>
             <w:rStyle w:val="a9"/>
@@ -3889,21 +3841,21 @@
             <w:rStyle w:val="a9"/>
             <w:noProof/>
           </w:rPr>
-          <w:t>EPCD</w:t>
+          <w:t>TCGA-READ</w:t>
         </w:r>
         <w:r>
           <w:rPr>
             <w:rStyle w:val="a9"/>
             <w:noProof/>
           </w:rPr>
-          <w:t>数据</w:t>
+          <w:t>与</w:t>
         </w:r>
         <w:r>
           <w:rPr>
             <w:rStyle w:val="a9"/>
             <w:noProof/>
           </w:rPr>
-          <w:t>GSE161277</w:t>
+          <w:t>TCGA-COAD</w:t>
         </w:r>
         <w:r>
           <w:rPr>
@@ -3931,123 +3883,7 @@
             <w:noProof/>
             <w:webHidden/>
           </w:rPr>
-          <w:instrText xml:space="preserve"> PAGEREF _Toc196469817 \h </w:instrText>
-        </w:r>
-        <w:r>
-          <w:rPr>
-            <w:noProof/>
-            <w:webHidden/>
-          </w:rPr>
-        </w:r>
-        <w:r>
-          <w:rPr>
-            <w:noProof/>
-            <w:webHidden/>
-          </w:rPr>
-          <w:fldChar w:fldCharType="separate"/>
-        </w:r>
-        <w:r>
-          <w:rPr>
-            <w:noProof/>
-            <w:webHidden/>
-          </w:rPr>
-          <w:t>6</w:t>
-        </w:r>
-        <w:r>
-          <w:rPr>
-            <w:noProof/>
-            <w:webHidden/>
-          </w:rPr>
-          <w:fldChar w:fldCharType="end"/>
-        </w:r>
-      </w:hyperlink>
-    </w:p>
-    <w:p>
-      <w:pPr>
-        <w:pStyle w:val="TOC2"/>
-        <w:tabs>
-          <w:tab w:val="left" w:pos="660"/>
-          <w:tab w:val="right" w:leader="dot" w:pos="9231"/>
-        </w:tabs>
-        <w:rPr>
-          <w:rFonts w:asciiTheme="minorHAnsi" w:eastAsiaTheme="minorEastAsia" w:hAnsiTheme="minorHAnsi" w:cstheme="minorBidi"/>
-          <w:noProof/>
-          <w:sz w:val="22"/>
-          <w14:ligatures w14:val="standardContextual"/>
-        </w:rPr>
-      </w:pPr>
-      <w:hyperlink w:anchor="_Toc196469818" w:history="1">
-        <w:r>
-          <w:rPr>
-            <w:rStyle w:val="a9"/>
-            <w:noProof/>
-          </w:rPr>
-          <w:t>2.4</w:t>
-        </w:r>
-        <w:r>
-          <w:rPr>
-            <w:rFonts w:asciiTheme="minorHAnsi" w:eastAsiaTheme="minorEastAsia" w:hAnsiTheme="minorHAnsi" w:cstheme="minorBidi"/>
-            <w:noProof/>
-            <w:sz w:val="22"/>
-            <w14:ligatures w14:val="standardContextual"/>
-          </w:rPr>
-          <w:tab/>
-        </w:r>
-        <w:r>
-          <w:rPr>
-            <w:rStyle w:val="a9"/>
-            <w:noProof/>
-          </w:rPr>
-          <w:t>因果网络熵在</w:t>
-        </w:r>
-        <w:r>
-          <w:rPr>
-            <w:rStyle w:val="a9"/>
-            <w:noProof/>
-          </w:rPr>
-          <w:t>TCGA-COAD</w:t>
-        </w:r>
-        <w:r>
-          <w:rPr>
-            <w:rStyle w:val="a9"/>
-            <w:noProof/>
-          </w:rPr>
-          <w:t>以及</w:t>
-        </w:r>
-        <w:r>
-          <w:rPr>
-            <w:rStyle w:val="a9"/>
-            <w:noProof/>
-          </w:rPr>
-          <w:t>TCGA-READ</w:t>
-        </w:r>
-        <w:r>
-          <w:rPr>
-            <w:rStyle w:val="a9"/>
-            <w:noProof/>
-          </w:rPr>
-          <w:t>上的应用</w:t>
-        </w:r>
-        <w:r>
-          <w:rPr>
-            <w:noProof/>
-            <w:webHidden/>
-          </w:rPr>
-          <w:tab/>
-        </w:r>
-        <w:r>
-          <w:rPr>
-            <w:noProof/>
-            <w:webHidden/>
-          </w:rPr>
-          <w:fldChar w:fldCharType="begin"/>
-        </w:r>
-        <w:r>
-          <w:rPr>
-            <w:noProof/>
-            <w:webHidden/>
-          </w:rPr>
-          <w:instrText xml:space="preserve"> PAGEREF _Toc196469818 \h </w:instrText>
+          <w:instrText xml:space="preserve"> PAGEREF _Toc196896500 \h </w:instrText>
         </w:r>
         <w:r>
           <w:rPr>
@@ -4092,13 +3928,13 @@
           <w14:ligatures w14:val="standardContextual"/>
         </w:rPr>
       </w:pPr>
-      <w:hyperlink w:anchor="_Toc196469819" w:history="1">
+      <w:hyperlink w:anchor="_Toc196896501" w:history="1">
         <w:r>
           <w:rPr>
             <w:rStyle w:val="a9"/>
             <w:noProof/>
           </w:rPr>
-          <w:t>2.4.1</w:t>
+          <w:t>2.3.4</w:t>
         </w:r>
         <w:r>
           <w:rPr>
@@ -4114,6 +3950,20 @@
             <w:rStyle w:val="a9"/>
             <w:noProof/>
           </w:rPr>
+          <w:t>TCGA-READ</w:t>
+        </w:r>
+        <w:r>
+          <w:rPr>
+            <w:rStyle w:val="a9"/>
+            <w:noProof/>
+          </w:rPr>
+          <w:t>与</w:t>
+        </w:r>
+        <w:r>
+          <w:rPr>
+            <w:rStyle w:val="a9"/>
+            <w:noProof/>
+          </w:rPr>
           <w:t>TCGA-COAD</w:t>
         </w:r>
         <w:r>
@@ -4121,7 +3971,7 @@
             <w:rStyle w:val="a9"/>
             <w:noProof/>
           </w:rPr>
-          <w:t>数据的基本情况</w:t>
+          <w:t>的分析设计</w:t>
         </w:r>
         <w:r>
           <w:rPr>
@@ -4142,7 +3992,7 @@
             <w:noProof/>
             <w:webHidden/>
           </w:rPr>
-          <w:instrText xml:space="preserve"> PAGEREF _Toc196469819 \h </w:instrText>
+          <w:instrText xml:space="preserve"> PAGEREF _Toc196896501 \h </w:instrText>
         </w:r>
         <w:r>
           <w:rPr>
@@ -4163,6 +4013,177 @@
             <w:webHidden/>
           </w:rPr>
           <w:t>6</w:t>
+        </w:r>
+        <w:r>
+          <w:rPr>
+            <w:noProof/>
+            <w:webHidden/>
+          </w:rPr>
+          <w:fldChar w:fldCharType="end"/>
+        </w:r>
+      </w:hyperlink>
+    </w:p>
+    <w:p>
+      <w:pPr>
+        <w:pStyle w:val="TOC1"/>
+        <w:tabs>
+          <w:tab w:val="left" w:pos="1100"/>
+        </w:tabs>
+        <w:rPr>
+          <w:rFonts w:asciiTheme="minorHAnsi" w:eastAsiaTheme="minorEastAsia" w:hAnsiTheme="minorHAnsi" w:cstheme="minorBidi"/>
+          <w:noProof/>
+          <w:sz w:val="22"/>
+          <w14:ligatures w14:val="standardContextual"/>
+        </w:rPr>
+      </w:pPr>
+      <w:hyperlink w:anchor="_Toc196896502" w:history="1">
+        <w:r>
+          <w:rPr>
+            <w:rStyle w:val="a9"/>
+            <w:noProof/>
+          </w:rPr>
+          <w:t>第三章</w:t>
+        </w:r>
+        <w:r>
+          <w:rPr>
+            <w:rFonts w:asciiTheme="minorHAnsi" w:eastAsiaTheme="minorEastAsia" w:hAnsiTheme="minorHAnsi" w:cstheme="minorBidi"/>
+            <w:noProof/>
+            <w:sz w:val="22"/>
+            <w14:ligatures w14:val="standardContextual"/>
+          </w:rPr>
+          <w:tab/>
+        </w:r>
+        <w:r>
+          <w:rPr>
+            <w:rStyle w:val="a9"/>
+            <w:noProof/>
+          </w:rPr>
+          <w:t>结果与讨论</w:t>
+        </w:r>
+        <w:r>
+          <w:rPr>
+            <w:noProof/>
+            <w:webHidden/>
+          </w:rPr>
+          <w:tab/>
+        </w:r>
+        <w:r>
+          <w:rPr>
+            <w:noProof/>
+            <w:webHidden/>
+          </w:rPr>
+          <w:fldChar w:fldCharType="begin"/>
+        </w:r>
+        <w:r>
+          <w:rPr>
+            <w:noProof/>
+            <w:webHidden/>
+          </w:rPr>
+          <w:instrText xml:space="preserve"> PAGEREF _Toc196896502 \h </w:instrText>
+        </w:r>
+        <w:r>
+          <w:rPr>
+            <w:noProof/>
+            <w:webHidden/>
+          </w:rPr>
+        </w:r>
+        <w:r>
+          <w:rPr>
+            <w:noProof/>
+            <w:webHidden/>
+          </w:rPr>
+          <w:fldChar w:fldCharType="separate"/>
+        </w:r>
+        <w:r>
+          <w:rPr>
+            <w:noProof/>
+            <w:webHidden/>
+          </w:rPr>
+          <w:t>7</w:t>
+        </w:r>
+        <w:r>
+          <w:rPr>
+            <w:noProof/>
+            <w:webHidden/>
+          </w:rPr>
+          <w:fldChar w:fldCharType="end"/>
+        </w:r>
+      </w:hyperlink>
+    </w:p>
+    <w:p>
+      <w:pPr>
+        <w:pStyle w:val="TOC2"/>
+        <w:rPr>
+          <w:rFonts w:asciiTheme="minorHAnsi" w:eastAsiaTheme="minorEastAsia" w:hAnsiTheme="minorHAnsi" w:cstheme="minorBidi"/>
+          <w:noProof/>
+          <w:sz w:val="22"/>
+          <w14:ligatures w14:val="standardContextual"/>
+        </w:rPr>
+      </w:pPr>
+      <w:hyperlink w:anchor="_Toc196896503" w:history="1">
+        <w:r>
+          <w:rPr>
+            <w:rStyle w:val="a9"/>
+            <w:noProof/>
+          </w:rPr>
+          <w:t>3.1</w:t>
+        </w:r>
+        <w:r>
+          <w:rPr>
+            <w:rFonts w:asciiTheme="minorHAnsi" w:eastAsiaTheme="minorEastAsia" w:hAnsiTheme="minorHAnsi" w:cstheme="minorBidi"/>
+            <w:noProof/>
+            <w:sz w:val="22"/>
+            <w14:ligatures w14:val="standardContextual"/>
+          </w:rPr>
+          <w:tab/>
+        </w:r>
+        <w:r>
+          <w:rPr>
+            <w:rStyle w:val="a9"/>
+            <w:noProof/>
+          </w:rPr>
+          <w:t>基因调控网络数值模拟的因果网络熵分析结果</w:t>
+        </w:r>
+        <w:r>
+          <w:rPr>
+            <w:noProof/>
+            <w:webHidden/>
+          </w:rPr>
+          <w:tab/>
+        </w:r>
+        <w:r>
+          <w:rPr>
+            <w:noProof/>
+            <w:webHidden/>
+          </w:rPr>
+          <w:fldChar w:fldCharType="begin"/>
+        </w:r>
+        <w:r>
+          <w:rPr>
+            <w:noProof/>
+            <w:webHidden/>
+          </w:rPr>
+          <w:instrText xml:space="preserve"> PAGEREF _Toc196896503 \h </w:instrText>
+        </w:r>
+        <w:r>
+          <w:rPr>
+            <w:noProof/>
+            <w:webHidden/>
+          </w:rPr>
+        </w:r>
+        <w:r>
+          <w:rPr>
+            <w:noProof/>
+            <w:webHidden/>
+          </w:rPr>
+          <w:fldChar w:fldCharType="separate"/>
+        </w:r>
+        <w:r>
+          <w:rPr>
+            <w:noProof/>
+            <w:webHidden/>
+          </w:rPr>
+          <w:t>7</w:t>
         </w:r>
         <w:r>
           <w:rPr>
@@ -4187,13 +4208,13 @@
           <w14:ligatures w14:val="standardContextual"/>
         </w:rPr>
       </w:pPr>
-      <w:hyperlink w:anchor="_Toc196469820" w:history="1">
+      <w:hyperlink w:anchor="_Toc196896504" w:history="1">
         <w:r>
           <w:rPr>
             <w:rStyle w:val="a9"/>
             <w:noProof/>
           </w:rPr>
-          <w:t>2.4.2</w:t>
+          <w:t>3.1.1</w:t>
         </w:r>
         <w:r>
           <w:rPr>
@@ -4209,14 +4230,7 @@
             <w:rStyle w:val="a9"/>
             <w:noProof/>
           </w:rPr>
-          <w:t>TCGA-READ</w:t>
-        </w:r>
-        <w:r>
-          <w:rPr>
-            <w:rStyle w:val="a9"/>
-            <w:noProof/>
-          </w:rPr>
-          <w:t>数据的基本情况</w:t>
+          <w:t>基因调控网络的统计指标</w:t>
         </w:r>
         <w:r>
           <w:rPr>
@@ -4237,7 +4251,7 @@
             <w:noProof/>
             <w:webHidden/>
           </w:rPr>
-          <w:instrText xml:space="preserve"> PAGEREF _Toc196469820 \h </w:instrText>
+          <w:instrText xml:space="preserve"> PAGEREF _Toc196896504 \h </w:instrText>
         </w:r>
         <w:r>
           <w:rPr>
@@ -4257,7 +4271,7 @@
             <w:noProof/>
             <w:webHidden/>
           </w:rPr>
-          <w:t>6</w:t>
+          <w:t>7</w:t>
         </w:r>
         <w:r>
           <w:rPr>
@@ -4282,13 +4296,13 @@
           <w14:ligatures w14:val="standardContextual"/>
         </w:rPr>
       </w:pPr>
-      <w:hyperlink w:anchor="_Toc196469821" w:history="1">
+      <w:hyperlink w:anchor="_Toc196896505" w:history="1">
         <w:r>
           <w:rPr>
             <w:rStyle w:val="a9"/>
             <w:noProof/>
           </w:rPr>
-          <w:t>2.4.3</w:t>
+          <w:t>3.1.2</w:t>
         </w:r>
         <w:r>
           <w:rPr>
@@ -4304,28 +4318,7 @@
             <w:rStyle w:val="a9"/>
             <w:noProof/>
           </w:rPr>
-          <w:t>EPCD</w:t>
-        </w:r>
-        <w:r>
-          <w:rPr>
-            <w:rStyle w:val="a9"/>
-            <w:noProof/>
-          </w:rPr>
-          <w:t>数据</w:t>
-        </w:r>
-        <w:r>
-          <w:rPr>
-            <w:rStyle w:val="a9"/>
-            <w:noProof/>
-          </w:rPr>
-          <w:t>GSE161277</w:t>
-        </w:r>
-        <w:r>
-          <w:rPr>
-            <w:rStyle w:val="a9"/>
-            <w:noProof/>
-          </w:rPr>
-          <w:t>的分析目的</w:t>
+          <w:t>基因调控网络的因果强度指标</w:t>
         </w:r>
         <w:r>
           <w:rPr>
@@ -4346,182 +4339,7 @@
             <w:noProof/>
             <w:webHidden/>
           </w:rPr>
-          <w:instrText xml:space="preserve"> PAGEREF _Toc196469821 \h </w:instrText>
-        </w:r>
-        <w:r>
-          <w:rPr>
-            <w:noProof/>
-            <w:webHidden/>
-          </w:rPr>
-        </w:r>
-        <w:r>
-          <w:rPr>
-            <w:noProof/>
-            <w:webHidden/>
-          </w:rPr>
-          <w:fldChar w:fldCharType="separate"/>
-        </w:r>
-        <w:r>
-          <w:rPr>
-            <w:noProof/>
-            <w:webHidden/>
-          </w:rPr>
-          <w:t>6</w:t>
-        </w:r>
-        <w:r>
-          <w:rPr>
-            <w:noProof/>
-            <w:webHidden/>
-          </w:rPr>
-          <w:fldChar w:fldCharType="end"/>
-        </w:r>
-      </w:hyperlink>
-    </w:p>
-    <w:p>
-      <w:pPr>
-        <w:pStyle w:val="TOC1"/>
-        <w:tabs>
-          <w:tab w:val="left" w:pos="1100"/>
-        </w:tabs>
-        <w:rPr>
-          <w:rFonts w:asciiTheme="minorHAnsi" w:eastAsiaTheme="minorEastAsia" w:hAnsiTheme="minorHAnsi" w:cstheme="minorBidi"/>
-          <w:noProof/>
-          <w:sz w:val="22"/>
-          <w14:ligatures w14:val="standardContextual"/>
-        </w:rPr>
-      </w:pPr>
-      <w:hyperlink w:anchor="_Toc196469822" w:history="1">
-        <w:r>
-          <w:rPr>
-            <w:rStyle w:val="a9"/>
-            <w:noProof/>
-          </w:rPr>
-          <w:t>第三章</w:t>
-        </w:r>
-        <w:r>
-          <w:rPr>
-            <w:rFonts w:asciiTheme="minorHAnsi" w:eastAsiaTheme="minorEastAsia" w:hAnsiTheme="minorHAnsi" w:cstheme="minorBidi"/>
-            <w:noProof/>
-            <w:sz w:val="22"/>
-            <w14:ligatures w14:val="standardContextual"/>
-          </w:rPr>
-          <w:tab/>
-        </w:r>
-        <w:r>
-          <w:rPr>
-            <w:rStyle w:val="a9"/>
-            <w:noProof/>
-          </w:rPr>
-          <w:t>结果与讨论</w:t>
-        </w:r>
-        <w:r>
-          <w:rPr>
-            <w:noProof/>
-            <w:webHidden/>
-          </w:rPr>
-          <w:tab/>
-        </w:r>
-        <w:r>
-          <w:rPr>
-            <w:noProof/>
-            <w:webHidden/>
-          </w:rPr>
-          <w:fldChar w:fldCharType="begin"/>
-        </w:r>
-        <w:r>
-          <w:rPr>
-            <w:noProof/>
-            <w:webHidden/>
-          </w:rPr>
-          <w:instrText xml:space="preserve"> PAGEREF _Toc196469822 \h </w:instrText>
-        </w:r>
-        <w:r>
-          <w:rPr>
-            <w:noProof/>
-            <w:webHidden/>
-          </w:rPr>
-        </w:r>
-        <w:r>
-          <w:rPr>
-            <w:noProof/>
-            <w:webHidden/>
-          </w:rPr>
-          <w:fldChar w:fldCharType="separate"/>
-        </w:r>
-        <w:r>
-          <w:rPr>
-            <w:noProof/>
-            <w:webHidden/>
-          </w:rPr>
-          <w:t>7</w:t>
-        </w:r>
-        <w:r>
-          <w:rPr>
-            <w:noProof/>
-            <w:webHidden/>
-          </w:rPr>
-          <w:fldChar w:fldCharType="end"/>
-        </w:r>
-      </w:hyperlink>
-    </w:p>
-    <w:p>
-      <w:pPr>
-        <w:pStyle w:val="TOC2"/>
-        <w:tabs>
-          <w:tab w:val="left" w:pos="660"/>
-          <w:tab w:val="right" w:leader="dot" w:pos="9231"/>
-        </w:tabs>
-        <w:rPr>
-          <w:rFonts w:asciiTheme="minorHAnsi" w:eastAsiaTheme="minorEastAsia" w:hAnsiTheme="minorHAnsi" w:cstheme="minorBidi"/>
-          <w:noProof/>
-          <w:sz w:val="22"/>
-          <w14:ligatures w14:val="standardContextual"/>
-        </w:rPr>
-      </w:pPr>
-      <w:hyperlink w:anchor="_Toc196469823" w:history="1">
-        <w:r>
-          <w:rPr>
-            <w:rStyle w:val="a9"/>
-            <w:noProof/>
-          </w:rPr>
-          <w:t>3.1</w:t>
-        </w:r>
-        <w:r>
-          <w:rPr>
-            <w:rFonts w:asciiTheme="minorHAnsi" w:eastAsiaTheme="minorEastAsia" w:hAnsiTheme="minorHAnsi" w:cstheme="minorBidi"/>
-            <w:noProof/>
-            <w:sz w:val="22"/>
-            <w14:ligatures w14:val="standardContextual"/>
-          </w:rPr>
-          <w:tab/>
-        </w:r>
-        <w:r>
-          <w:rPr>
-            <w:rStyle w:val="a9"/>
-            <w:noProof/>
-          </w:rPr>
-          <w:t>基因调控网络数值模拟的因果网络熵分析结果</w:t>
-        </w:r>
-        <w:r>
-          <w:rPr>
-            <w:noProof/>
-            <w:webHidden/>
-          </w:rPr>
-          <w:tab/>
-        </w:r>
-        <w:r>
-          <w:rPr>
-            <w:noProof/>
-            <w:webHidden/>
-          </w:rPr>
-          <w:fldChar w:fldCharType="begin"/>
-        </w:r>
-        <w:r>
-          <w:rPr>
-            <w:noProof/>
-            <w:webHidden/>
-          </w:rPr>
-          <w:instrText xml:space="preserve"> PAGEREF _Toc196469823 \h </w:instrText>
+          <w:instrText xml:space="preserve"> PAGEREF _Toc196896505 \h </w:instrText>
         </w:r>
         <w:r>
           <w:rPr>
@@ -4566,13 +4384,13 @@
           <w14:ligatures w14:val="standardContextual"/>
         </w:rPr>
       </w:pPr>
-      <w:hyperlink w:anchor="_Toc196469824" w:history="1">
+      <w:hyperlink w:anchor="_Toc196896506" w:history="1">
         <w:r>
           <w:rPr>
             <w:rStyle w:val="a9"/>
             <w:noProof/>
           </w:rPr>
-          <w:t>3.1.1</w:t>
+          <w:t>3.1.3</w:t>
         </w:r>
         <w:r>
           <w:rPr>
@@ -4588,7 +4406,7 @@
             <w:rStyle w:val="a9"/>
             <w:noProof/>
           </w:rPr>
-          <w:t>基因调控网络的统计指标</w:t>
+          <w:t>基因调控网络的熵指标</w:t>
         </w:r>
         <w:r>
           <w:rPr>
@@ -4609,7 +4427,98 @@
             <w:noProof/>
             <w:webHidden/>
           </w:rPr>
-          <w:instrText xml:space="preserve"> PAGEREF _Toc196469824 \h </w:instrText>
+          <w:instrText xml:space="preserve"> PAGEREF _Toc196896506 \h </w:instrText>
+        </w:r>
+        <w:r>
+          <w:rPr>
+            <w:noProof/>
+            <w:webHidden/>
+          </w:rPr>
+        </w:r>
+        <w:r>
+          <w:rPr>
+            <w:noProof/>
+            <w:webHidden/>
+          </w:rPr>
+          <w:fldChar w:fldCharType="separate"/>
+        </w:r>
+        <w:r>
+          <w:rPr>
+            <w:noProof/>
+            <w:webHidden/>
+          </w:rPr>
+          <w:t>7</w:t>
+        </w:r>
+        <w:r>
+          <w:rPr>
+            <w:noProof/>
+            <w:webHidden/>
+          </w:rPr>
+          <w:fldChar w:fldCharType="end"/>
+        </w:r>
+      </w:hyperlink>
+    </w:p>
+    <w:p>
+      <w:pPr>
+        <w:pStyle w:val="TOC2"/>
+        <w:rPr>
+          <w:rFonts w:asciiTheme="minorHAnsi" w:eastAsiaTheme="minorEastAsia" w:hAnsiTheme="minorHAnsi" w:cstheme="minorBidi"/>
+          <w:noProof/>
+          <w:sz w:val="22"/>
+          <w14:ligatures w14:val="standardContextual"/>
+        </w:rPr>
+      </w:pPr>
+      <w:hyperlink w:anchor="_Toc196896507" w:history="1">
+        <w:r>
+          <w:rPr>
+            <w:rStyle w:val="a9"/>
+            <w:noProof/>
+          </w:rPr>
+          <w:t>3.2</w:t>
+        </w:r>
+        <w:r>
+          <w:rPr>
+            <w:rFonts w:asciiTheme="minorHAnsi" w:eastAsiaTheme="minorEastAsia" w:hAnsiTheme="minorHAnsi" w:cstheme="minorBidi"/>
+            <w:noProof/>
+            <w:sz w:val="22"/>
+            <w14:ligatures w14:val="standardContextual"/>
+          </w:rPr>
+          <w:tab/>
+        </w:r>
+        <w:r>
+          <w:rPr>
+            <w:rStyle w:val="a9"/>
+            <w:noProof/>
+          </w:rPr>
+          <w:t>H3N2</w:t>
+        </w:r>
+        <w:r>
+          <w:rPr>
+            <w:rStyle w:val="a9"/>
+            <w:noProof/>
+          </w:rPr>
+          <w:t>流感的因果网络熵分析结果</w:t>
+        </w:r>
+        <w:r>
+          <w:rPr>
+            <w:noProof/>
+            <w:webHidden/>
+          </w:rPr>
+          <w:tab/>
+        </w:r>
+        <w:r>
+          <w:rPr>
+            <w:noProof/>
+            <w:webHidden/>
+          </w:rPr>
+          <w:fldChar w:fldCharType="begin"/>
+        </w:r>
+        <w:r>
+          <w:rPr>
+            <w:noProof/>
+            <w:webHidden/>
+          </w:rPr>
+          <w:instrText xml:space="preserve"> PAGEREF _Toc196896507 \h </w:instrText>
         </w:r>
         <w:r>
           <w:rPr>
@@ -4654,13 +4563,13 @@
           <w14:ligatures w14:val="standardContextual"/>
         </w:rPr>
       </w:pPr>
-      <w:hyperlink w:anchor="_Toc196469825" w:history="1">
+      <w:hyperlink w:anchor="_Toc196896508" w:history="1">
         <w:r>
           <w:rPr>
             <w:rStyle w:val="a9"/>
             <w:noProof/>
           </w:rPr>
-          <w:t>3.1.2</w:t>
+          <w:t>3.2.1</w:t>
         </w:r>
         <w:r>
           <w:rPr>
@@ -4676,7 +4585,21 @@
             <w:rStyle w:val="a9"/>
             <w:noProof/>
           </w:rPr>
-          <w:t>基因调控网络的因果强度指标</w:t>
+          <w:t>识别个体</w:t>
+        </w:r>
+        <w:r>
+          <w:rPr>
+            <w:rStyle w:val="a9"/>
+            <w:noProof/>
+          </w:rPr>
+          <w:t>H3N2</w:t>
+        </w:r>
+        <w:r>
+          <w:rPr>
+            <w:rStyle w:val="a9"/>
+            <w:noProof/>
+          </w:rPr>
+          <w:t>流感恶化前状态的临界点</w:t>
         </w:r>
         <w:r>
           <w:rPr>
@@ -4697,7 +4620,7 @@
             <w:noProof/>
             <w:webHidden/>
           </w:rPr>
-          <w:instrText xml:space="preserve"> PAGEREF _Toc196469825 \h </w:instrText>
+          <w:instrText xml:space="preserve"> PAGEREF _Toc196896508 \h </w:instrText>
         </w:r>
         <w:r>
           <w:rPr>
@@ -4742,13 +4665,13 @@
           <w14:ligatures w14:val="standardContextual"/>
         </w:rPr>
       </w:pPr>
-      <w:hyperlink w:anchor="_Toc196469826" w:history="1">
+      <w:hyperlink w:anchor="_Toc196896509" w:history="1">
         <w:r>
           <w:rPr>
             <w:rStyle w:val="a9"/>
             <w:noProof/>
           </w:rPr>
-          <w:t>3.1.3</w:t>
+          <w:t>3.2.2</w:t>
         </w:r>
         <w:r>
           <w:rPr>
@@ -4764,7 +4687,35 @@
             <w:rStyle w:val="a9"/>
             <w:noProof/>
           </w:rPr>
-          <w:t>基因调控网络的熵指标</w:t>
+          <w:t>确定与个体</w:t>
+        </w:r>
+        <w:r>
+          <w:rPr>
+            <w:rStyle w:val="a9"/>
+            <w:noProof/>
+          </w:rPr>
+          <w:t>H3N2</w:t>
+        </w:r>
+        <w:r>
+          <w:rPr>
+            <w:rStyle w:val="a9"/>
+            <w:noProof/>
+          </w:rPr>
+          <w:t>流感临界点有关的</w:t>
+        </w:r>
+        <w:r>
+          <w:rPr>
+            <w:rStyle w:val="a9"/>
+            <w:noProof/>
+          </w:rPr>
+          <w:t>DNB</w:t>
+        </w:r>
+        <w:r>
+          <w:rPr>
+            <w:rStyle w:val="a9"/>
+            <w:noProof/>
+          </w:rPr>
+          <w:t>模块</w:t>
         </w:r>
         <w:r>
           <w:rPr>
@@ -4785,102 +4736,7 @@
             <w:noProof/>
             <w:webHidden/>
           </w:rPr>
-          <w:instrText xml:space="preserve"> PAGEREF _Toc196469826 \h </w:instrText>
-        </w:r>
-        <w:r>
-          <w:rPr>
-            <w:noProof/>
-            <w:webHidden/>
-          </w:rPr>
-        </w:r>
-        <w:r>
-          <w:rPr>
-            <w:noProof/>
-            <w:webHidden/>
-          </w:rPr>
-          <w:fldChar w:fldCharType="separate"/>
-        </w:r>
-        <w:r>
-          <w:rPr>
-            <w:noProof/>
-            <w:webHidden/>
-          </w:rPr>
-          <w:t>7</w:t>
-        </w:r>
-        <w:r>
-          <w:rPr>
-            <w:noProof/>
-            <w:webHidden/>
-          </w:rPr>
-          <w:fldChar w:fldCharType="end"/>
-        </w:r>
-      </w:hyperlink>
-    </w:p>
-    <w:p>
-      <w:pPr>
-        <w:pStyle w:val="TOC2"/>
-        <w:tabs>
-          <w:tab w:val="left" w:pos="660"/>
-          <w:tab w:val="right" w:leader="dot" w:pos="9231"/>
-        </w:tabs>
-        <w:rPr>
-          <w:rFonts w:asciiTheme="minorHAnsi" w:eastAsiaTheme="minorEastAsia" w:hAnsiTheme="minorHAnsi" w:cstheme="minorBidi"/>
-          <w:noProof/>
-          <w:sz w:val="22"/>
-          <w14:ligatures w14:val="standardContextual"/>
-        </w:rPr>
-      </w:pPr>
-      <w:hyperlink w:anchor="_Toc196469827" w:history="1">
-        <w:r>
-          <w:rPr>
-            <w:rStyle w:val="a9"/>
-            <w:noProof/>
-          </w:rPr>
-          <w:t>3.2</w:t>
-        </w:r>
-        <w:r>
-          <w:rPr>
-            <w:rFonts w:asciiTheme="minorHAnsi" w:eastAsiaTheme="minorEastAsia" w:hAnsiTheme="minorHAnsi" w:cstheme="minorBidi"/>
-            <w:noProof/>
-            <w:sz w:val="22"/>
-            <w14:ligatures w14:val="standardContextual"/>
-          </w:rPr>
-          <w:tab/>
-        </w:r>
-        <w:r>
-          <w:rPr>
-            <w:rStyle w:val="a9"/>
-            <w:noProof/>
-          </w:rPr>
-          <w:t>H3N2</w:t>
-        </w:r>
-        <w:r>
-          <w:rPr>
-            <w:rStyle w:val="a9"/>
-            <w:noProof/>
-          </w:rPr>
-          <w:t>流感的因果网络熵分析结果</w:t>
-        </w:r>
-        <w:r>
-          <w:rPr>
-            <w:noProof/>
-            <w:webHidden/>
-          </w:rPr>
-          <w:tab/>
-        </w:r>
-        <w:r>
-          <w:rPr>
-            <w:noProof/>
-            <w:webHidden/>
-          </w:rPr>
-          <w:fldChar w:fldCharType="begin"/>
-        </w:r>
-        <w:r>
-          <w:rPr>
-            <w:noProof/>
-            <w:webHidden/>
-          </w:rPr>
-          <w:instrText xml:space="preserve"> PAGEREF _Toc196469827 \h </w:instrText>
+          <w:instrText xml:space="preserve"> PAGEREF _Toc196896509 \h </w:instrText>
         </w:r>
         <w:r>
           <w:rPr>
@@ -4925,13 +4781,13 @@
           <w14:ligatures w14:val="standardContextual"/>
         </w:rPr>
       </w:pPr>
-      <w:hyperlink w:anchor="_Toc196469828" w:history="1">
+      <w:hyperlink w:anchor="_Toc196896510" w:history="1">
         <w:r>
           <w:rPr>
             <w:rStyle w:val="a9"/>
             <w:noProof/>
           </w:rPr>
-          <w:t>3.2.1</w:t>
+          <w:t>3.2.3</w:t>
         </w:r>
         <w:r>
           <w:rPr>
@@ -4947,21 +4803,112 @@
             <w:rStyle w:val="a9"/>
             <w:noProof/>
           </w:rPr>
-          <w:t>识别个体</w:t>
-        </w:r>
+          <w:t>与临界点相关生物标志物与通路分析</w:t>
+        </w:r>
+        <w:r>
+          <w:rPr>
+            <w:noProof/>
+            <w:webHidden/>
+          </w:rPr>
+          <w:tab/>
+        </w:r>
+        <w:r>
+          <w:rPr>
+            <w:noProof/>
+            <w:webHidden/>
+          </w:rPr>
+          <w:fldChar w:fldCharType="begin"/>
+        </w:r>
+        <w:r>
+          <w:rPr>
+            <w:noProof/>
+            <w:webHidden/>
+          </w:rPr>
+          <w:instrText xml:space="preserve"> PAGEREF _Toc196896510 \h </w:instrText>
+        </w:r>
+        <w:r>
+          <w:rPr>
+            <w:noProof/>
+            <w:webHidden/>
+          </w:rPr>
+        </w:r>
+        <w:r>
+          <w:rPr>
+            <w:noProof/>
+            <w:webHidden/>
+          </w:rPr>
+          <w:fldChar w:fldCharType="separate"/>
+        </w:r>
+        <w:r>
+          <w:rPr>
+            <w:noProof/>
+            <w:webHidden/>
+          </w:rPr>
+          <w:t>7</w:t>
+        </w:r>
+        <w:r>
+          <w:rPr>
+            <w:noProof/>
+            <w:webHidden/>
+          </w:rPr>
+          <w:fldChar w:fldCharType="end"/>
+        </w:r>
+      </w:hyperlink>
+    </w:p>
+    <w:p>
+      <w:pPr>
+        <w:pStyle w:val="TOC2"/>
+        <w:rPr>
+          <w:rFonts w:asciiTheme="minorHAnsi" w:eastAsiaTheme="minorEastAsia" w:hAnsiTheme="minorHAnsi" w:cstheme="minorBidi"/>
+          <w:noProof/>
+          <w:sz w:val="22"/>
+          <w14:ligatures w14:val="standardContextual"/>
+        </w:rPr>
+      </w:pPr>
+      <w:hyperlink w:anchor="_Toc196896511" w:history="1">
         <w:r>
           <w:rPr>
             <w:rStyle w:val="a9"/>
             <w:noProof/>
           </w:rPr>
-          <w:t>H3N2</w:t>
+          <w:t>3.3</w:t>
+        </w:r>
+        <w:r>
+          <w:rPr>
+            <w:rFonts w:asciiTheme="minorHAnsi" w:eastAsiaTheme="minorEastAsia" w:hAnsiTheme="minorHAnsi" w:cstheme="minorBidi"/>
+            <w:noProof/>
+            <w:sz w:val="22"/>
+            <w14:ligatures w14:val="standardContextual"/>
+          </w:rPr>
+          <w:tab/>
         </w:r>
         <w:r>
           <w:rPr>
             <w:rStyle w:val="a9"/>
             <w:noProof/>
           </w:rPr>
-          <w:t>流感恶化前状态的临界点</w:t>
+          <w:t>TCGA-READ</w:t>
+        </w:r>
+        <w:r>
+          <w:rPr>
+            <w:rStyle w:val="a9"/>
+            <w:noProof/>
+          </w:rPr>
+          <w:t>与</w:t>
+        </w:r>
+        <w:r>
+          <w:rPr>
+            <w:rStyle w:val="a9"/>
+            <w:noProof/>
+          </w:rPr>
+          <w:t>TCGA-COAD</w:t>
+        </w:r>
+        <w:r>
+          <w:rPr>
+            <w:rStyle w:val="a9"/>
+            <w:noProof/>
+          </w:rPr>
+          <w:t>的因果网络熵分析结果</w:t>
         </w:r>
         <w:r>
           <w:rPr>
@@ -4982,7 +4929,7 @@
             <w:noProof/>
             <w:webHidden/>
           </w:rPr>
-          <w:instrText xml:space="preserve"> PAGEREF _Toc196469828 \h </w:instrText>
+          <w:instrText xml:space="preserve"> PAGEREF _Toc196896511 \h </w:instrText>
         </w:r>
         <w:r>
           <w:rPr>
@@ -5027,13 +4974,13 @@
           <w14:ligatures w14:val="standardContextual"/>
         </w:rPr>
       </w:pPr>
-      <w:hyperlink w:anchor="_Toc196469829" w:history="1">
+      <w:hyperlink w:anchor="_Toc196896512" w:history="1">
         <w:r>
           <w:rPr>
             <w:rStyle w:val="a9"/>
             <w:noProof/>
           </w:rPr>
-          <w:t>3.2.2</w:t>
+          <w:t>3.3.1</w:t>
         </w:r>
         <w:r>
           <w:rPr>
@@ -5049,7 +4996,35 @@
             <w:rStyle w:val="a9"/>
             <w:noProof/>
           </w:rPr>
-          <w:t>与临界点相关生物标志物与通路分析</w:t>
+          <w:t>识别</w:t>
+        </w:r>
+        <w:r>
+          <w:rPr>
+            <w:rStyle w:val="a9"/>
+            <w:noProof/>
+          </w:rPr>
+          <w:t>TCGA-READ</w:t>
+        </w:r>
+        <w:r>
+          <w:rPr>
+            <w:rStyle w:val="a9"/>
+            <w:noProof/>
+          </w:rPr>
+          <w:t>及</w:t>
+        </w:r>
+        <w:r>
+          <w:rPr>
+            <w:rStyle w:val="a9"/>
+            <w:noProof/>
+          </w:rPr>
+          <w:t>TCGA-COAD</w:t>
+        </w:r>
+        <w:r>
+          <w:rPr>
+            <w:rStyle w:val="a9"/>
+            <w:noProof/>
+          </w:rPr>
+          <w:t>的恶化前状态的分期阶段</w:t>
         </w:r>
         <w:r>
           <w:rPr>
@@ -5070,102 +5045,7 @@
             <w:noProof/>
             <w:webHidden/>
           </w:rPr>
-          <w:instrText xml:space="preserve"> PAGEREF _Toc196469829 \h </w:instrText>
-        </w:r>
-        <w:r>
-          <w:rPr>
-            <w:noProof/>
-            <w:webHidden/>
-          </w:rPr>
-        </w:r>
-        <w:r>
-          <w:rPr>
-            <w:noProof/>
-            <w:webHidden/>
-          </w:rPr>
-          <w:fldChar w:fldCharType="separate"/>
-        </w:r>
-        <w:r>
-          <w:rPr>
-            <w:noProof/>
-            <w:webHidden/>
-          </w:rPr>
-          <w:t>7</w:t>
-        </w:r>
-        <w:r>
-          <w:rPr>
-            <w:noProof/>
-            <w:webHidden/>
-          </w:rPr>
-          <w:fldChar w:fldCharType="end"/>
-        </w:r>
-      </w:hyperlink>
-    </w:p>
-    <w:p>
-      <w:pPr>
-        <w:pStyle w:val="TOC2"/>
-        <w:tabs>
-          <w:tab w:val="left" w:pos="660"/>
-          <w:tab w:val="right" w:leader="dot" w:pos="9231"/>
-        </w:tabs>
-        <w:rPr>
-          <w:rFonts w:asciiTheme="minorHAnsi" w:eastAsiaTheme="minorEastAsia" w:hAnsiTheme="minorHAnsi" w:cstheme="minorBidi"/>
-          <w:noProof/>
-          <w:sz w:val="22"/>
-          <w14:ligatures w14:val="standardContextual"/>
-        </w:rPr>
-      </w:pPr>
-      <w:hyperlink w:anchor="_Toc196469830" w:history="1">
-        <w:r>
-          <w:rPr>
-            <w:rStyle w:val="a9"/>
-            <w:noProof/>
-          </w:rPr>
-          <w:t>3.3</w:t>
-        </w:r>
-        <w:r>
-          <w:rPr>
-            <w:rFonts w:asciiTheme="minorHAnsi" w:eastAsiaTheme="minorEastAsia" w:hAnsiTheme="minorHAnsi" w:cstheme="minorBidi"/>
-            <w:noProof/>
-            <w:sz w:val="22"/>
-            <w14:ligatures w14:val="standardContextual"/>
-          </w:rPr>
-          <w:tab/>
-        </w:r>
-        <w:r>
-          <w:rPr>
-            <w:rStyle w:val="a9"/>
-            <w:noProof/>
-          </w:rPr>
-          <w:t>EPCD</w:t>
-        </w:r>
-        <w:r>
-          <w:rPr>
-            <w:rStyle w:val="a9"/>
-            <w:noProof/>
-          </w:rPr>
-          <w:t>的因果网络熵分析结果</w:t>
-        </w:r>
-        <w:r>
-          <w:rPr>
-            <w:noProof/>
-            <w:webHidden/>
-          </w:rPr>
-          <w:tab/>
-        </w:r>
-        <w:r>
-          <w:rPr>
-            <w:noProof/>
-            <w:webHidden/>
-          </w:rPr>
-          <w:fldChar w:fldCharType="begin"/>
-        </w:r>
-        <w:r>
-          <w:rPr>
-            <w:noProof/>
-            <w:webHidden/>
-          </w:rPr>
-          <w:instrText xml:space="preserve"> PAGEREF _Toc196469830 \h </w:instrText>
+          <w:instrText xml:space="preserve"> PAGEREF _Toc196896512 \h </w:instrText>
         </w:r>
         <w:r>
           <w:rPr>
@@ -5210,13 +5090,13 @@
           <w14:ligatures w14:val="standardContextual"/>
         </w:rPr>
       </w:pPr>
-      <w:hyperlink w:anchor="_Toc196469831" w:history="1">
+      <w:hyperlink w:anchor="_Toc196896513" w:history="1">
         <w:r>
           <w:rPr>
             <w:rStyle w:val="a9"/>
             <w:noProof/>
           </w:rPr>
-          <w:t>3.3.1</w:t>
+          <w:t>3.3.2</w:t>
         </w:r>
         <w:r>
           <w:rPr>
@@ -5232,21 +5112,49 @@
             <w:rStyle w:val="a9"/>
             <w:noProof/>
           </w:rPr>
-          <w:t>识别</w:t>
+          <w:t>确定与</w:t>
         </w:r>
         <w:r>
           <w:rPr>
             <w:rStyle w:val="a9"/>
             <w:noProof/>
           </w:rPr>
-          <w:t>EPCD</w:t>
+          <w:t>TCGA-READ</w:t>
         </w:r>
         <w:r>
           <w:rPr>
             <w:rStyle w:val="a9"/>
             <w:noProof/>
           </w:rPr>
-          <w:t>恶化前状态的临界点</w:t>
+          <w:t>及</w:t>
+        </w:r>
+        <w:r>
+          <w:rPr>
+            <w:rStyle w:val="a9"/>
+            <w:noProof/>
+          </w:rPr>
+          <w:t>TCGA-COAD</w:t>
+        </w:r>
+        <w:r>
+          <w:rPr>
+            <w:rStyle w:val="a9"/>
+            <w:noProof/>
+          </w:rPr>
+          <w:t>临界点有关的</w:t>
+        </w:r>
+        <w:r>
+          <w:rPr>
+            <w:rStyle w:val="a9"/>
+            <w:noProof/>
+          </w:rPr>
+          <w:t>DNB</w:t>
+        </w:r>
+        <w:r>
+          <w:rPr>
+            <w:rStyle w:val="a9"/>
+            <w:noProof/>
+          </w:rPr>
+          <w:t>模块</w:t>
         </w:r>
         <w:r>
           <w:rPr>
@@ -5267,7 +5175,7 @@
             <w:noProof/>
             <w:webHidden/>
           </w:rPr>
-          <w:instrText xml:space="preserve"> PAGEREF _Toc196469831 \h </w:instrText>
+          <w:instrText xml:space="preserve"> PAGEREF _Toc196896513 \h </w:instrText>
         </w:r>
         <w:r>
           <w:rPr>
@@ -5312,13 +5220,13 @@
           <w14:ligatures w14:val="standardContextual"/>
         </w:rPr>
       </w:pPr>
-      <w:hyperlink w:anchor="_Toc196469832" w:history="1">
+      <w:hyperlink w:anchor="_Toc196896514" w:history="1">
         <w:r>
           <w:rPr>
             <w:rStyle w:val="a9"/>
             <w:noProof/>
           </w:rPr>
-          <w:t>3.3.2</w:t>
+          <w:t>3.3.3</w:t>
         </w:r>
         <w:r>
           <w:rPr>
@@ -5334,7 +5242,7 @@
             <w:rStyle w:val="a9"/>
             <w:noProof/>
           </w:rPr>
-          <w:t>与临界点相关生物标志物与通路分析</w:t>
+          <w:t>临界点前后的生存差异</w:t>
         </w:r>
         <w:r>
           <w:rPr>
@@ -5355,116 +5263,7 @@
             <w:noProof/>
             <w:webHidden/>
           </w:rPr>
-          <w:instrText xml:space="preserve"> PAGEREF _Toc196469832 \h </w:instrText>
-        </w:r>
-        <w:r>
-          <w:rPr>
-            <w:noProof/>
-            <w:webHidden/>
-          </w:rPr>
-        </w:r>
-        <w:r>
-          <w:rPr>
-            <w:noProof/>
-            <w:webHidden/>
-          </w:rPr>
-          <w:fldChar w:fldCharType="separate"/>
-        </w:r>
-        <w:r>
-          <w:rPr>
-            <w:noProof/>
-            <w:webHidden/>
-          </w:rPr>
-          <w:t>7</w:t>
-        </w:r>
-        <w:r>
-          <w:rPr>
-            <w:noProof/>
-            <w:webHidden/>
-          </w:rPr>
-          <w:fldChar w:fldCharType="end"/>
-        </w:r>
-      </w:hyperlink>
-    </w:p>
-    <w:p>
-      <w:pPr>
-        <w:pStyle w:val="TOC2"/>
-        <w:tabs>
-          <w:tab w:val="left" w:pos="660"/>
-          <w:tab w:val="right" w:leader="dot" w:pos="9231"/>
-        </w:tabs>
-        <w:rPr>
-          <w:rFonts w:asciiTheme="minorHAnsi" w:eastAsiaTheme="minorEastAsia" w:hAnsiTheme="minorHAnsi" w:cstheme="minorBidi"/>
-          <w:noProof/>
-          <w:sz w:val="22"/>
-          <w14:ligatures w14:val="standardContextual"/>
-        </w:rPr>
-      </w:pPr>
-      <w:hyperlink w:anchor="_Toc196469833" w:history="1">
-        <w:r>
-          <w:rPr>
-            <w:rStyle w:val="a9"/>
-            <w:noProof/>
-          </w:rPr>
-          <w:t>3.4</w:t>
-        </w:r>
-        <w:r>
-          <w:rPr>
-            <w:rFonts w:asciiTheme="minorHAnsi" w:eastAsiaTheme="minorEastAsia" w:hAnsiTheme="minorHAnsi" w:cstheme="minorBidi"/>
-            <w:noProof/>
-            <w:sz w:val="22"/>
-            <w14:ligatures w14:val="standardContextual"/>
-          </w:rPr>
-          <w:tab/>
-        </w:r>
-        <w:r>
-          <w:rPr>
-            <w:rStyle w:val="a9"/>
-            <w:noProof/>
-          </w:rPr>
-          <w:t>TCGA-COAD</w:t>
-        </w:r>
-        <w:r>
-          <w:rPr>
-            <w:rStyle w:val="a9"/>
-            <w:noProof/>
-          </w:rPr>
-          <w:t>与</w:t>
-        </w:r>
-        <w:r>
-          <w:rPr>
-            <w:rStyle w:val="a9"/>
-            <w:noProof/>
-          </w:rPr>
-          <w:t>TCGA-READ</w:t>
-        </w:r>
-        <w:r>
-          <w:rPr>
-            <w:rStyle w:val="a9"/>
-            <w:noProof/>
-          </w:rPr>
-          <w:t>的因果网络熵分析结果</w:t>
-        </w:r>
-        <w:r>
-          <w:rPr>
-            <w:noProof/>
-            <w:webHidden/>
-          </w:rPr>
-          <w:tab/>
-        </w:r>
-        <w:r>
-          <w:rPr>
-            <w:noProof/>
-            <w:webHidden/>
-          </w:rPr>
-          <w:fldChar w:fldCharType="begin"/>
-        </w:r>
-        <w:r>
-          <w:rPr>
-            <w:noProof/>
-            <w:webHidden/>
-          </w:rPr>
-          <w:instrText xml:space="preserve"> PAGEREF _Toc196469833 \h </w:instrText>
+          <w:instrText xml:space="preserve"> PAGEREF _Toc196896514 \h </w:instrText>
         </w:r>
         <w:r>
           <w:rPr>
@@ -5509,13 +5308,13 @@
           <w14:ligatures w14:val="standardContextual"/>
         </w:rPr>
       </w:pPr>
-      <w:hyperlink w:anchor="_Toc196469834" w:history="1">
+      <w:hyperlink w:anchor="_Toc196896515" w:history="1">
         <w:r>
           <w:rPr>
             <w:rStyle w:val="a9"/>
             <w:noProof/>
           </w:rPr>
-          <w:t>3.4.1</w:t>
+          <w:t>3.3.4</w:t>
         </w:r>
         <w:r>
           <w:rPr>
@@ -5531,35 +5330,7 @@
             <w:rStyle w:val="a9"/>
             <w:noProof/>
           </w:rPr>
-          <w:t>识别</w:t>
-        </w:r>
-        <w:r>
-          <w:rPr>
-            <w:rStyle w:val="a9"/>
-            <w:noProof/>
-          </w:rPr>
-          <w:t>TCGA-COAD</w:t>
-        </w:r>
-        <w:r>
-          <w:rPr>
-            <w:rStyle w:val="a9"/>
-            <w:noProof/>
-          </w:rPr>
-          <w:t>及</w:t>
-        </w:r>
-        <w:r>
-          <w:rPr>
-            <w:rStyle w:val="a9"/>
-            <w:noProof/>
-          </w:rPr>
-          <w:t>TCGA-READ</w:t>
-        </w:r>
-        <w:r>
-          <w:rPr>
-            <w:rStyle w:val="a9"/>
-            <w:noProof/>
-          </w:rPr>
-          <w:t>的恶化前状态的分期阶段</w:t>
+          <w:t>与临界点相关生物标志物与通路分析</w:t>
         </w:r>
         <w:r>
           <w:rPr>
@@ -5580,7 +5351,7 @@
             <w:noProof/>
             <w:webHidden/>
           </w:rPr>
-          <w:instrText xml:space="preserve"> PAGEREF _Toc196469834 \h </w:instrText>
+          <w:instrText xml:space="preserve"> PAGEREF _Toc196896515 \h </w:instrText>
         </w:r>
         <w:r>
           <w:rPr>
@@ -5613,10 +5384,9 @@
     </w:p>
     <w:p>
       <w:pPr>
-        <w:pStyle w:val="TOC3"/>
+        <w:pStyle w:val="TOC1"/>
         <w:tabs>
-          <w:tab w:val="left" w:pos="880"/>
-          <w:tab w:val="right" w:leader="dot" w:pos="9231"/>
+          <w:tab w:val="left" w:pos="1100"/>
         </w:tabs>
         <w:rPr>
           <w:rFonts w:asciiTheme="minorHAnsi" w:eastAsiaTheme="minorEastAsia" w:hAnsiTheme="minorHAnsi" w:cstheme="minorBidi"/>
@@ -5625,13 +5395,13 @@
           <w14:ligatures w14:val="standardContextual"/>
         </w:rPr>
       </w:pPr>
-      <w:hyperlink w:anchor="_Toc196469835" w:history="1">
+      <w:hyperlink w:anchor="_Toc196896516" w:history="1">
         <w:r>
           <w:rPr>
             <w:rStyle w:val="a9"/>
             <w:noProof/>
           </w:rPr>
-          <w:t>3.4.2</w:t>
+          <w:t>第四章</w:t>
         </w:r>
         <w:r>
           <w:rPr>
@@ -5647,7 +5417,7 @@
             <w:rStyle w:val="a9"/>
             <w:noProof/>
           </w:rPr>
-          <w:t>临界点前后的生存差异</w:t>
+          <w:t>论文总结</w:t>
         </w:r>
         <w:r>
           <w:rPr>
@@ -5668,7 +5438,7 @@
             <w:noProof/>
             <w:webHidden/>
           </w:rPr>
-          <w:instrText xml:space="preserve"> PAGEREF _Toc196469835 \h </w:instrText>
+          <w:instrText xml:space="preserve"> PAGEREF _Toc196896516 \h </w:instrText>
         </w:r>
         <w:r>
           <w:rPr>
@@ -5688,7 +5458,7 @@
             <w:noProof/>
             <w:webHidden/>
           </w:rPr>
-          <w:t>7</w:t>
+          <w:t>8</w:t>
         </w:r>
         <w:r>
           <w:rPr>
@@ -5701,11 +5471,7 @@
     </w:p>
     <w:p>
       <w:pPr>
-        <w:pStyle w:val="TOC3"/>
-        <w:tabs>
-          <w:tab w:val="left" w:pos="880"/>
-          <w:tab w:val="right" w:leader="dot" w:pos="9231"/>
-        </w:tabs>
+        <w:pStyle w:val="TOC1"/>
         <w:rPr>
           <w:rFonts w:asciiTheme="minorHAnsi" w:eastAsiaTheme="minorEastAsia" w:hAnsiTheme="minorHAnsi" w:cstheme="minorBidi"/>
           <w:noProof/>
@@ -5713,39 +5479,23 @@
           <w14:ligatures w14:val="standardContextual"/>
         </w:rPr>
       </w:pPr>
-      <w:hyperlink w:anchor="_Toc196469836" w:history="1">
+      <w:hyperlink w:anchor="_Toc196896517" w:history="1">
         <w:r>
           <w:rPr>
             <w:rStyle w:val="a9"/>
             <w:noProof/>
           </w:rPr>
-          <w:t>3.4.3</w:t>
-        </w:r>
-        <w:r>
-          <w:rPr>
-            <w:rFonts w:asciiTheme="minorHAnsi" w:eastAsiaTheme="minorEastAsia" w:hAnsiTheme="minorHAnsi" w:cstheme="minorBidi"/>
-            <w:noProof/>
-            <w:sz w:val="22"/>
-            <w14:ligatures w14:val="standardContextual"/>
+          <w:t>参考文献</w:t>
+        </w:r>
+        <w:r>
+          <w:rPr>
+            <w:noProof/>
+            <w:webHidden/>
           </w:rPr>
           <w:tab/>
         </w:r>
         <w:r>
           <w:rPr>
-            <w:rStyle w:val="a9"/>
-            <w:noProof/>
-          </w:rPr>
-          <w:t>与临界点相关生物标志物与通路分析</w:t>
-        </w:r>
-        <w:r>
-          <w:rPr>
-            <w:noProof/>
-            <w:webHidden/>
-          </w:rPr>
-          <w:tab/>
-        </w:r>
-        <w:r>
-          <w:rPr>
             <w:noProof/>
             <w:webHidden/>
           </w:rPr>
@@ -5756,7 +5506,7 @@
             <w:noProof/>
             <w:webHidden/>
           </w:rPr>
-          <w:instrText xml:space="preserve"> PAGEREF _Toc196469836 \h </w:instrText>
+          <w:instrText xml:space="preserve"> PAGEREF _Toc196896517 \h </w:instrText>
         </w:r>
         <w:r>
           <w:rPr>
@@ -5776,7 +5526,7 @@
             <w:noProof/>
             <w:webHidden/>
           </w:rPr>
-          <w:t>7</w:t>
+          <w:t>9</w:t>
         </w:r>
         <w:r>
           <w:rPr>
@@ -5790,9 +5540,6 @@
     <w:p>
       <w:pPr>
         <w:pStyle w:val="TOC1"/>
-        <w:tabs>
-          <w:tab w:val="left" w:pos="1100"/>
-        </w:tabs>
         <w:rPr>
           <w:rFonts w:asciiTheme="minorHAnsi" w:eastAsiaTheme="minorEastAsia" w:hAnsiTheme="minorHAnsi" w:cstheme="minorBidi"/>
           <w:noProof/>
@@ -5800,39 +5547,32 @@
           <w14:ligatures w14:val="standardContextual"/>
         </w:rPr>
       </w:pPr>
-      <w:hyperlink w:anchor="_Toc196469837" w:history="1">
+      <w:hyperlink w:anchor="_Toc196896518" w:history="1">
         <w:r>
           <w:rPr>
             <w:rStyle w:val="a9"/>
             <w:noProof/>
-          </w:rPr>
-          <w:t>第四章</w:t>
-        </w:r>
-        <w:r>
-          <w:rPr>
-            <w:rFonts w:asciiTheme="minorHAnsi" w:eastAsiaTheme="minorEastAsia" w:hAnsiTheme="minorHAnsi" w:cstheme="minorBidi"/>
-            <w:noProof/>
-            <w:sz w:val="22"/>
-            <w14:ligatures w14:val="standardContextual"/>
+            <w:spacing w:val="315"/>
+          </w:rPr>
+          <w:t>致</w:t>
+        </w:r>
+        <w:r>
+          <w:rPr>
+            <w:rStyle w:val="a9"/>
+            <w:noProof/>
+            <w:spacing w:val="7"/>
+          </w:rPr>
+          <w:t>谢</w:t>
+        </w:r>
+        <w:r>
+          <w:rPr>
+            <w:noProof/>
+            <w:webHidden/>
           </w:rPr>
           <w:tab/>
         </w:r>
         <w:r>
           <w:rPr>
-            <w:rStyle w:val="a9"/>
-            <w:noProof/>
-          </w:rPr>
-          <w:t>论文总结</w:t>
-        </w:r>
-        <w:r>
-          <w:rPr>
-            <w:noProof/>
-            <w:webHidden/>
-          </w:rPr>
-          <w:tab/>
-        </w:r>
-        <w:r>
-          <w:rPr>
             <w:noProof/>
             <w:webHidden/>
           </w:rPr>
@@ -5843,7 +5583,7 @@
             <w:noProof/>
             <w:webHidden/>
           </w:rPr>
-          <w:instrText xml:space="preserve"> PAGEREF _Toc196469837 \h </w:instrText>
+          <w:instrText xml:space="preserve"> PAGEREF _Toc196896518 \h </w:instrText>
         </w:r>
         <w:r>
           <w:rPr>
@@ -5863,7 +5603,7 @@
             <w:noProof/>
             <w:webHidden/>
           </w:rPr>
-          <w:t>8</w:t>
+          <w:t>10</w:t>
         </w:r>
         <w:r>
           <w:rPr>
@@ -5876,155 +5616,10 @@
     </w:p>
     <w:p>
       <w:pPr>
-        <w:pStyle w:val="TOC1"/>
-        <w:rPr>
-          <w:rFonts w:asciiTheme="minorHAnsi" w:eastAsiaTheme="minorEastAsia" w:hAnsiTheme="minorHAnsi" w:cstheme="minorBidi"/>
-          <w:noProof/>
-          <w:sz w:val="22"/>
-          <w14:ligatures w14:val="standardContextual"/>
-        </w:rPr>
-      </w:pPr>
-      <w:hyperlink w:anchor="_Toc196469838" w:history="1">
-        <w:r>
-          <w:rPr>
-            <w:rStyle w:val="a9"/>
-            <w:noProof/>
-          </w:rPr>
-          <w:t>参考文献</w:t>
-        </w:r>
-        <w:r>
-          <w:rPr>
-            <w:noProof/>
-            <w:webHidden/>
-          </w:rPr>
-          <w:tab/>
-        </w:r>
-        <w:r>
-          <w:rPr>
-            <w:noProof/>
-            <w:webHidden/>
-          </w:rPr>
-          <w:fldChar w:fldCharType="begin"/>
-        </w:r>
-        <w:r>
-          <w:rPr>
-            <w:noProof/>
-            <w:webHidden/>
-          </w:rPr>
-          <w:instrText xml:space="preserve"> PAGEREF _Toc196469838 \h </w:instrText>
-        </w:r>
-        <w:r>
-          <w:rPr>
-            <w:noProof/>
-            <w:webHidden/>
-          </w:rPr>
-        </w:r>
-        <w:r>
-          <w:rPr>
-            <w:noProof/>
-            <w:webHidden/>
-          </w:rPr>
-          <w:fldChar w:fldCharType="separate"/>
-        </w:r>
-        <w:r>
-          <w:rPr>
-            <w:noProof/>
-            <w:webHidden/>
-          </w:rPr>
-          <w:t>9</w:t>
-        </w:r>
-        <w:r>
-          <w:rPr>
-            <w:noProof/>
-            <w:webHidden/>
-          </w:rPr>
-          <w:fldChar w:fldCharType="end"/>
-        </w:r>
-      </w:hyperlink>
-    </w:p>
-    <w:p>
-      <w:pPr>
-        <w:pStyle w:val="TOC1"/>
-        <w:rPr>
-          <w:rFonts w:asciiTheme="minorHAnsi" w:eastAsiaTheme="minorEastAsia" w:hAnsiTheme="minorHAnsi" w:cstheme="minorBidi"/>
-          <w:noProof/>
-          <w:sz w:val="22"/>
-          <w14:ligatures w14:val="standardContextual"/>
-        </w:rPr>
-      </w:pPr>
-      <w:hyperlink w:anchor="_Toc196469839" w:history="1">
-        <w:r>
-          <w:rPr>
-            <w:rStyle w:val="a9"/>
-            <w:noProof/>
-            <w:spacing w:val="315"/>
-          </w:rPr>
-          <w:t>致</w:t>
-        </w:r>
-        <w:r>
-          <w:rPr>
-            <w:rStyle w:val="a9"/>
-            <w:noProof/>
-            <w:spacing w:val="7"/>
-          </w:rPr>
-          <w:t>谢</w:t>
-        </w:r>
-        <w:r>
-          <w:rPr>
-            <w:noProof/>
-            <w:webHidden/>
-          </w:rPr>
-          <w:tab/>
-        </w:r>
-        <w:r>
-          <w:rPr>
-            <w:noProof/>
-            <w:webHidden/>
-          </w:rPr>
-          <w:fldChar w:fldCharType="begin"/>
-        </w:r>
-        <w:r>
-          <w:rPr>
-            <w:noProof/>
-            <w:webHidden/>
-          </w:rPr>
-          <w:instrText xml:space="preserve"> PAGEREF _Toc196469839 \h </w:instrText>
-        </w:r>
-        <w:r>
-          <w:rPr>
-            <w:noProof/>
-            <w:webHidden/>
-          </w:rPr>
-        </w:r>
-        <w:r>
-          <w:rPr>
-            <w:noProof/>
-            <w:webHidden/>
-          </w:rPr>
-          <w:fldChar w:fldCharType="separate"/>
-        </w:r>
-        <w:r>
-          <w:rPr>
-            <w:noProof/>
-            <w:webHidden/>
-          </w:rPr>
-          <w:t>10</w:t>
-        </w:r>
-        <w:r>
-          <w:rPr>
-            <w:noProof/>
-            <w:webHidden/>
-          </w:rPr>
-          <w:fldChar w:fldCharType="end"/>
-        </w:r>
-      </w:hyperlink>
-    </w:p>
-    <w:p>
-      <w:pPr>
         <w:pStyle w:val="CPU1"/>
         <w:ind w:left="0" w:firstLineChars="0" w:firstLine="0"/>
         <w:jc w:val="both"/>
-        <w:textAlignment w:val="center"/>
+        <w:textAlignment w:val="baseline"/>
       </w:pPr>
       <w:r>
         <w:fldChar w:fldCharType="end"/>
@@ -6032,7 +5627,7 @@
     </w:p>
     <w:p>
       <w:pPr>
-        <w:textAlignment w:val="center"/>
+        <w:textAlignment w:val="baseline"/>
         <w:sectPr>
           <w:headerReference w:type="default" r:id="rId9"/>
           <w:footerReference w:type="default" r:id="rId10"/>
@@ -6047,9 +5642,9 @@
     <w:p>
       <w:pPr>
         <w:pStyle w:val="af"/>
-        <w:textAlignment w:val="center"/>
-      </w:pPr>
-      <w:bookmarkStart w:id="5" w:name="_Toc196469794"/>
+        <w:textAlignment w:val="baseline"/>
+      </w:pPr>
+      <w:bookmarkStart w:id="5" w:name="_Toc196896477"/>
       <w:r>
         <w:rPr>
           <w:rFonts w:hint="eastAsia"/>
@@ -6068,7 +5663,7 @@
     </w:p>
     <w:p>
       <w:pPr>
-        <w:textAlignment w:val="center"/>
+        <w:textAlignment w:val="baseline"/>
         <w:sectPr>
           <w:footerReference w:type="default" r:id="rId11"/>
           <w:pgSz w:w="11906" w:h="16838"/>
@@ -6082,13 +5677,13 @@
     <w:p>
       <w:pPr>
         <w:pStyle w:val="af"/>
-        <w:textAlignment w:val="center"/>
+        <w:textAlignment w:val="baseline"/>
         <w:rPr>
           <w:rFonts w:ascii="Times New Roman" w:hAnsi="Times New Roman"/>
         </w:rPr>
       </w:pPr>
       <w:bookmarkStart w:id="6" w:name="_Toc196141860"/>
-      <w:bookmarkStart w:id="7" w:name="_Toc196469795"/>
+      <w:bookmarkStart w:id="7" w:name="_Toc196896478"/>
       <w:r>
         <w:rPr>
           <w:rFonts w:ascii="Times New Roman" w:hAnsi="Times New Roman"/>
@@ -6110,7 +5705,7 @@
     <w:p>
       <w:pPr>
         <w:spacing w:afterLines="100" w:after="312" w:line="500" w:lineRule="exact"/>
-        <w:textAlignment w:val="center"/>
+        <w:textAlignment w:val="baseline"/>
         <w:outlineLvl w:val="0"/>
         <w:rPr>
           <w:rFonts w:ascii="Times New Roman" w:hAnsi="Times New Roman"/>
@@ -6129,8 +5724,9 @@
       <w:pPr>
         <w:pStyle w:val="1"/>
         <w:spacing w:after="312"/>
-      </w:pPr>
-      <w:bookmarkStart w:id="8" w:name="_Toc196469796"/>
+        <w:textAlignment w:val="baseline"/>
+      </w:pPr>
+      <w:bookmarkStart w:id="8" w:name="_Toc196896479"/>
       <w:r>
         <w:rPr>
           <w:rFonts w:hint="eastAsia"/>
@@ -6144,8 +5740,9 @@
       <w:pPr>
         <w:pStyle w:val="2"/>
         <w:spacing w:before="156" w:after="156"/>
-      </w:pPr>
-      <w:bookmarkStart w:id="9" w:name="_Toc196469797"/>
+        <w:textAlignment w:val="baseline"/>
+      </w:pPr>
+      <w:bookmarkStart w:id="9" w:name="_Toc196896480"/>
       <w:r>
         <w:rPr>
           <w:rFonts w:hint="eastAsia"/>
@@ -6169,8 +5766,9 @@
     <w:p>
       <w:pPr>
         <w:pStyle w:val="3"/>
-      </w:pPr>
-      <w:bookmarkStart w:id="10" w:name="_Toc196469798"/>
+        <w:textAlignment w:val="baseline"/>
+      </w:pPr>
+      <w:bookmarkStart w:id="10" w:name="_Toc196896481"/>
       <w:r>
         <w:t>选题背景</w:t>
       </w:r>
@@ -6180,7 +5778,7 @@
       <w:pPr>
         <w:pStyle w:val="ad"/>
         <w:ind w:firstLine="480"/>
-        <w:textAlignment w:val="center"/>
+        <w:textAlignment w:val="baseline"/>
       </w:pPr>
       <w:r>
         <w:rPr>
@@ -6306,9 +5904,9 @@
     <w:p>
       <w:pPr>
         <w:pStyle w:val="3"/>
-        <w:textAlignment w:val="center"/>
-      </w:pPr>
-      <w:bookmarkStart w:id="11" w:name="_Toc196469799"/>
+        <w:textAlignment w:val="baseline"/>
+      </w:pPr>
+      <w:bookmarkStart w:id="11" w:name="_Toc196896482"/>
       <w:r>
         <w:t>研究</w:t>
       </w:r>
@@ -6321,7 +5919,7 @@
       <w:pPr>
         <w:pStyle w:val="ad"/>
         <w:ind w:firstLine="480"/>
-        <w:textAlignment w:val="center"/>
+        <w:textAlignment w:val="baseline"/>
       </w:pPr>
       <w:r>
         <w:rPr>
@@ -6376,8 +5974,9 @@
       <w:pPr>
         <w:pStyle w:val="2"/>
         <w:spacing w:before="156" w:after="156"/>
-      </w:pPr>
-      <w:bookmarkStart w:id="12" w:name="_Toc196469800"/>
+        <w:textAlignment w:val="baseline"/>
+      </w:pPr>
+      <w:bookmarkStart w:id="12" w:name="_Toc196896483"/>
       <w:r>
         <w:rPr>
           <w:rFonts w:hint="eastAsia"/>
@@ -6401,9 +6000,9 @@
     <w:p>
       <w:pPr>
         <w:pStyle w:val="3"/>
-        <w:textAlignment w:val="center"/>
-      </w:pPr>
-      <w:bookmarkStart w:id="13" w:name="_Toc196469801"/>
+        <w:textAlignment w:val="baseline"/>
+      </w:pPr>
+      <w:bookmarkStart w:id="13" w:name="_Toc196896484"/>
       <w:r>
         <w:rPr>
           <w:rFonts w:hint="eastAsia"/>
@@ -6422,7 +6021,7 @@
       <w:pPr>
         <w:pStyle w:val="ad"/>
         <w:ind w:firstLine="480"/>
-        <w:textAlignment w:val="center"/>
+        <w:textAlignment w:val="baseline"/>
       </w:pPr>
       <w:r>
         <w:rPr>
@@ -6482,20 +6081,62 @@
         <w:rPr>
           <w:rFonts w:hint="eastAsia"/>
         </w:rPr>
-        <w:t>构建了由随机森林驱动的样本特异性因果网络熵（</w:t>
-      </w:r>
-      <w:r>
-        <w:rPr>
-          <w:rFonts w:hint="eastAsia"/>
-        </w:rPr>
-        <w:t xml:space="preserve">Sample-Specific Causality Network Entropy Driven by Random </w:t>
+        <w:t>构建了由</w:t>
+      </w:r>
+      <w:r>
+        <w:rPr>
+          <w:rFonts w:hint="eastAsia"/>
+        </w:rPr>
+        <w:t>简单统计指标</w:t>
+      </w:r>
+      <w:r>
+        <w:rPr>
+          <w:rFonts w:hint="eastAsia"/>
+        </w:rPr>
+        <w:t>驱动的</w:t>
+      </w:r>
+      <w:r>
+        <w:rPr>
+          <w:rFonts w:hint="eastAsia"/>
+        </w:rPr>
+        <w:t>个体</w:t>
+      </w:r>
+      <w:r>
+        <w:rPr>
+          <w:rFonts w:hint="eastAsia"/>
+        </w:rPr>
+        <w:t>特异性因果网络熵（</w:t>
+      </w:r>
+      <w:r>
+        <w:rPr>
+          <w:rFonts w:hint="eastAsia"/>
+        </w:rPr>
+        <w:t>Individual</w:t>
+      </w:r>
+      <w:r>
+        <w:rPr>
+          <w:rFonts w:hint="eastAsia"/>
+        </w:rPr>
+        <w:t>-Specific Causality Network Entropy Driven by</w:t>
+      </w:r>
+      <w:r>
+        <w:rPr>
+          <w:rFonts w:hint="eastAsia"/>
+        </w:rPr>
+        <w:t xml:space="preserve"> </w:t>
       </w:r>
       <w:r>
         <w:rPr>
           <w:rFonts w:hint="eastAsia"/>
         </w:rPr>
         <w:lastRenderedPageBreak/>
-        <w:t>Forest Model,</w:t>
+        <w:t>Statistical Index</w:t>
+      </w:r>
+      <w:r>
+        <w:rPr>
+          <w:rFonts w:hint="eastAsia"/>
+        </w:rPr>
+        <w:t>,</w:t>
       </w:r>
       <w:r>
         <w:rPr>
@@ -6507,7 +6148,25 @@
         <w:rPr>
           <w:rFonts w:hint="eastAsia"/>
         </w:rPr>
-        <w:t>RF-SCNE</w:t>
+        <w:t>SI</w:t>
+      </w:r>
+      <w:r>
+        <w:rPr>
+          <w:rFonts w:hint="eastAsia"/>
+        </w:rPr>
+        <w:t>-</w:t>
+      </w:r>
+      <w:r>
+        <w:rPr>
+          <w:rFonts w:hint="eastAsia"/>
+        </w:rPr>
+        <w:t>I</w:t>
+      </w:r>
+      <w:r>
+        <w:rPr>
+          <w:rFonts w:hint="eastAsia"/>
+        </w:rPr>
+        <w:t>CNE</w:t>
       </w:r>
       <w:r>
         <w:rPr>
@@ -6585,61 +6244,13 @@
         <w:rPr>
           <w:rFonts w:hint="eastAsia"/>
         </w:rPr>
-        <w:t>流感数据中验证方法在真实世界数据上的潜力；在来自</w:t>
-      </w:r>
-      <w:r>
-        <w:rPr>
-          <w:rFonts w:hint="eastAsia"/>
-        </w:rPr>
-        <w:t>高通量基因表达</w:t>
-      </w:r>
-      <w:r>
-        <w:rPr>
-          <w:rFonts w:hint="eastAsia"/>
-        </w:rPr>
-        <w:t>数据库</w:t>
-      </w:r>
-      <w:r>
-        <w:rPr>
-          <w:rFonts w:hint="eastAsia"/>
-        </w:rPr>
-        <w:t>（</w:t>
-      </w:r>
-      <w:r>
-        <w:rPr>
-          <w:rFonts w:hint="eastAsia"/>
-        </w:rPr>
-        <w:t>Gene Expression Omnibus, GEO</w:t>
-      </w:r>
-      <w:r>
-        <w:rPr>
-          <w:rFonts w:hint="eastAsia"/>
-        </w:rPr>
-        <w:t>）的</w:t>
-      </w:r>
-      <w:r>
-        <w:rPr>
-          <w:rFonts w:hint="eastAsia"/>
-        </w:rPr>
-        <w:t>GSE161277</w:t>
-      </w:r>
-      <w:r>
-        <w:rPr>
-          <w:rFonts w:hint="eastAsia"/>
-        </w:rPr>
-        <w:t>结直肠癌上皮细胞退化（</w:t>
-      </w:r>
-      <w:r>
-        <w:rPr>
-          <w:rFonts w:hint="eastAsia"/>
-        </w:rPr>
-        <w:t>Epithelial Cell Degeneration, EPCD</w:t>
-      </w:r>
-      <w:r>
-        <w:rPr>
-          <w:rFonts w:hint="eastAsia"/>
-        </w:rPr>
-        <w:t>）数据中探索细胞命运的潜在分子机制；在来自癌症基因图谱数据库（</w:t>
+        <w:t>流感数据中验证方法在真实世界数据上的潜力；</w:t>
+      </w:r>
+      <w:r>
+        <w:rPr>
+          <w:rFonts w:hint="eastAsia"/>
+        </w:rPr>
+        <w:t>在来自癌症基因图谱数据库（</w:t>
       </w:r>
       <w:r>
         <w:rPr>
@@ -6754,7 +6365,7 @@
       <w:pPr>
         <w:pStyle w:val="ad"/>
         <w:ind w:firstLine="480"/>
-        <w:textAlignment w:val="center"/>
+        <w:textAlignment w:val="baseline"/>
       </w:pPr>
       <w:r>
         <w:rPr>
@@ -6767,7 +6378,7 @@
       <w:pPr>
         <w:pStyle w:val="ad"/>
         <w:ind w:firstLine="480"/>
-        <w:textAlignment w:val="center"/>
+        <w:textAlignment w:val="baseline"/>
       </w:pPr>
       <w:r>
         <w:rPr>
@@ -6798,7 +6409,7 @@
       <w:pPr>
         <w:pStyle w:val="ad"/>
         <w:ind w:firstLine="480"/>
-        <w:textAlignment w:val="center"/>
+        <w:textAlignment w:val="baseline"/>
       </w:pPr>
       <w:r>
         <w:rPr>
@@ -6820,7 +6431,7 @@
       <w:pPr>
         <w:pStyle w:val="ad"/>
         <w:ind w:firstLine="480"/>
-        <w:textAlignment w:val="center"/>
+        <w:textAlignment w:val="baseline"/>
       </w:pPr>
       <w:r>
         <w:rPr>
@@ -6833,7 +6444,7 @@
       <w:pPr>
         <w:pStyle w:val="ad"/>
         <w:ind w:firstLine="480"/>
-        <w:textAlignment w:val="center"/>
+        <w:textAlignment w:val="baseline"/>
       </w:pPr>
       <w:r>
         <w:rPr>
@@ -6852,7 +6463,7 @@
       <w:pPr>
         <w:pStyle w:val="ad"/>
         <w:ind w:firstLine="480"/>
-        <w:textAlignment w:val="center"/>
+        <w:textAlignment w:val="baseline"/>
       </w:pPr>
       <w:r>
         <w:rPr>
@@ -6864,9 +6475,9 @@
     <w:p>
       <w:pPr>
         <w:pStyle w:val="3"/>
-        <w:textAlignment w:val="center"/>
-      </w:pPr>
-      <w:bookmarkStart w:id="14" w:name="_Toc196469802"/>
+        <w:textAlignment w:val="baseline"/>
+      </w:pPr>
+      <w:bookmarkStart w:id="14" w:name="_Toc196896485"/>
       <w:r>
         <w:rPr>
           <w:rFonts w:hint="eastAsia"/>
@@ -6879,7 +6490,7 @@
       <w:pPr>
         <w:pStyle w:val="ad"/>
         <w:ind w:firstLine="480"/>
-        <w:textAlignment w:val="center"/>
+        <w:textAlignment w:val="baseline"/>
       </w:pPr>
       <w:r>
         <w:rPr>
@@ -6903,38 +6514,26 @@
         <w:rPr>
           <w:rFonts w:hint="eastAsia"/>
         </w:rPr>
-        <w:t>研究方法</w:t>
-      </w:r>
-      <w:r>
-        <w:rPr>
-          <w:rFonts w:hint="eastAsia"/>
-        </w:rPr>
-        <w:t>、</w:t>
-      </w:r>
-      <w:r>
-        <w:rPr>
-          <w:rFonts w:hint="eastAsia"/>
-        </w:rPr>
-        <w:t>步骤</w:t>
-      </w:r>
-      <w:r>
-        <w:rPr>
-          <w:rFonts w:hint="eastAsia"/>
-        </w:rPr>
-        <w:t>与原理</w:t>
+        <w:t>理论依据与实验步骤</w:t>
       </w:r>
       <w:r>
         <w:rPr>
           <w:rFonts w:hint="eastAsia"/>
         </w:rPr>
         <w:t>如下：</w:t>
+      </w:r>
+      <w:r>
+        <w:rPr>
+          <w:rFonts w:hint="eastAsia"/>
+        </w:rPr>
+        <w:t xml:space="preserve"> </w:t>
       </w:r>
     </w:p>
     <w:p>
       <w:pPr>
         <w:pStyle w:val="ad"/>
         <w:ind w:firstLine="480"/>
-        <w:textAlignment w:val="center"/>
+        <w:textAlignment w:val="baseline"/>
       </w:pPr>
       <w:r>
         <w:rPr>
@@ -6974,7 +6573,7 @@
       <w:pPr>
         <w:pStyle w:val="ad"/>
         <w:ind w:firstLine="480"/>
-        <w:textAlignment w:val="center"/>
+        <w:textAlignment w:val="baseline"/>
       </w:pPr>
       <w:r>
         <w:rPr>
@@ -7047,7 +6646,7 @@
       <w:pPr>
         <w:pStyle w:val="ad"/>
         <w:ind w:firstLine="480"/>
-        <w:textAlignment w:val="center"/>
+        <w:textAlignment w:val="baseline"/>
       </w:pPr>
       <w:r>
         <w:t>【</w:t>
@@ -7263,1341 +6862,6 @@
         <w:rPr>
           <w:rFonts w:hint="eastAsia"/>
         </w:rPr>
-        <w:t>使用随机森林模型，分别构建因变量为基因</w:t>
-      </w:r>
-      <m:oMath>
-        <m:sSup>
-          <m:sSupPr>
-            <m:ctrlPr>
-              <w:rPr>
-                <w:rFonts w:ascii="Cambria Math" w:hAnsi="Cambria Math"/>
-                <w:i/>
-              </w:rPr>
-            </m:ctrlPr>
-          </m:sSupPr>
-          <m:e>
-            <m:r>
-              <w:rPr>
-                <w:rFonts w:ascii="Cambria Math" w:hAnsi="Cambria Math" w:hint="eastAsia"/>
-              </w:rPr>
-              <m:t>g</m:t>
-            </m:r>
-            <m:ctrlPr>
-              <w:rPr>
-                <w:rFonts w:ascii="Cambria Math" w:hAnsi="Cambria Math" w:hint="eastAsia"/>
-                <w:i/>
-              </w:rPr>
-            </m:ctrlPr>
-          </m:e>
-          <m:sup>
-            <m:r>
-              <w:rPr>
-                <w:rFonts w:ascii="Cambria Math" w:hAnsi="Cambria Math"/>
-              </w:rPr>
-              <m:t>k</m:t>
-            </m:r>
-          </m:sup>
-        </m:sSup>
-      </m:oMath>
-      <w:r>
-        <w:rPr>
-          <w:rFonts w:hint="eastAsia"/>
-        </w:rPr>
-        <w:t>的表达量</w:t>
-      </w:r>
-      <m:oMath>
-        <m:r>
-          <w:rPr>
-            <w:rFonts w:ascii="Cambria Math" w:hAnsi="Cambria Math" w:hint="eastAsia"/>
-          </w:rPr>
-          <m:t>E</m:t>
-        </m:r>
-        <m:d>
-          <m:dPr>
-            <m:ctrlPr>
-              <w:rPr>
-                <w:rFonts w:ascii="Cambria Math" w:hAnsi="Cambria Math"/>
-                <w:i/>
-              </w:rPr>
-            </m:ctrlPr>
-          </m:dPr>
-          <m:e>
-            <m:sSup>
-              <m:sSupPr>
-                <m:ctrlPr>
-                  <w:rPr>
-                    <w:rFonts w:ascii="Cambria Math" w:hAnsi="Cambria Math"/>
-                    <w:i/>
-                  </w:rPr>
-                </m:ctrlPr>
-              </m:sSupPr>
-              <m:e>
-                <m:r>
-                  <w:rPr>
-                    <w:rFonts w:ascii="Cambria Math" w:hAnsi="Cambria Math"/>
-                  </w:rPr>
-                  <m:t>g</m:t>
-                </m:r>
-              </m:e>
-              <m:sup>
-                <m:r>
-                  <w:rPr>
-                    <w:rFonts w:ascii="Cambria Math" w:hAnsi="Cambria Math"/>
-                  </w:rPr>
-                  <m:t>k</m:t>
-                </m:r>
-              </m:sup>
-            </m:sSup>
-          </m:e>
-        </m:d>
-      </m:oMath>
-      <w:r>
-        <w:rPr>
-          <w:rFonts w:hint="eastAsia"/>
-        </w:rPr>
-        <w:t>，自变量为邻接基因群</w:t>
-      </w:r>
-      <m:oMath>
-        <m:r>
-          <m:rPr>
-            <m:lit/>
-          </m:rPr>
-          <w:rPr>
-            <w:rFonts w:ascii="Cambria Math" w:hAnsi="Cambria Math"/>
-          </w:rPr>
-          <m:t>{</m:t>
-        </m:r>
-        <m:sSubSup>
-          <m:sSubSupPr>
-            <m:ctrlPr>
-              <w:rPr>
-                <w:rFonts w:ascii="Cambria Math" w:hAnsi="Cambria Math"/>
-                <w:i/>
-              </w:rPr>
-            </m:ctrlPr>
-          </m:sSubSupPr>
-          <m:e>
-            <m:r>
-              <w:rPr>
-                <w:rFonts w:ascii="Cambria Math" w:hAnsi="Cambria Math"/>
-              </w:rPr>
-              <m:t>g</m:t>
-            </m:r>
-          </m:e>
-          <m:sub>
-            <m:r>
-              <w:rPr>
-                <w:rFonts w:ascii="Cambria Math" w:hAnsi="Cambria Math"/>
-              </w:rPr>
-              <m:t>j</m:t>
-            </m:r>
-          </m:sub>
-          <m:sup>
-            <m:r>
-              <w:rPr>
-                <w:rFonts w:ascii="Cambria Math" w:hAnsi="Cambria Math"/>
-              </w:rPr>
-              <m:t>k</m:t>
-            </m:r>
-          </m:sup>
-        </m:sSubSup>
-        <m:sSubSup>
-          <m:sSubSupPr>
-            <m:ctrlPr>
-              <w:rPr>
-                <w:rFonts w:ascii="Cambria Math" w:hAnsi="Cambria Math"/>
-                <w:i/>
-              </w:rPr>
-            </m:ctrlPr>
-          </m:sSubSupPr>
-          <m:e>
-            <m:r>
-              <m:rPr>
-                <m:lit/>
-              </m:rPr>
-              <w:rPr>
-                <w:rFonts w:ascii="Cambria Math" w:hAnsi="Cambria Math"/>
-              </w:rPr>
-              <m:t>}</m:t>
-            </m:r>
-          </m:e>
-          <m:sub>
-            <m:r>
-              <w:rPr>
-                <w:rFonts w:ascii="Cambria Math" w:hAnsi="Cambria Math"/>
-              </w:rPr>
-              <m:t>j=1</m:t>
-            </m:r>
-          </m:sub>
-          <m:sup>
-            <m:r>
-              <w:rPr>
-                <w:rFonts w:ascii="Cambria Math" w:hAnsi="Cambria Math" w:hint="eastAsia"/>
-              </w:rPr>
-              <m:t>M</m:t>
-            </m:r>
-          </m:sup>
-        </m:sSubSup>
-      </m:oMath>
-      <w:r>
-        <w:rPr>
-          <w:rFonts w:hint="eastAsia"/>
-        </w:rPr>
-        <w:t>的表达值</w:t>
-      </w:r>
-      <m:oMath>
-        <m:r>
-          <m:rPr>
-            <m:lit/>
-          </m:rPr>
-          <w:rPr>
-            <w:rFonts w:ascii="Cambria Math" w:hAnsi="Cambria Math"/>
-          </w:rPr>
-          <m:t>{</m:t>
-        </m:r>
-        <m:r>
-          <w:rPr>
-            <w:rFonts w:ascii="Cambria Math" w:hAnsi="Cambria Math"/>
-          </w:rPr>
-          <m:t>E</m:t>
-        </m:r>
-        <m:d>
-          <m:dPr>
-            <m:ctrlPr>
-              <w:rPr>
-                <w:rFonts w:ascii="Cambria Math" w:hAnsi="Cambria Math"/>
-                <w:i/>
-              </w:rPr>
-            </m:ctrlPr>
-          </m:dPr>
-          <m:e>
-            <m:sSubSup>
-              <m:sSubSupPr>
-                <m:ctrlPr>
-                  <w:rPr>
-                    <w:rFonts w:ascii="Cambria Math" w:hAnsi="Cambria Math"/>
-                    <w:i/>
-                  </w:rPr>
-                </m:ctrlPr>
-              </m:sSubSupPr>
-              <m:e>
-                <m:r>
-                  <w:rPr>
-                    <w:rFonts w:ascii="Cambria Math" w:hAnsi="Cambria Math"/>
-                  </w:rPr>
-                  <m:t>g</m:t>
-                </m:r>
-              </m:e>
-              <m:sub>
-                <m:r>
-                  <w:rPr>
-                    <w:rFonts w:ascii="Cambria Math" w:hAnsi="Cambria Math"/>
-                  </w:rPr>
-                  <m:t>j</m:t>
-                </m:r>
-              </m:sub>
-              <m:sup>
-                <m:r>
-                  <w:rPr>
-                    <w:rFonts w:ascii="Cambria Math" w:hAnsi="Cambria Math"/>
-                  </w:rPr>
-                  <m:t>k</m:t>
-                </m:r>
-              </m:sup>
-            </m:sSubSup>
-          </m:e>
-        </m:d>
-        <m:sSubSup>
-          <m:sSubSupPr>
-            <m:ctrlPr>
-              <w:rPr>
-                <w:rFonts w:ascii="Cambria Math" w:hAnsi="Cambria Math"/>
-                <w:i/>
-              </w:rPr>
-            </m:ctrlPr>
-          </m:sSubSupPr>
-          <m:e>
-            <m:r>
-              <m:rPr>
-                <m:lit/>
-              </m:rPr>
-              <w:rPr>
-                <w:rFonts w:ascii="Cambria Math" w:hAnsi="Cambria Math"/>
-              </w:rPr>
-              <m:t>}</m:t>
-            </m:r>
-          </m:e>
-          <m:sub>
-            <m:r>
-              <w:rPr>
-                <w:rFonts w:ascii="Cambria Math" w:hAnsi="Cambria Math"/>
-              </w:rPr>
-              <m:t>j=1</m:t>
-            </m:r>
-          </m:sub>
-          <m:sup>
-            <m:r>
-              <w:rPr>
-                <w:rFonts w:ascii="Cambria Math" w:hAnsi="Cambria Math"/>
-              </w:rPr>
-              <m:t>M</m:t>
-            </m:r>
-          </m:sup>
-        </m:sSubSup>
-      </m:oMath>
-      <w:r>
-        <w:rPr>
-          <w:rFonts w:hint="eastAsia"/>
-        </w:rPr>
-        <w:t>的回归</w:t>
-      </w:r>
-      <w:r>
-        <w:rPr>
-          <w:rFonts w:hint="eastAsia"/>
-        </w:rPr>
-        <w:t>模型</w:t>
-      </w:r>
-      <m:oMath>
-        <m:sSub>
-          <m:sSubPr>
-            <m:ctrlPr>
-              <w:rPr>
-                <w:rFonts w:ascii="Cambria Math" w:hAnsi="Cambria Math"/>
-                <w:i/>
-              </w:rPr>
-            </m:ctrlPr>
-          </m:sSubPr>
-          <m:e>
-            <m:r>
-              <w:rPr>
-                <w:rFonts w:ascii="Cambria Math" w:hAnsi="Cambria Math" w:hint="eastAsia"/>
-              </w:rPr>
-              <m:t>H</m:t>
-            </m:r>
-            <m:ctrlPr>
-              <w:rPr>
-                <w:rFonts w:ascii="Cambria Math" w:hAnsi="Cambria Math" w:hint="eastAsia"/>
-                <w:i/>
-              </w:rPr>
-            </m:ctrlPr>
-          </m:e>
-          <m:sub>
-            <m:r>
-              <w:rPr>
-                <w:rFonts w:ascii="Cambria Math" w:hAnsi="Cambria Math"/>
-              </w:rPr>
-              <m:t>1</m:t>
-            </m:r>
-          </m:sub>
-        </m:sSub>
-      </m:oMath>
-      <w:r>
-        <w:rPr>
-          <w:rFonts w:hint="eastAsia"/>
-        </w:rPr>
-        <w:t>以及因变量为基因</w:t>
-      </w:r>
-      <m:oMath>
-        <m:sSup>
-          <m:sSupPr>
-            <m:ctrlPr>
-              <w:rPr>
-                <w:rFonts w:ascii="Cambria Math" w:hAnsi="Cambria Math"/>
-                <w:i/>
-              </w:rPr>
-            </m:ctrlPr>
-          </m:sSupPr>
-          <m:e>
-            <m:r>
-              <w:rPr>
-                <w:rFonts w:ascii="Cambria Math" w:hAnsi="Cambria Math" w:hint="eastAsia"/>
-              </w:rPr>
-              <m:t>g</m:t>
-            </m:r>
-            <m:ctrlPr>
-              <w:rPr>
-                <w:rFonts w:ascii="Cambria Math" w:hAnsi="Cambria Math" w:hint="eastAsia"/>
-                <w:i/>
-              </w:rPr>
-            </m:ctrlPr>
-          </m:e>
-          <m:sup>
-            <m:r>
-              <w:rPr>
-                <w:rFonts w:ascii="Cambria Math" w:hAnsi="Cambria Math"/>
-              </w:rPr>
-              <m:t>k</m:t>
-            </m:r>
-          </m:sup>
-        </m:sSup>
-      </m:oMath>
-      <w:r>
-        <w:rPr>
-          <w:rFonts w:hint="eastAsia"/>
-        </w:rPr>
-        <w:t>的表达量</w:t>
-      </w:r>
-      <m:oMath>
-        <m:r>
-          <w:rPr>
-            <w:rFonts w:ascii="Cambria Math" w:hAnsi="Cambria Math" w:hint="eastAsia"/>
-          </w:rPr>
-          <m:t>E</m:t>
-        </m:r>
-        <m:d>
-          <m:dPr>
-            <m:ctrlPr>
-              <w:rPr>
-                <w:rFonts w:ascii="Cambria Math" w:hAnsi="Cambria Math"/>
-                <w:i/>
-              </w:rPr>
-            </m:ctrlPr>
-          </m:dPr>
-          <m:e>
-            <m:sSup>
-              <m:sSupPr>
-                <m:ctrlPr>
-                  <w:rPr>
-                    <w:rFonts w:ascii="Cambria Math" w:hAnsi="Cambria Math"/>
-                    <w:i/>
-                  </w:rPr>
-                </m:ctrlPr>
-              </m:sSupPr>
-              <m:e>
-                <m:r>
-                  <w:rPr>
-                    <w:rFonts w:ascii="Cambria Math" w:hAnsi="Cambria Math"/>
-                  </w:rPr>
-                  <m:t>g</m:t>
-                </m:r>
-              </m:e>
-              <m:sup>
-                <m:r>
-                  <w:rPr>
-                    <w:rFonts w:ascii="Cambria Math" w:hAnsi="Cambria Math"/>
-                  </w:rPr>
-                  <m:t>k</m:t>
-                </m:r>
-              </m:sup>
-            </m:sSup>
-          </m:e>
-        </m:d>
-      </m:oMath>
-      <w:r>
-        <w:rPr>
-          <w:rFonts w:hint="eastAsia"/>
-        </w:rPr>
-        <w:t>，</w:t>
-      </w:r>
-      <w:r>
-        <w:rPr>
-          <w:rFonts w:hint="eastAsia"/>
-        </w:rPr>
-        <w:t>自变量为邻接基因群</w:t>
-      </w:r>
-      <m:oMath>
-        <m:r>
-          <m:rPr>
-            <m:lit/>
-          </m:rPr>
-          <w:rPr>
-            <w:rFonts w:ascii="Cambria Math" w:hAnsi="Cambria Math"/>
-          </w:rPr>
-          <m:t>{</m:t>
-        </m:r>
-        <m:sSubSup>
-          <m:sSubSupPr>
-            <m:ctrlPr>
-              <w:rPr>
-                <w:rFonts w:ascii="Cambria Math" w:hAnsi="Cambria Math"/>
-                <w:i/>
-              </w:rPr>
-            </m:ctrlPr>
-          </m:sSubSupPr>
-          <m:e>
-            <m:r>
-              <w:rPr>
-                <w:rFonts w:ascii="Cambria Math" w:hAnsi="Cambria Math"/>
-              </w:rPr>
-              <m:t>g</m:t>
-            </m:r>
-          </m:e>
-          <m:sub>
-            <m:r>
-              <w:rPr>
-                <w:rFonts w:ascii="Cambria Math" w:hAnsi="Cambria Math"/>
-              </w:rPr>
-              <m:t>j</m:t>
-            </m:r>
-          </m:sub>
-          <m:sup>
-            <m:r>
-              <w:rPr>
-                <w:rFonts w:ascii="Cambria Math" w:hAnsi="Cambria Math"/>
-              </w:rPr>
-              <m:t>k</m:t>
-            </m:r>
-          </m:sup>
-        </m:sSubSup>
-        <m:sSubSup>
-          <m:sSubSupPr>
-            <m:ctrlPr>
-              <w:rPr>
-                <w:rFonts w:ascii="Cambria Math" w:hAnsi="Cambria Math"/>
-                <w:i/>
-              </w:rPr>
-            </m:ctrlPr>
-          </m:sSubSupPr>
-          <m:e>
-            <m:r>
-              <m:rPr>
-                <m:lit/>
-              </m:rPr>
-              <w:rPr>
-                <w:rFonts w:ascii="Cambria Math" w:hAnsi="Cambria Math"/>
-              </w:rPr>
-              <m:t>}</m:t>
-            </m:r>
-          </m:e>
-          <m:sub>
-            <m:r>
-              <w:rPr>
-                <w:rFonts w:ascii="Cambria Math" w:hAnsi="Cambria Math"/>
-              </w:rPr>
-              <m:t>j</m:t>
-            </m:r>
-            <m:r>
-              <m:rPr>
-                <m:sty m:val="p"/>
-              </m:rPr>
-              <w:rPr>
-                <w:rFonts w:ascii="Cambria Math" w:hAnsi="Cambria Math" w:hint="eastAsia"/>
-              </w:rPr>
-              <m:t>≠</m:t>
-            </m:r>
-            <m:r>
-              <w:rPr>
-                <w:rFonts w:ascii="Cambria Math" w:hAnsi="Cambria Math"/>
-              </w:rPr>
-              <m:t>j</m:t>
-            </m:r>
-          </m:sub>
-          <m:sup>
-            <m:r>
-              <w:rPr>
-                <w:rFonts w:ascii="Cambria Math" w:hAnsi="Cambria Math"/>
-              </w:rPr>
-              <m:t>M</m:t>
-            </m:r>
-          </m:sup>
-        </m:sSubSup>
-      </m:oMath>
-      <w:r>
-        <w:rPr>
-          <w:rFonts w:hint="eastAsia"/>
-        </w:rPr>
-        <w:t>的表达量</w:t>
-      </w:r>
-      <m:oMath>
-        <m:r>
-          <m:rPr>
-            <m:lit/>
-          </m:rPr>
-          <w:rPr>
-            <w:rFonts w:ascii="Cambria Math" w:hAnsi="Cambria Math"/>
-          </w:rPr>
-          <m:t>{</m:t>
-        </m:r>
-        <m:r>
-          <w:rPr>
-            <w:rFonts w:ascii="Cambria Math" w:hAnsi="Cambria Math"/>
-          </w:rPr>
-          <m:t>E</m:t>
-        </m:r>
-        <m:d>
-          <m:dPr>
-            <m:ctrlPr>
-              <w:rPr>
-                <w:rFonts w:ascii="Cambria Math" w:hAnsi="Cambria Math"/>
-                <w:i/>
-              </w:rPr>
-            </m:ctrlPr>
-          </m:dPr>
-          <m:e>
-            <m:sSubSup>
-              <m:sSubSupPr>
-                <m:ctrlPr>
-                  <w:rPr>
-                    <w:rFonts w:ascii="Cambria Math" w:hAnsi="Cambria Math"/>
-                    <w:i/>
-                  </w:rPr>
-                </m:ctrlPr>
-              </m:sSubSupPr>
-              <m:e>
-                <m:r>
-                  <w:rPr>
-                    <w:rFonts w:ascii="Cambria Math" w:hAnsi="Cambria Math"/>
-                  </w:rPr>
-                  <m:t>g</m:t>
-                </m:r>
-              </m:e>
-              <m:sub>
-                <m:r>
-                  <w:rPr>
-                    <w:rFonts w:ascii="Cambria Math" w:hAnsi="Cambria Math"/>
-                  </w:rPr>
-                  <m:t>j</m:t>
-                </m:r>
-              </m:sub>
-              <m:sup>
-                <m:r>
-                  <w:rPr>
-                    <w:rFonts w:ascii="Cambria Math" w:hAnsi="Cambria Math"/>
-                  </w:rPr>
-                  <m:t>k</m:t>
-                </m:r>
-              </m:sup>
-            </m:sSubSup>
-          </m:e>
-        </m:d>
-        <m:sSubSup>
-          <m:sSubSupPr>
-            <m:ctrlPr>
-              <w:rPr>
-                <w:rFonts w:ascii="Cambria Math" w:hAnsi="Cambria Math"/>
-                <w:i/>
-              </w:rPr>
-            </m:ctrlPr>
-          </m:sSubSupPr>
-          <m:e>
-            <m:r>
-              <m:rPr>
-                <m:lit/>
-              </m:rPr>
-              <w:rPr>
-                <w:rFonts w:ascii="Cambria Math" w:hAnsi="Cambria Math"/>
-              </w:rPr>
-              <m:t>}</m:t>
-            </m:r>
-          </m:e>
-          <m:sub>
-            <m:r>
-              <w:rPr>
-                <w:rFonts w:ascii="Cambria Math" w:hAnsi="Cambria Math"/>
-              </w:rPr>
-              <m:t>j</m:t>
-            </m:r>
-            <m:r>
-              <m:rPr>
-                <m:sty m:val="p"/>
-              </m:rPr>
-              <w:rPr>
-                <w:rFonts w:ascii="Cambria Math" w:hAnsi="Cambria Math" w:hint="eastAsia"/>
-              </w:rPr>
-              <m:t>≠</m:t>
-            </m:r>
-            <m:r>
-              <w:rPr>
-                <w:rFonts w:ascii="Cambria Math" w:hAnsi="Cambria Math"/>
-              </w:rPr>
-              <m:t>j</m:t>
-            </m:r>
-          </m:sub>
-          <m:sup>
-            <m:r>
-              <w:rPr>
-                <w:rFonts w:ascii="Cambria Math" w:hAnsi="Cambria Math"/>
-              </w:rPr>
-              <m:t>M</m:t>
-            </m:r>
-          </m:sup>
-        </m:sSubSup>
-      </m:oMath>
-      <w:r>
-        <w:rPr>
-          <w:rFonts w:hint="eastAsia"/>
-        </w:rPr>
-        <w:t>的回归模型</w:t>
-      </w:r>
-      <m:oMath>
-        <m:sSub>
-          <m:sSubPr>
-            <m:ctrlPr>
-              <w:rPr>
-                <w:rFonts w:ascii="Cambria Math" w:hAnsi="Cambria Math"/>
-                <w:i/>
-              </w:rPr>
-            </m:ctrlPr>
-          </m:sSubPr>
-          <m:e>
-            <m:r>
-              <w:rPr>
-                <w:rFonts w:ascii="Cambria Math" w:hAnsi="Cambria Math" w:hint="eastAsia"/>
-              </w:rPr>
-              <m:t>H</m:t>
-            </m:r>
-            <m:ctrlPr>
-              <w:rPr>
-                <w:rFonts w:ascii="Cambria Math" w:hAnsi="Cambria Math" w:hint="eastAsia"/>
-                <w:i/>
-              </w:rPr>
-            </m:ctrlPr>
-          </m:e>
-          <m:sub>
-            <m:r>
-              <w:rPr>
-                <w:rFonts w:ascii="Cambria Math" w:hAnsi="Cambria Math"/>
-              </w:rPr>
-              <m:t>0</m:t>
-            </m:r>
-          </m:sub>
-        </m:sSub>
-      </m:oMath>
-      <w:r>
-        <w:rPr>
-          <w:rFonts w:hint="eastAsia"/>
-        </w:rPr>
-        <w:t>：</w:t>
-      </w:r>
-    </w:p>
-    <w:p>
-      <w:pPr>
-        <w:pStyle w:val="ad"/>
-        <w:spacing w:line="500" w:lineRule="atLeast"/>
-        <w:ind w:firstLineChars="0" w:firstLine="0"/>
-        <w:textAlignment w:val="center"/>
-      </w:pPr>
-      <m:oMathPara>
-        <m:oMath>
-          <m:eqArr>
-            <m:eqArrPr>
-              <m:maxDist m:val="1"/>
-              <m:ctrlPr>
-                <w:rPr>
-                  <w:rFonts w:ascii="Cambria Math" w:hAnsi="Cambria Math"/>
-                  <w:i/>
-                </w:rPr>
-              </m:ctrlPr>
-            </m:eqArrPr>
-            <m:e>
-              <m:d>
-                <m:dPr>
-                  <m:begChr m:val="{"/>
-                  <m:endChr m:val=""/>
-                  <m:ctrlPr>
-                    <w:rPr>
-                      <w:rFonts w:ascii="Cambria Math" w:hAnsi="Cambria Math"/>
-                    </w:rPr>
-                  </m:ctrlPr>
-                </m:dPr>
-                <m:e>
-                  <m:m>
-                    <m:mPr>
-                      <m:mcs>
-                        <m:mc>
-                          <m:mcPr>
-                            <m:count m:val="1"/>
-                            <m:mcJc m:val="center"/>
-                          </m:mcPr>
-                        </m:mc>
-                      </m:mcs>
-                      <m:ctrlPr>
-                        <w:rPr>
-                          <w:rFonts w:ascii="Cambria Math" w:hAnsi="Cambria Math"/>
-                        </w:rPr>
-                      </m:ctrlPr>
-                    </m:mPr>
-                    <m:mr>
-                      <m:e>
-                        <m:sSub>
-                          <m:sSubPr>
-                            <m:ctrlPr>
-                              <w:rPr>
-                                <w:rFonts w:ascii="Cambria Math" w:hAnsi="Cambria Math"/>
-                                <w:i/>
-                              </w:rPr>
-                            </m:ctrlPr>
-                          </m:sSubPr>
-                          <m:e>
-                            <m:r>
-                              <w:rPr>
-                                <w:rFonts w:ascii="Cambria Math" w:hAnsi="Cambria Math"/>
-                              </w:rPr>
-                              <m:t>H</m:t>
-                            </m:r>
-                          </m:e>
-                          <m:sub>
-                            <m:r>
-                              <w:rPr>
-                                <w:rFonts w:ascii="Cambria Math" w:hAnsi="Cambria Math"/>
-                              </w:rPr>
-                              <m:t>1</m:t>
-                            </m:r>
-                          </m:sub>
-                        </m:sSub>
-                        <m:r>
-                          <w:rPr>
-                            <w:rFonts w:ascii="Cambria Math" w:hAnsi="Cambria Math"/>
-                          </w:rPr>
-                          <m:t>:</m:t>
-                        </m:r>
-                        <m:sSub>
-                          <m:sSubPr>
-                            <m:ctrlPr>
-                              <w:rPr>
-                                <w:rFonts w:ascii="Cambria Math" w:hAnsi="Cambria Math"/>
-                                <w:i/>
-                              </w:rPr>
-                            </m:ctrlPr>
-                          </m:sSubPr>
-                          <m:e>
-                            <m:r>
-                              <m:rPr>
-                                <m:sty m:val="p"/>
-                              </m:rPr>
-                              <w:rPr>
-                                <w:rFonts w:ascii="Cambria Math" w:hAnsi="Cambria Math"/>
-                              </w:rPr>
-                              <m:t>ε</m:t>
-                            </m:r>
-                          </m:e>
-                          <m:sub>
-                            <m:r>
-                              <w:rPr>
-                                <w:rFonts w:ascii="Cambria Math" w:hAnsi="Cambria Math"/>
-                              </w:rPr>
-                              <m:t>1</m:t>
-                            </m:r>
-                          </m:sub>
-                        </m:sSub>
-                        <m:r>
-                          <w:rPr>
-                            <w:rFonts w:ascii="Cambria Math" w:hAnsi="Cambria Math"/>
-                          </w:rPr>
-                          <m:t>=E</m:t>
-                        </m:r>
-                        <m:d>
-                          <m:dPr>
-                            <m:ctrlPr>
-                              <w:rPr>
-                                <w:rFonts w:ascii="Cambria Math" w:hAnsi="Cambria Math"/>
-                                <w:i/>
-                              </w:rPr>
-                            </m:ctrlPr>
-                          </m:dPr>
-                          <m:e>
-                            <m:sSup>
-                              <m:sSupPr>
-                                <m:ctrlPr>
-                                  <w:rPr>
-                                    <w:rFonts w:ascii="Cambria Math" w:hAnsi="Cambria Math"/>
-                                    <w:i/>
-                                  </w:rPr>
-                                </m:ctrlPr>
-                              </m:sSupPr>
-                              <m:e>
-                                <m:r>
-                                  <w:rPr>
-                                    <w:rFonts w:ascii="Cambria Math" w:hAnsi="Cambria Math"/>
-                                  </w:rPr>
-                                  <m:t>g</m:t>
-                                </m:r>
-                              </m:e>
-                              <m:sup>
-                                <m:r>
-                                  <w:rPr>
-                                    <w:rFonts w:ascii="Cambria Math" w:hAnsi="Cambria Math"/>
-                                  </w:rPr>
-                                  <m:t>k</m:t>
-                                </m:r>
-                              </m:sup>
-                            </m:sSup>
-                          </m:e>
-                        </m:d>
-                        <m:r>
-                          <w:rPr>
-                            <w:rFonts w:ascii="Cambria Math" w:hAnsi="Cambria Math"/>
-                          </w:rPr>
-                          <m:t>-R</m:t>
-                        </m:r>
-                        <m:sSub>
-                          <m:sSubPr>
-                            <m:ctrlPr>
-                              <w:rPr>
-                                <w:rFonts w:ascii="Cambria Math" w:hAnsi="Cambria Math"/>
-                                <w:i/>
-                              </w:rPr>
-                            </m:ctrlPr>
-                          </m:sSubPr>
-                          <m:e>
-                            <m:r>
-                              <w:rPr>
-                                <w:rFonts w:ascii="Cambria Math" w:hAnsi="Cambria Math"/>
-                              </w:rPr>
-                              <m:t>F</m:t>
-                            </m:r>
-                          </m:e>
-                          <m:sub>
-                            <m:r>
-                              <w:rPr>
-                                <w:rFonts w:ascii="Cambria Math" w:hAnsi="Cambria Math"/>
-                              </w:rPr>
-                              <m:t>1</m:t>
-                            </m:r>
-                          </m:sub>
-                        </m:sSub>
-                        <m:d>
-                          <m:dPr>
-                            <m:ctrlPr>
-                              <w:rPr>
-                                <w:rFonts w:ascii="Cambria Math" w:hAnsi="Cambria Math"/>
-                                <w:i/>
-                              </w:rPr>
-                            </m:ctrlPr>
-                          </m:dPr>
-                          <m:e>
-                            <m:r>
-                              <m:rPr>
-                                <m:lit/>
-                              </m:rPr>
-                              <w:rPr>
-                                <w:rFonts w:ascii="Cambria Math" w:hAnsi="Cambria Math"/>
-                              </w:rPr>
-                              <m:t>{</m:t>
-                            </m:r>
-                            <m:r>
-                              <w:rPr>
-                                <w:rFonts w:ascii="Cambria Math" w:hAnsi="Cambria Math"/>
-                              </w:rPr>
-                              <m:t>E</m:t>
-                            </m:r>
-                            <m:d>
-                              <m:dPr>
-                                <m:ctrlPr>
-                                  <w:rPr>
-                                    <w:rFonts w:ascii="Cambria Math" w:hAnsi="Cambria Math"/>
-                                    <w:i/>
-                                  </w:rPr>
-                                </m:ctrlPr>
-                              </m:dPr>
-                              <m:e>
-                                <m:sSubSup>
-                                  <m:sSubSupPr>
-                                    <m:ctrlPr>
-                                      <w:rPr>
-                                        <w:rFonts w:ascii="Cambria Math" w:hAnsi="Cambria Math"/>
-                                        <w:i/>
-                                      </w:rPr>
-                                    </m:ctrlPr>
-                                  </m:sSubSupPr>
-                                  <m:e>
-                                    <m:r>
-                                      <w:rPr>
-                                        <w:rFonts w:ascii="Cambria Math" w:hAnsi="Cambria Math"/>
-                                      </w:rPr>
-                                      <m:t>g</m:t>
-                                    </m:r>
-                                  </m:e>
-                                  <m:sub>
-                                    <m:r>
-                                      <w:rPr>
-                                        <w:rFonts w:ascii="Cambria Math" w:hAnsi="Cambria Math"/>
-                                      </w:rPr>
-                                      <m:t>j</m:t>
-                                    </m:r>
-                                  </m:sub>
-                                  <m:sup>
-                                    <m:r>
-                                      <w:rPr>
-                                        <w:rFonts w:ascii="Cambria Math" w:hAnsi="Cambria Math"/>
-                                      </w:rPr>
-                                      <m:t>k</m:t>
-                                    </m:r>
-                                  </m:sup>
-                                </m:sSubSup>
-                              </m:e>
-                            </m:d>
-                            <m:sSubSup>
-                              <m:sSubSupPr>
-                                <m:ctrlPr>
-                                  <w:rPr>
-                                    <w:rFonts w:ascii="Cambria Math" w:hAnsi="Cambria Math"/>
-                                    <w:i/>
-                                  </w:rPr>
-                                </m:ctrlPr>
-                              </m:sSubSupPr>
-                              <m:e>
-                                <m:r>
-                                  <m:rPr>
-                                    <m:lit/>
-                                  </m:rPr>
-                                  <w:rPr>
-                                    <w:rFonts w:ascii="Cambria Math" w:hAnsi="Cambria Math"/>
-                                  </w:rPr>
-                                  <m:t>}</m:t>
-                                </m:r>
-                              </m:e>
-                              <m:sub>
-                                <m:r>
-                                  <w:rPr>
-                                    <w:rFonts w:ascii="Cambria Math" w:hAnsi="Cambria Math"/>
-                                  </w:rPr>
-                                  <m:t>j=1</m:t>
-                                </m:r>
-                              </m:sub>
-                              <m:sup>
-                                <m:r>
-                                  <w:rPr>
-                                    <w:rFonts w:ascii="Cambria Math" w:hAnsi="Cambria Math"/>
-                                  </w:rPr>
-                                  <m:t>M</m:t>
-                                </m:r>
-                              </m:sup>
-                            </m:sSubSup>
-                          </m:e>
-                        </m:d>
-                        <m:ctrlPr>
-                          <w:rPr>
-                            <w:rFonts w:ascii="Cambria Math" w:hAnsi="Cambria Math"/>
-                            <w:i/>
-                          </w:rPr>
-                        </m:ctrlPr>
-                      </m:e>
-                    </m:mr>
-                    <m:mr>
-                      <m:e>
-                        <m:sSub>
-                          <m:sSubPr>
-                            <m:ctrlPr>
-                              <w:rPr>
-                                <w:rFonts w:ascii="Cambria Math" w:hAnsi="Cambria Math"/>
-                                <w:i/>
-                              </w:rPr>
-                            </m:ctrlPr>
-                          </m:sSubPr>
-                          <m:e>
-                            <m:r>
-                              <w:rPr>
-                                <w:rFonts w:ascii="Cambria Math" w:hAnsi="Cambria Math"/>
-                              </w:rPr>
-                              <m:t>H</m:t>
-                            </m:r>
-                          </m:e>
-                          <m:sub>
-                            <m:r>
-                              <w:rPr>
-                                <w:rFonts w:ascii="Cambria Math" w:hAnsi="Cambria Math"/>
-                              </w:rPr>
-                              <m:t>0</m:t>
-                            </m:r>
-                          </m:sub>
-                        </m:sSub>
-                        <m:r>
-                          <w:rPr>
-                            <w:rFonts w:ascii="Cambria Math" w:hAnsi="Cambria Math"/>
-                          </w:rPr>
-                          <m:t>:</m:t>
-                        </m:r>
-                        <m:sSub>
-                          <m:sSubPr>
-                            <m:ctrlPr>
-                              <w:rPr>
-                                <w:rFonts w:ascii="Cambria Math" w:hAnsi="Cambria Math"/>
-                                <w:i/>
-                              </w:rPr>
-                            </m:ctrlPr>
-                          </m:sSubPr>
-                          <m:e>
-                            <m:r>
-                              <m:rPr>
-                                <m:sty m:val="p"/>
-                              </m:rPr>
-                              <w:rPr>
-                                <w:rFonts w:ascii="Cambria Math" w:hAnsi="Cambria Math"/>
-                              </w:rPr>
-                              <m:t>ε</m:t>
-                            </m:r>
-                          </m:e>
-                          <m:sub>
-                            <m:r>
-                              <w:rPr>
-                                <w:rFonts w:ascii="Cambria Math" w:hAnsi="Cambria Math"/>
-                              </w:rPr>
-                              <m:t>0</m:t>
-                            </m:r>
-                          </m:sub>
-                        </m:sSub>
-                        <m:r>
-                          <w:rPr>
-                            <w:rFonts w:ascii="Cambria Math" w:hAnsi="Cambria Math"/>
-                          </w:rPr>
-                          <m:t>=E</m:t>
-                        </m:r>
-                        <m:d>
-                          <m:dPr>
-                            <m:ctrlPr>
-                              <w:rPr>
-                                <w:rFonts w:ascii="Cambria Math" w:hAnsi="Cambria Math"/>
-                                <w:i/>
-                              </w:rPr>
-                            </m:ctrlPr>
-                          </m:dPr>
-                          <m:e>
-                            <m:sSup>
-                              <m:sSupPr>
-                                <m:ctrlPr>
-                                  <w:rPr>
-                                    <w:rFonts w:ascii="Cambria Math" w:hAnsi="Cambria Math"/>
-                                    <w:i/>
-                                  </w:rPr>
-                                </m:ctrlPr>
-                              </m:sSupPr>
-                              <m:e>
-                                <m:r>
-                                  <w:rPr>
-                                    <w:rFonts w:ascii="Cambria Math" w:hAnsi="Cambria Math"/>
-                                  </w:rPr>
-                                  <m:t>g</m:t>
-                                </m:r>
-                              </m:e>
-                              <m:sup>
-                                <m:r>
-                                  <w:rPr>
-                                    <w:rFonts w:ascii="Cambria Math" w:hAnsi="Cambria Math"/>
-                                  </w:rPr>
-                                  <m:t>k</m:t>
-                                </m:r>
-                              </m:sup>
-                            </m:sSup>
-                          </m:e>
-                        </m:d>
-                        <m:r>
-                          <w:rPr>
-                            <w:rFonts w:ascii="Cambria Math" w:hAnsi="Cambria Math"/>
-                          </w:rPr>
-                          <m:t>-R</m:t>
-                        </m:r>
-                        <m:sSub>
-                          <m:sSubPr>
-                            <m:ctrlPr>
-                              <w:rPr>
-                                <w:rFonts w:ascii="Cambria Math" w:hAnsi="Cambria Math"/>
-                                <w:i/>
-                              </w:rPr>
-                            </m:ctrlPr>
-                          </m:sSubPr>
-                          <m:e>
-                            <m:r>
-                              <w:rPr>
-                                <w:rFonts w:ascii="Cambria Math" w:hAnsi="Cambria Math"/>
-                              </w:rPr>
-                              <m:t>F</m:t>
-                            </m:r>
-                          </m:e>
-                          <m:sub>
-                            <m:r>
-                              <w:rPr>
-                                <w:rFonts w:ascii="Cambria Math" w:hAnsi="Cambria Math"/>
-                              </w:rPr>
-                              <m:t>0</m:t>
-                            </m:r>
-                          </m:sub>
-                        </m:sSub>
-                        <m:d>
-                          <m:dPr>
-                            <m:ctrlPr>
-                              <w:rPr>
-                                <w:rFonts w:ascii="Cambria Math" w:hAnsi="Cambria Math"/>
-                                <w:i/>
-                              </w:rPr>
-                            </m:ctrlPr>
-                          </m:dPr>
-                          <m:e>
-                            <m:r>
-                              <m:rPr>
-                                <m:lit/>
-                              </m:rPr>
-                              <w:rPr>
-                                <w:rFonts w:ascii="Cambria Math" w:hAnsi="Cambria Math"/>
-                              </w:rPr>
-                              <m:t>{</m:t>
-                            </m:r>
-                            <m:r>
-                              <w:rPr>
-                                <w:rFonts w:ascii="Cambria Math" w:hAnsi="Cambria Math"/>
-                              </w:rPr>
-                              <m:t>E</m:t>
-                            </m:r>
-                            <m:d>
-                              <m:dPr>
-                                <m:ctrlPr>
-                                  <w:rPr>
-                                    <w:rFonts w:ascii="Cambria Math" w:hAnsi="Cambria Math"/>
-                                    <w:i/>
-                                  </w:rPr>
-                                </m:ctrlPr>
-                              </m:dPr>
-                              <m:e>
-                                <m:sSubSup>
-                                  <m:sSubSupPr>
-                                    <m:ctrlPr>
-                                      <w:rPr>
-                                        <w:rFonts w:ascii="Cambria Math" w:hAnsi="Cambria Math"/>
-                                        <w:i/>
-                                      </w:rPr>
-                                    </m:ctrlPr>
-                                  </m:sSubSupPr>
-                                  <m:e>
-                                    <m:r>
-                                      <w:rPr>
-                                        <w:rFonts w:ascii="Cambria Math" w:hAnsi="Cambria Math"/>
-                                      </w:rPr>
-                                      <m:t>g</m:t>
-                                    </m:r>
-                                  </m:e>
-                                  <m:sub>
-                                    <m:r>
-                                      <w:rPr>
-                                        <w:rFonts w:ascii="Cambria Math" w:hAnsi="Cambria Math"/>
-                                      </w:rPr>
-                                      <m:t>j</m:t>
-                                    </m:r>
-                                  </m:sub>
-                                  <m:sup>
-                                    <m:r>
-                                      <w:rPr>
-                                        <w:rFonts w:ascii="Cambria Math" w:hAnsi="Cambria Math"/>
-                                      </w:rPr>
-                                      <m:t>k</m:t>
-                                    </m:r>
-                                  </m:sup>
-                                </m:sSubSup>
-                              </m:e>
-                            </m:d>
-                            <m:sSubSup>
-                              <m:sSubSupPr>
-                                <m:ctrlPr>
-                                  <w:rPr>
-                                    <w:rFonts w:ascii="Cambria Math" w:hAnsi="Cambria Math"/>
-                                    <w:i/>
-                                  </w:rPr>
-                                </m:ctrlPr>
-                              </m:sSubSupPr>
-                              <m:e>
-                                <m:r>
-                                  <m:rPr>
-                                    <m:lit/>
-                                  </m:rPr>
-                                  <w:rPr>
-                                    <w:rFonts w:ascii="Cambria Math" w:hAnsi="Cambria Math"/>
-                                  </w:rPr>
-                                  <m:t>}</m:t>
-                                </m:r>
-                              </m:e>
-                              <m:sub>
-                                <m:r>
-                                  <w:rPr>
-                                    <w:rFonts w:ascii="Cambria Math" w:hAnsi="Cambria Math"/>
-                                  </w:rPr>
-                                  <m:t>j</m:t>
-                                </m:r>
-                                <m:r>
-                                  <m:rPr>
-                                    <m:sty m:val="p"/>
-                                  </m:rPr>
-                                  <w:rPr>
-                                    <w:rFonts w:ascii="Cambria Math" w:hAnsi="Cambria Math" w:hint="eastAsia"/>
-                                  </w:rPr>
-                                  <m:t>≠</m:t>
-                                </m:r>
-                                <m:r>
-                                  <w:rPr>
-                                    <w:rFonts w:ascii="Cambria Math" w:hAnsi="Cambria Math"/>
-                                  </w:rPr>
-                                  <m:t>j</m:t>
-                                </m:r>
-                              </m:sub>
-                              <m:sup>
-                                <m:r>
-                                  <w:rPr>
-                                    <w:rFonts w:ascii="Cambria Math" w:hAnsi="Cambria Math"/>
-                                  </w:rPr>
-                                  <m:t>M</m:t>
-                                </m:r>
-                              </m:sup>
-                            </m:sSubSup>
-                          </m:e>
-                        </m:d>
-                        <m:ctrlPr>
-                          <w:rPr>
-                            <w:rFonts w:ascii="Cambria Math" w:hAnsi="Cambria Math"/>
-                            <w:i/>
-                          </w:rPr>
-                        </m:ctrlPr>
-                      </m:e>
-                    </m:mr>
-                  </m:m>
-                </m:e>
-              </m:d>
-              <m:r>
-                <w:rPr>
-                  <w:rFonts w:ascii="Cambria Math" w:hAnsi="Cambria Math"/>
-                </w:rPr>
-                <m:t>#</m:t>
-              </m:r>
-              <m:d>
-                <m:dPr>
-                  <m:ctrlPr>
-                    <w:rPr>
-                      <w:rFonts w:ascii="Cambria Math" w:hAnsi="Cambria Math"/>
-                      <w:i/>
-                    </w:rPr>
-                  </m:ctrlPr>
-                </m:dPr>
-                <m:e>
-                  <m:r>
-                    <w:rPr>
-                      <w:rFonts w:ascii="Cambria Math" w:hAnsi="Cambria Math"/>
-                    </w:rPr>
-                    <m:t>1</m:t>
-                  </m:r>
-                </m:e>
-              </m:d>
-            </m:e>
-          </m:eqArr>
-        </m:oMath>
-      </m:oMathPara>
-    </w:p>
-    <w:p>
-      <w:pPr>
-        <w:pStyle w:val="ad"/>
-        <w:ind w:firstLineChars="0" w:firstLine="0"/>
-        <w:textAlignment w:val="center"/>
-      </w:pPr>
-      <w:r>
-        <w:rPr>
-          <w:rFonts w:hint="eastAsia"/>
-        </w:rPr>
-        <w:t>由此可以计算时间</w:t>
-      </w:r>
-      <m:oMath>
-        <m:r>
-          <w:rPr>
-            <w:rFonts w:ascii="Cambria Math" w:hAnsi="Cambria Math"/>
-          </w:rPr>
-          <m:t>t</m:t>
-        </m:r>
-      </m:oMath>
-      <w:r>
-        <w:rPr>
-          <w:rFonts w:hint="eastAsia"/>
-        </w:rPr>
-        <w:t>时</w:t>
-      </w:r>
-      <w:r>
-        <w:rPr>
-          <w:rFonts w:hint="eastAsia"/>
-        </w:rPr>
         <w:t>一个</w:t>
       </w:r>
       <w:r>
@@ -8605,6 +6869,12 @@
           <w:rFonts w:hint="eastAsia"/>
         </w:rPr>
         <w:t>样本的基因间因果强度</w:t>
+      </w:r>
+      <w:r>
+        <w:rPr>
+          <w:rFonts w:hint="eastAsia"/>
+        </w:rPr>
+        <w:t>定义为</w:t>
       </w:r>
       <m:oMath>
         <m:sSub>
@@ -8850,7 +7120,7 @@
         <w:rPr>
           <w:rFonts w:hint="eastAsia"/>
         </w:rPr>
-        <w:t>，</w:t>
+        <w:t>。同时，可以</w:t>
       </w:r>
       <w:r>
         <w:rPr>
@@ -8975,7 +7245,7 @@
           <w:rPr>
             <w:rFonts w:ascii="Cambria Math" w:hAnsi="Cambria Math"/>
           </w:rPr>
-          <m:t>&gt;0</m:t>
+          <m:t>&gt;1</m:t>
         </m:r>
       </m:oMath>
       <w:r>
@@ -9192,7 +7462,7 @@
           <w:rPr>
             <w:rFonts w:ascii="Cambria Math" w:hAnsi="Cambria Math"/>
           </w:rPr>
-          <m:t>0</m:t>
+          <m:t>1</m:t>
         </m:r>
       </m:oMath>
       <w:r>
@@ -9632,7 +7902,7 @@
       <w:pPr>
         <w:pStyle w:val="ad"/>
         <w:ind w:firstLine="480"/>
-        <w:textAlignment w:val="center"/>
+        <w:textAlignment w:val="baseline"/>
       </w:pPr>
       <w:r>
         <w:rPr>
@@ -9812,7 +8082,14 @@
         <w:rPr>
           <w:rFonts w:hint="eastAsia"/>
         </w:rPr>
-        <w:t>，将局部因果网络分为指入中心基因</w:t>
+        <w:t>，将</w:t>
+      </w:r>
+      <w:r>
+        <w:rPr>
+          <w:rFonts w:hint="eastAsia"/>
+        </w:rPr>
+        <w:lastRenderedPageBreak/>
+        <w:t>局部因果网络分为指入中心基因</w:t>
       </w:r>
       <m:oMath>
         <m:sSup>
@@ -11065,7 +9342,7 @@
       <w:pPr>
         <w:pStyle w:val="ad"/>
         <w:ind w:firstLine="480"/>
-        <w:textAlignment w:val="center"/>
+        <w:textAlignment w:val="baseline"/>
       </w:pPr>
       <w:r>
         <w:rPr>
@@ -11139,7 +9416,7 @@
         <w:pStyle w:val="ad"/>
         <w:spacing w:line="500" w:lineRule="atLeast"/>
         <w:ind w:firstLineChars="0" w:firstLine="0"/>
-        <w:textAlignment w:val="center"/>
+        <w:textAlignment w:val="baseline"/>
       </w:pPr>
       <m:oMathPara>
         <m:oMath>
@@ -11801,7 +10078,7 @@
       <w:pPr>
         <w:pStyle w:val="ad"/>
         <w:ind w:firstLineChars="0" w:firstLine="0"/>
-        <w:textAlignment w:val="center"/>
+        <w:textAlignment w:val="baseline"/>
       </w:pPr>
       <w:r>
         <w:rPr>
@@ -11910,8 +10187,9 @@
       <w:pPr>
         <w:pStyle w:val="2"/>
         <w:spacing w:before="156" w:after="156"/>
-      </w:pPr>
-      <w:bookmarkStart w:id="15" w:name="_Toc196469803"/>
+        <w:textAlignment w:val="baseline"/>
+      </w:pPr>
+      <w:bookmarkStart w:id="15" w:name="_Toc196896486"/>
       <w:r>
         <w:rPr>
           <w:rFonts w:hint="eastAsia"/>
@@ -11930,8 +10208,9 @@
       <w:pPr>
         <w:pStyle w:val="2"/>
         <w:spacing w:before="156" w:after="156"/>
-      </w:pPr>
-      <w:bookmarkStart w:id="16" w:name="_Toc196469804"/>
+        <w:textAlignment w:val="baseline"/>
+      </w:pPr>
+      <w:bookmarkStart w:id="16" w:name="_Toc196896487"/>
       <w:r>
         <w:rPr>
           <w:rFonts w:hint="eastAsia"/>
@@ -11943,7 +10222,7 @@
     <w:p>
       <w:pPr>
         <w:spacing w:afterLines="100" w:after="312" w:line="500" w:lineRule="exact"/>
-        <w:textAlignment w:val="center"/>
+        <w:textAlignment w:val="baseline"/>
         <w:rPr>
           <w:rFonts w:ascii="黑体" w:eastAsia="黑体" w:hAnsi="黑体"/>
           <w:sz w:val="32"/>
@@ -11962,11 +10241,12 @@
         <w:pStyle w:val="1"/>
         <w:spacing w:after="312"/>
         <w:ind w:firstLine="640"/>
+        <w:textAlignment w:val="baseline"/>
         <w:rPr>
           <w:rFonts w:ascii="黑体" w:hAnsi="黑体"/>
         </w:rPr>
       </w:pPr>
-      <w:bookmarkStart w:id="17" w:name="_Toc196469805"/>
+      <w:bookmarkStart w:id="17" w:name="_Toc196896488"/>
       <w:r>
         <w:rPr>
           <w:rFonts w:hint="eastAsia"/>
@@ -11980,8 +10260,9 @@
       <w:pPr>
         <w:pStyle w:val="2"/>
         <w:spacing w:before="156" w:after="156"/>
-      </w:pPr>
-      <w:bookmarkStart w:id="18" w:name="_Toc196469806"/>
+        <w:textAlignment w:val="baseline"/>
+      </w:pPr>
+      <w:bookmarkStart w:id="18" w:name="_Toc196896489"/>
       <w:r>
         <w:rPr>
           <w:rFonts w:hint="eastAsia"/>
@@ -12002,9 +10283,9 @@
     <w:p>
       <w:pPr>
         <w:pStyle w:val="3"/>
-        <w:textAlignment w:val="center"/>
-      </w:pPr>
-      <w:bookmarkStart w:id="19" w:name="_Toc196469807"/>
+        <w:textAlignment w:val="baseline"/>
+      </w:pPr>
+      <w:bookmarkStart w:id="19" w:name="_Toc196896490"/>
       <w:r>
         <w:rPr>
           <w:rFonts w:hint="eastAsia"/>
@@ -12022,9 +10303,9 @@
     <w:p>
       <w:pPr>
         <w:pStyle w:val="3"/>
-        <w:textAlignment w:val="center"/>
-      </w:pPr>
-      <w:bookmarkStart w:id="20" w:name="_Toc196469808"/>
+        <w:textAlignment w:val="baseline"/>
+      </w:pPr>
+      <w:bookmarkStart w:id="20" w:name="_Toc196896491"/>
       <w:r>
         <w:rPr>
           <w:rFonts w:hint="eastAsia"/>
@@ -12048,9 +10329,9 @@
     <w:p>
       <w:pPr>
         <w:pStyle w:val="3"/>
-        <w:textAlignment w:val="center"/>
-      </w:pPr>
-      <w:bookmarkStart w:id="21" w:name="_Toc196469809"/>
+        <w:textAlignment w:val="baseline"/>
+      </w:pPr>
+      <w:bookmarkStart w:id="21" w:name="_Toc196896492"/>
       <w:r>
         <w:rPr>
           <w:rFonts w:hint="eastAsia"/>
@@ -12063,8 +10344,9 @@
       <w:pPr>
         <w:pStyle w:val="2"/>
         <w:spacing w:before="156" w:after="156"/>
-      </w:pPr>
-      <w:bookmarkStart w:id="22" w:name="_Toc196469810"/>
+        <w:textAlignment w:val="baseline"/>
+      </w:pPr>
+      <w:bookmarkStart w:id="22" w:name="_Toc196896493"/>
       <w:r>
         <w:rPr>
           <w:rFonts w:hint="eastAsia"/>
@@ -12088,9 +10370,9 @@
     <w:p>
       <w:pPr>
         <w:pStyle w:val="3"/>
-        <w:textAlignment w:val="center"/>
-      </w:pPr>
-      <w:bookmarkStart w:id="23" w:name="_Toc196469811"/>
+        <w:textAlignment w:val="baseline"/>
+      </w:pPr>
+      <w:bookmarkStart w:id="23" w:name="_Toc196896494"/>
       <w:r>
         <w:rPr>
           <w:rFonts w:hint="eastAsia"/>
@@ -12120,9 +10402,9 @@
     <w:p>
       <w:pPr>
         <w:pStyle w:val="3"/>
-        <w:textAlignment w:val="center"/>
-      </w:pPr>
-      <w:bookmarkStart w:id="24" w:name="_Toc196469812"/>
+        <w:textAlignment w:val="baseline"/>
+      </w:pPr>
+      <w:bookmarkStart w:id="24" w:name="_Toc196896495"/>
       <w:r>
         <w:rPr>
           <w:rFonts w:hint="eastAsia"/>
@@ -12152,9 +10434,9 @@
     <w:p>
       <w:pPr>
         <w:pStyle w:val="3"/>
-        <w:textAlignment w:val="center"/>
-      </w:pPr>
-      <w:bookmarkStart w:id="25" w:name="_Toc196469813"/>
+        <w:textAlignment w:val="baseline"/>
+      </w:pPr>
+      <w:bookmarkStart w:id="25" w:name="_Toc196896496"/>
       <w:r>
         <w:rPr>
           <w:rFonts w:hint="eastAsia"/>
@@ -12185,51 +10467,88 @@
       <w:pPr>
         <w:pStyle w:val="2"/>
         <w:spacing w:before="156" w:after="156"/>
-      </w:pPr>
-      <w:bookmarkStart w:id="26" w:name="_Toc196469814"/>
-      <w:r>
-        <w:rPr>
-          <w:rFonts w:hint="eastAsia"/>
-        </w:rPr>
-        <w:t>因果网络熵方法</w:t>
-      </w:r>
-      <w:r>
-        <w:rPr>
-          <w:rFonts w:hint="eastAsia"/>
-        </w:rPr>
-        <w:t>在</w:t>
-      </w:r>
-      <w:r>
-        <w:rPr>
-          <w:rFonts w:hint="eastAsia"/>
-        </w:rPr>
-        <w:t>EPCD</w:t>
-      </w:r>
-      <w:r>
-        <w:rPr>
-          <w:rFonts w:hint="eastAsia"/>
-        </w:rPr>
-        <w:t>上</w:t>
-      </w:r>
-      <w:r>
-        <w:rPr>
-          <w:rFonts w:hint="eastAsia"/>
-        </w:rPr>
-        <w:t>应用</w:t>
+        <w:textAlignment w:val="baseline"/>
+      </w:pPr>
+      <w:bookmarkStart w:id="26" w:name="_Toc196896497"/>
+      <w:r>
+        <w:rPr>
+          <w:rFonts w:hint="eastAsia"/>
+        </w:rPr>
+        <w:t>因果网络熵在</w:t>
+      </w:r>
+      <w:r>
+        <w:rPr>
+          <w:rFonts w:hint="eastAsia"/>
+        </w:rPr>
+        <w:t>TCGA-</w:t>
+      </w:r>
+      <w:r>
+        <w:rPr>
+          <w:rFonts w:hint="eastAsia"/>
+        </w:rPr>
+        <w:t>RE</w:t>
+      </w:r>
+      <w:r>
+        <w:rPr>
+          <w:rFonts w:hint="eastAsia"/>
+        </w:rPr>
+        <w:t>AD</w:t>
+      </w:r>
+      <w:r>
+        <w:rPr>
+          <w:rFonts w:hint="eastAsia"/>
+        </w:rPr>
+        <w:t>以及</w:t>
+      </w:r>
+      <w:r>
+        <w:rPr>
+          <w:rFonts w:hint="eastAsia"/>
+        </w:rPr>
+        <w:t>TCGA-</w:t>
+      </w:r>
+      <w:r>
+        <w:rPr>
+          <w:rFonts w:hint="eastAsia"/>
+        </w:rPr>
+        <w:t>CO</w:t>
+      </w:r>
+      <w:r>
+        <w:rPr>
+          <w:rFonts w:hint="eastAsia"/>
+        </w:rPr>
+        <w:t>AD</w:t>
+      </w:r>
+      <w:r>
+        <w:rPr>
+          <w:rFonts w:hint="eastAsia"/>
+        </w:rPr>
+        <w:t>上的应用</w:t>
       </w:r>
       <w:bookmarkEnd w:id="26"/>
     </w:p>
     <w:p>
       <w:pPr>
         <w:pStyle w:val="3"/>
-        <w:textAlignment w:val="center"/>
-      </w:pPr>
-      <w:bookmarkStart w:id="27" w:name="_Toc196469815"/>
-      <w:r>
-        <w:rPr>
-          <w:rFonts w:hint="eastAsia"/>
-        </w:rPr>
-        <w:t>EPCD</w:t>
+        <w:textAlignment w:val="baseline"/>
+      </w:pPr>
+      <w:bookmarkStart w:id="27" w:name="_Toc196896498"/>
+      <w:r>
+        <w:rPr>
+          <w:rFonts w:hint="eastAsia"/>
+        </w:rPr>
+        <w:t>TCGA-</w:t>
+      </w:r>
+      <w:r>
+        <w:rPr>
+          <w:rFonts w:hint="eastAsia"/>
+        </w:rPr>
+        <w:t>RE</w:t>
+      </w:r>
+      <w:r>
+        <w:rPr>
+          <w:rFonts w:hint="eastAsia"/>
+        </w:rPr>
+        <w:t>AD</w:t>
       </w:r>
       <w:r>
         <w:rPr>
@@ -12241,27 +10560,45 @@
         <w:rPr>
           <w:rFonts w:hint="eastAsia"/>
         </w:rPr>
-        <w:t>GSE161277</w:t>
-      </w:r>
-      <w:r>
-        <w:rPr>
-          <w:rFonts w:hint="eastAsia"/>
-        </w:rPr>
-        <w:t>的基本情况</w:t>
+        <w:t>的</w:t>
+      </w:r>
+      <w:r>
+        <w:rPr>
+          <w:rFonts w:hint="eastAsia"/>
+        </w:rPr>
+        <w:t>基本情况</w:t>
       </w:r>
       <w:bookmarkEnd w:id="27"/>
     </w:p>
     <w:p>
       <w:pPr>
         <w:pStyle w:val="3"/>
-        <w:textAlignment w:val="center"/>
-      </w:pPr>
-      <w:bookmarkStart w:id="28" w:name="_Toc196469816"/>
-      <w:r>
-        <w:rPr>
-          <w:rFonts w:hint="eastAsia"/>
-        </w:rPr>
-        <w:t>EPCD</w:t>
+        <w:textAlignment w:val="baseline"/>
+      </w:pPr>
+      <w:bookmarkStart w:id="28" w:name="_Toc196896499"/>
+      <w:r>
+        <w:rPr>
+          <w:rFonts w:hint="eastAsia"/>
+        </w:rPr>
+        <w:t>TCGA-</w:t>
+      </w:r>
+      <w:r>
+        <w:rPr>
+          <w:rFonts w:hint="eastAsia"/>
+        </w:rPr>
+        <w:t>CO</w:t>
+      </w:r>
+      <w:r>
+        <w:rPr>
+          <w:rFonts w:hint="eastAsia"/>
+        </w:rPr>
+        <w:t>A</w:t>
+      </w:r>
+      <w:r>
+        <w:rPr>
+          <w:rFonts w:hint="eastAsia"/>
+        </w:rPr>
+        <w:t>D</w:t>
       </w:r>
       <w:r>
         <w:rPr>
@@ -12273,45 +10610,39 @@
         <w:rPr>
           <w:rFonts w:hint="eastAsia"/>
         </w:rPr>
-        <w:t>GSE161277</w:t>
-      </w:r>
-      <w:r>
-        <w:rPr>
-          <w:rFonts w:hint="eastAsia"/>
-        </w:rPr>
         <w:t>的</w:t>
       </w:r>
       <w:r>
         <w:rPr>
           <w:rFonts w:hint="eastAsia"/>
         </w:rPr>
-        <w:t>分析设计</w:t>
+        <w:t>基本情况</w:t>
       </w:r>
       <w:bookmarkEnd w:id="28"/>
     </w:p>
     <w:p>
       <w:pPr>
         <w:pStyle w:val="3"/>
-        <w:textAlignment w:val="center"/>
-      </w:pPr>
-      <w:bookmarkStart w:id="29" w:name="_Toc196469817"/>
-      <w:r>
-        <w:rPr>
-          <w:rFonts w:hint="eastAsia"/>
-        </w:rPr>
-        <w:t>EPCD</w:t>
-      </w:r>
-      <w:r>
-        <w:rPr>
-          <w:rFonts w:hint="eastAsia"/>
-        </w:rPr>
-        <w:t>数据</w:t>
-      </w:r>
-      <w:r>
-        <w:rPr>
-          <w:rFonts w:hint="eastAsia"/>
-        </w:rPr>
-        <w:t>GSE161277</w:t>
+        <w:textAlignment w:val="baseline"/>
+      </w:pPr>
+      <w:bookmarkStart w:id="29" w:name="_Toc196896500"/>
+      <w:r>
+        <w:rPr>
+          <w:rFonts w:hint="eastAsia"/>
+        </w:rPr>
+        <w:t>TCGA-READ</w:t>
+      </w:r>
+      <w:r>
+        <w:rPr>
+          <w:rFonts w:hint="eastAsia"/>
+        </w:rPr>
+        <w:t>与</w:t>
+      </w:r>
+      <w:r>
+        <w:rPr>
+          <w:rFonts w:hint="eastAsia"/>
+        </w:rPr>
+        <w:t>TCGA-COAD</w:t>
       </w:r>
       <w:r>
         <w:rPr>
@@ -12323,15 +10654,23 @@
     </w:p>
     <w:p>
       <w:pPr>
-        <w:pStyle w:val="2"/>
-        <w:spacing w:before="156" w:after="156"/>
-      </w:pPr>
-      <w:bookmarkStart w:id="30" w:name="_Toc196469818"/>
-      <w:r>
-        <w:rPr>
-          <w:rFonts w:hint="eastAsia"/>
-        </w:rPr>
-        <w:t>因果网络熵在</w:t>
+        <w:pStyle w:val="3"/>
+        <w:rPr>
+          <w:rFonts w:hint="eastAsia"/>
+        </w:rPr>
+      </w:pPr>
+      <w:bookmarkStart w:id="30" w:name="_Toc196896501"/>
+      <w:r>
+        <w:rPr>
+          <w:rFonts w:hint="eastAsia"/>
+        </w:rPr>
+        <w:t>TCGA-READ</w:t>
+      </w:r>
+      <w:r>
+        <w:rPr>
+          <w:rFonts w:hint="eastAsia"/>
+        </w:rPr>
+        <w:t>与</w:t>
       </w:r>
       <w:r>
         <w:rPr>
@@ -12343,134 +10682,14 @@
         <w:rPr>
           <w:rFonts w:hint="eastAsia"/>
         </w:rPr>
-        <w:t>以及</w:t>
-      </w:r>
-      <w:r>
-        <w:rPr>
-          <w:rFonts w:hint="eastAsia"/>
-        </w:rPr>
-        <w:t>TCGA-READ</w:t>
-      </w:r>
-      <w:r>
-        <w:rPr>
-          <w:rFonts w:hint="eastAsia"/>
-        </w:rPr>
-        <w:t>上的应用</w:t>
+        <w:t>的分析设计</w:t>
       </w:r>
       <w:bookmarkEnd w:id="30"/>
     </w:p>
     <w:p>
       <w:pPr>
-        <w:pStyle w:val="3"/>
-        <w:textAlignment w:val="center"/>
-      </w:pPr>
-      <w:bookmarkStart w:id="31" w:name="_Toc196469819"/>
-      <w:r>
-        <w:rPr>
-          <w:rFonts w:hint="eastAsia"/>
-        </w:rPr>
-        <w:t>TCGA-COAD</w:t>
-      </w:r>
-      <w:r>
-        <w:rPr>
-          <w:rFonts w:hint="eastAsia"/>
-        </w:rPr>
-        <w:t>数据</w:t>
-      </w:r>
-      <w:r>
-        <w:rPr>
-          <w:rFonts w:hint="eastAsia"/>
-        </w:rPr>
-        <w:t>的</w:t>
-      </w:r>
-      <w:r>
-        <w:rPr>
-          <w:rFonts w:hint="eastAsia"/>
-        </w:rPr>
-        <w:t>基本情况</w:t>
-      </w:r>
-      <w:bookmarkEnd w:id="31"/>
-    </w:p>
-    <w:p>
-      <w:pPr>
-        <w:pStyle w:val="3"/>
-        <w:textAlignment w:val="center"/>
-      </w:pPr>
-      <w:bookmarkStart w:id="32" w:name="_Toc196469820"/>
-      <w:r>
-        <w:rPr>
-          <w:rFonts w:hint="eastAsia"/>
-        </w:rPr>
-        <w:t>TCGA-</w:t>
-      </w:r>
-      <w:r>
-        <w:rPr>
-          <w:rFonts w:hint="eastAsia"/>
-        </w:rPr>
-        <w:t>REA</w:t>
-      </w:r>
-      <w:r>
-        <w:rPr>
-          <w:rFonts w:hint="eastAsia"/>
-        </w:rPr>
-        <w:t>D</w:t>
-      </w:r>
-      <w:r>
-        <w:rPr>
-          <w:rFonts w:hint="eastAsia"/>
-        </w:rPr>
-        <w:t>数据</w:t>
-      </w:r>
-      <w:r>
-        <w:rPr>
-          <w:rFonts w:hint="eastAsia"/>
-        </w:rPr>
-        <w:t>的</w:t>
-      </w:r>
-      <w:r>
-        <w:rPr>
-          <w:rFonts w:hint="eastAsia"/>
-        </w:rPr>
-        <w:t>基本情况</w:t>
-      </w:r>
-      <w:bookmarkEnd w:id="32"/>
-    </w:p>
-    <w:p>
-      <w:pPr>
-        <w:pStyle w:val="3"/>
-        <w:textAlignment w:val="center"/>
-      </w:pPr>
-      <w:bookmarkStart w:id="33" w:name="_Toc196469821"/>
-      <w:r>
-        <w:rPr>
-          <w:rFonts w:hint="eastAsia"/>
-        </w:rPr>
-        <w:t>EPCD</w:t>
-      </w:r>
-      <w:r>
-        <w:rPr>
-          <w:rFonts w:hint="eastAsia"/>
-        </w:rPr>
-        <w:t>数据</w:t>
-      </w:r>
-      <w:r>
-        <w:rPr>
-          <w:rFonts w:hint="eastAsia"/>
-        </w:rPr>
-        <w:t>GSE161277</w:t>
-      </w:r>
-      <w:r>
-        <w:rPr>
-          <w:rFonts w:hint="eastAsia"/>
-        </w:rPr>
-        <w:t>的分析目的</w:t>
-      </w:r>
-      <w:bookmarkEnd w:id="33"/>
-    </w:p>
-    <w:p>
-      <w:pPr>
         <w:spacing w:afterLines="100" w:after="312" w:line="500" w:lineRule="exact"/>
-        <w:textAlignment w:val="center"/>
+        <w:textAlignment w:val="baseline"/>
         <w:outlineLvl w:val="0"/>
         <w:rPr>
           <w:rFonts w:ascii="黑体" w:eastAsia="黑体" w:hAnsi="黑体"/>
@@ -12490,281 +10709,373 @@
         <w:pStyle w:val="1"/>
         <w:spacing w:after="312"/>
         <w:ind w:firstLine="640"/>
-      </w:pPr>
-      <w:bookmarkStart w:id="34" w:name="_Toc196469822"/>
+        <w:textAlignment w:val="baseline"/>
+      </w:pPr>
+      <w:bookmarkStart w:id="31" w:name="_Toc196896502"/>
       <w:r>
         <w:rPr>
           <w:rFonts w:hint="eastAsia"/>
         </w:rPr>
         <w:lastRenderedPageBreak/>
         <w:t>结果与讨论</w:t>
+      </w:r>
+      <w:bookmarkEnd w:id="31"/>
+    </w:p>
+    <w:p>
+      <w:pPr>
+        <w:pStyle w:val="2"/>
+        <w:spacing w:before="156" w:after="156"/>
+        <w:textAlignment w:val="baseline"/>
+      </w:pPr>
+      <w:bookmarkStart w:id="32" w:name="_Toc196896503"/>
+      <w:r>
+        <w:rPr>
+          <w:rFonts w:hint="eastAsia"/>
+        </w:rPr>
+        <w:t>基因调控网络数值模拟的因果网络熵分析结果</w:t>
+      </w:r>
+      <w:bookmarkEnd w:id="32"/>
+    </w:p>
+    <w:p>
+      <w:pPr>
+        <w:pStyle w:val="3"/>
+        <w:textAlignment w:val="baseline"/>
+      </w:pPr>
+      <w:bookmarkStart w:id="33" w:name="_Toc196896504"/>
+      <w:r>
+        <w:rPr>
+          <w:rFonts w:hint="eastAsia"/>
+        </w:rPr>
+        <w:t>基因调控网络的统计指标</w:t>
+      </w:r>
+      <w:bookmarkEnd w:id="33"/>
+    </w:p>
+    <w:p>
+      <w:pPr>
+        <w:pStyle w:val="3"/>
+        <w:textAlignment w:val="baseline"/>
+      </w:pPr>
+      <w:bookmarkStart w:id="34" w:name="_Toc196896505"/>
+      <w:r>
+        <w:rPr>
+          <w:rFonts w:hint="eastAsia"/>
+        </w:rPr>
+        <w:t>基因调控网络的因果强度指标</w:t>
       </w:r>
       <w:bookmarkEnd w:id="34"/>
     </w:p>
     <w:p>
       <w:pPr>
-        <w:pStyle w:val="2"/>
-        <w:spacing w:before="156" w:after="156"/>
-      </w:pPr>
-      <w:bookmarkStart w:id="35" w:name="_Toc196469823"/>
-      <w:r>
-        <w:rPr>
-          <w:rFonts w:hint="eastAsia"/>
-        </w:rPr>
-        <w:t>基因调控网络数值模拟的因果网络熵分析结果</w:t>
+        <w:pStyle w:val="3"/>
+        <w:textAlignment w:val="baseline"/>
+      </w:pPr>
+      <w:bookmarkStart w:id="35" w:name="_Toc196896506"/>
+      <w:r>
+        <w:rPr>
+          <w:rFonts w:hint="eastAsia"/>
+        </w:rPr>
+        <w:t>基因调控网络的熵指标</w:t>
       </w:r>
       <w:bookmarkEnd w:id="35"/>
     </w:p>
     <w:p>
       <w:pPr>
-        <w:pStyle w:val="3"/>
-        <w:textAlignment w:val="center"/>
-      </w:pPr>
-      <w:bookmarkStart w:id="36" w:name="_Toc196469824"/>
-      <w:r>
-        <w:rPr>
-          <w:rFonts w:hint="eastAsia"/>
-        </w:rPr>
-        <w:t>基因调控网络的统计指标</w:t>
+        <w:pStyle w:val="2"/>
+        <w:spacing w:before="156" w:after="156"/>
+        <w:textAlignment w:val="baseline"/>
+      </w:pPr>
+      <w:bookmarkStart w:id="36" w:name="_Toc196896507"/>
+      <w:r>
+        <w:rPr>
+          <w:rFonts w:hint="eastAsia"/>
+        </w:rPr>
+        <w:t>H3N2</w:t>
+      </w:r>
+      <w:r>
+        <w:rPr>
+          <w:rFonts w:hint="eastAsia"/>
+        </w:rPr>
+        <w:t>流感的因果网络熵分析结果</w:t>
       </w:r>
       <w:bookmarkEnd w:id="36"/>
     </w:p>
     <w:p>
       <w:pPr>
         <w:pStyle w:val="3"/>
-        <w:textAlignment w:val="center"/>
-      </w:pPr>
-      <w:bookmarkStart w:id="37" w:name="_Toc196469825"/>
-      <w:r>
-        <w:rPr>
-          <w:rFonts w:hint="eastAsia"/>
-        </w:rPr>
-        <w:t>基因调控网络的因果强度指标</w:t>
+        <w:textAlignment w:val="baseline"/>
+      </w:pPr>
+      <w:bookmarkStart w:id="37" w:name="_Toc196896508"/>
+      <w:r>
+        <w:rPr>
+          <w:rFonts w:hint="eastAsia"/>
+        </w:rPr>
+        <w:t>识别个体</w:t>
+      </w:r>
+      <w:r>
+        <w:rPr>
+          <w:rFonts w:hint="eastAsia"/>
+        </w:rPr>
+        <w:t>H3N2</w:t>
+      </w:r>
+      <w:r>
+        <w:rPr>
+          <w:rFonts w:hint="eastAsia"/>
+        </w:rPr>
+        <w:t>流感恶化前状态的临界点</w:t>
       </w:r>
       <w:bookmarkEnd w:id="37"/>
     </w:p>
     <w:p>
       <w:pPr>
         <w:pStyle w:val="3"/>
-        <w:textAlignment w:val="center"/>
-      </w:pPr>
-      <w:bookmarkStart w:id="38" w:name="_Toc196469826"/>
-      <w:r>
-        <w:rPr>
-          <w:rFonts w:hint="eastAsia"/>
-        </w:rPr>
-        <w:t>基因调控网络的熵指标</w:t>
+        <w:textAlignment w:val="baseline"/>
+      </w:pPr>
+      <w:bookmarkStart w:id="38" w:name="_Toc196896509"/>
+      <w:r>
+        <w:rPr>
+          <w:rFonts w:hint="eastAsia"/>
+        </w:rPr>
+        <w:t>确定与个体</w:t>
+      </w:r>
+      <w:r>
+        <w:rPr>
+          <w:rFonts w:hint="eastAsia"/>
+        </w:rPr>
+        <w:t>H3N2</w:t>
+      </w:r>
+      <w:r>
+        <w:rPr>
+          <w:rFonts w:hint="eastAsia"/>
+        </w:rPr>
+        <w:t>流感临界点有关的</w:t>
+      </w:r>
+      <w:r>
+        <w:rPr>
+          <w:rFonts w:hint="eastAsia"/>
+        </w:rPr>
+        <w:t>DNB</w:t>
+      </w:r>
+      <w:r>
+        <w:rPr>
+          <w:rFonts w:hint="eastAsia"/>
+        </w:rPr>
+        <w:t>模块</w:t>
       </w:r>
       <w:bookmarkEnd w:id="38"/>
     </w:p>
     <w:p>
       <w:pPr>
-        <w:pStyle w:val="2"/>
-        <w:spacing w:before="156" w:after="156"/>
-      </w:pPr>
-      <w:bookmarkStart w:id="39" w:name="_Toc196469827"/>
-      <w:r>
-        <w:rPr>
-          <w:rFonts w:hint="eastAsia"/>
-        </w:rPr>
-        <w:t>H3N2</w:t>
-      </w:r>
-      <w:r>
-        <w:rPr>
-          <w:rFonts w:hint="eastAsia"/>
-        </w:rPr>
-        <w:t>流感的因果网络熵分析结果</w:t>
+        <w:pStyle w:val="3"/>
+        <w:textAlignment w:val="baseline"/>
+      </w:pPr>
+      <w:bookmarkStart w:id="39" w:name="_Toc196896510"/>
+      <w:r>
+        <w:rPr>
+          <w:rFonts w:hint="eastAsia"/>
+        </w:rPr>
+        <w:t>与临界点相关生物标志物与通路分析</w:t>
       </w:r>
       <w:bookmarkEnd w:id="39"/>
     </w:p>
     <w:p>
       <w:pPr>
-        <w:pStyle w:val="3"/>
-        <w:textAlignment w:val="center"/>
-      </w:pPr>
-      <w:bookmarkStart w:id="40" w:name="_Toc196469828"/>
-      <w:r>
-        <w:rPr>
-          <w:rFonts w:hint="eastAsia"/>
-        </w:rPr>
-        <w:t>识别个体</w:t>
-      </w:r>
-      <w:r>
-        <w:rPr>
-          <w:rFonts w:hint="eastAsia"/>
-        </w:rPr>
-        <w:t>H3N2</w:t>
-      </w:r>
-      <w:r>
-        <w:rPr>
-          <w:rFonts w:hint="eastAsia"/>
-        </w:rPr>
-        <w:t>流感恶化前状态的临界点</w:t>
+        <w:pStyle w:val="2"/>
+        <w:spacing w:before="156" w:after="156"/>
+        <w:textAlignment w:val="baseline"/>
+      </w:pPr>
+      <w:bookmarkStart w:id="40" w:name="_Toc196896511"/>
+      <w:r>
+        <w:rPr>
+          <w:rFonts w:hint="eastAsia"/>
+        </w:rPr>
+        <w:t>TCGA-</w:t>
+      </w:r>
+      <w:r>
+        <w:rPr>
+          <w:rFonts w:hint="eastAsia"/>
+        </w:rPr>
+        <w:t>READ</w:t>
+      </w:r>
+      <w:r>
+        <w:rPr>
+          <w:rFonts w:hint="eastAsia"/>
+        </w:rPr>
+        <w:t>与</w:t>
+      </w:r>
+      <w:r>
+        <w:rPr>
+          <w:rFonts w:hint="eastAsia"/>
+        </w:rPr>
+        <w:t>TCGA-</w:t>
+      </w:r>
+      <w:r>
+        <w:rPr>
+          <w:rFonts w:hint="eastAsia"/>
+        </w:rPr>
+        <w:t>COAD</w:t>
+      </w:r>
+      <w:r>
+        <w:rPr>
+          <w:rFonts w:hint="eastAsia"/>
+        </w:rPr>
+        <w:t>的因果网络熵分析结果</w:t>
       </w:r>
       <w:bookmarkEnd w:id="40"/>
     </w:p>
     <w:p>
       <w:pPr>
         <w:pStyle w:val="3"/>
-        <w:textAlignment w:val="center"/>
-      </w:pPr>
-      <w:bookmarkStart w:id="41" w:name="_Toc196469829"/>
-      <w:r>
-        <w:rPr>
-          <w:rFonts w:hint="eastAsia"/>
-        </w:rPr>
-        <w:t>与临界点相关生物标志物与通路分析</w:t>
+        <w:textAlignment w:val="baseline"/>
+      </w:pPr>
+      <w:bookmarkStart w:id="41" w:name="_Toc196896512"/>
+      <w:r>
+        <w:rPr>
+          <w:rFonts w:hint="eastAsia"/>
+        </w:rPr>
+        <w:t>识别</w:t>
+      </w:r>
+      <w:r>
+        <w:rPr>
+          <w:rFonts w:hint="eastAsia"/>
+        </w:rPr>
+        <w:t>TCGA-</w:t>
+      </w:r>
+      <w:r>
+        <w:rPr>
+          <w:rFonts w:hint="eastAsia"/>
+        </w:rPr>
+        <w:t>REA</w:t>
+      </w:r>
+      <w:r>
+        <w:rPr>
+          <w:rFonts w:hint="eastAsia"/>
+        </w:rPr>
+        <w:t>D</w:t>
+      </w:r>
+      <w:r>
+        <w:rPr>
+          <w:rFonts w:hint="eastAsia"/>
+        </w:rPr>
+        <w:t>及</w:t>
+      </w:r>
+      <w:r>
+        <w:rPr>
+          <w:rFonts w:hint="eastAsia"/>
+        </w:rPr>
+        <w:t>TCGA-</w:t>
+      </w:r>
+      <w:r>
+        <w:rPr>
+          <w:rFonts w:hint="eastAsia"/>
+        </w:rPr>
+        <w:t>CO</w:t>
+      </w:r>
+      <w:r>
+        <w:rPr>
+          <w:rFonts w:hint="eastAsia"/>
+        </w:rPr>
+        <w:t>AD</w:t>
+      </w:r>
+      <w:r>
+        <w:rPr>
+          <w:rFonts w:hint="eastAsia"/>
+        </w:rPr>
+        <w:t>的恶化前状态的分期阶段</w:t>
       </w:r>
       <w:bookmarkEnd w:id="41"/>
     </w:p>
     <w:p>
       <w:pPr>
-        <w:pStyle w:val="2"/>
-        <w:spacing w:before="156" w:after="156"/>
-      </w:pPr>
-      <w:bookmarkStart w:id="42" w:name="_Toc196469830"/>
-      <w:r>
-        <w:rPr>
-          <w:rFonts w:hint="eastAsia"/>
-        </w:rPr>
-        <w:t>EPCD</w:t>
-      </w:r>
-      <w:r>
-        <w:rPr>
-          <w:rFonts w:hint="eastAsia"/>
-        </w:rPr>
-        <w:t>的因果网络熵分析结果</w:t>
+        <w:pStyle w:val="3"/>
+        <w:textAlignment w:val="baseline"/>
+      </w:pPr>
+      <w:bookmarkStart w:id="42" w:name="_Toc196896513"/>
+      <w:r>
+        <w:rPr>
+          <w:rFonts w:hint="eastAsia"/>
+        </w:rPr>
+        <w:t>确定与</w:t>
+      </w:r>
+      <w:r>
+        <w:rPr>
+          <w:rFonts w:hint="eastAsia"/>
+        </w:rPr>
+        <w:t>TCGA-</w:t>
+      </w:r>
+      <w:r>
+        <w:rPr>
+          <w:rFonts w:hint="eastAsia"/>
+        </w:rPr>
+        <w:t>RE</w:t>
+      </w:r>
+      <w:r>
+        <w:rPr>
+          <w:rFonts w:hint="eastAsia"/>
+        </w:rPr>
+        <w:t>AD</w:t>
+      </w:r>
+      <w:r>
+        <w:rPr>
+          <w:rFonts w:hint="eastAsia"/>
+        </w:rPr>
+        <w:t>及</w:t>
+      </w:r>
+      <w:r>
+        <w:rPr>
+          <w:rFonts w:hint="eastAsia"/>
+        </w:rPr>
+        <w:t>TCGA-</w:t>
+      </w:r>
+      <w:r>
+        <w:rPr>
+          <w:rFonts w:hint="eastAsia"/>
+        </w:rPr>
+        <w:t>CO</w:t>
+      </w:r>
+      <w:r>
+        <w:rPr>
+          <w:rFonts w:hint="eastAsia"/>
+        </w:rPr>
+        <w:t>AD</w:t>
+      </w:r>
+      <w:r>
+        <w:rPr>
+          <w:rFonts w:hint="eastAsia"/>
+        </w:rPr>
+        <w:t>临界点有关的</w:t>
+      </w:r>
+      <w:r>
+        <w:rPr>
+          <w:rFonts w:hint="eastAsia"/>
+        </w:rPr>
+        <w:t>DNB</w:t>
+      </w:r>
+      <w:r>
+        <w:rPr>
+          <w:rFonts w:hint="eastAsia"/>
+        </w:rPr>
+        <w:t>模块</w:t>
       </w:r>
       <w:bookmarkEnd w:id="42"/>
     </w:p>
     <w:p>
       <w:pPr>
         <w:pStyle w:val="3"/>
-        <w:textAlignment w:val="center"/>
-      </w:pPr>
-      <w:bookmarkStart w:id="43" w:name="_Toc196469831"/>
-      <w:r>
-        <w:rPr>
-          <w:rFonts w:hint="eastAsia"/>
-        </w:rPr>
-        <w:t>识别</w:t>
-      </w:r>
-      <w:r>
-        <w:rPr>
-          <w:rFonts w:hint="eastAsia"/>
-        </w:rPr>
-        <w:t>EPCD</w:t>
-      </w:r>
-      <w:r>
-        <w:rPr>
-          <w:rFonts w:hint="eastAsia"/>
-        </w:rPr>
-        <w:t>恶化前状态的临界点</w:t>
+        <w:textAlignment w:val="baseline"/>
+      </w:pPr>
+      <w:bookmarkStart w:id="43" w:name="_Toc196896514"/>
+      <w:r>
+        <w:rPr>
+          <w:rFonts w:hint="eastAsia"/>
+        </w:rPr>
+        <w:t>临界点前后的生存差异</w:t>
       </w:r>
       <w:bookmarkEnd w:id="43"/>
     </w:p>
     <w:p>
       <w:pPr>
         <w:pStyle w:val="3"/>
-        <w:textAlignment w:val="center"/>
-      </w:pPr>
-      <w:bookmarkStart w:id="44" w:name="_Toc196469832"/>
-      <w:r>
-        <w:rPr>
-          <w:rFonts w:hint="eastAsia"/>
-        </w:rPr>
-        <w:t>与临界点相关生物标志物与通路分析</w:t>
-      </w:r>
-      <w:bookmarkEnd w:id="44"/>
-    </w:p>
-    <w:p>
-      <w:pPr>
-        <w:pStyle w:val="2"/>
-        <w:spacing w:before="156" w:after="156"/>
-      </w:pPr>
-      <w:bookmarkStart w:id="45" w:name="_Toc196469833"/>
-      <w:r>
-        <w:rPr>
-          <w:rFonts w:hint="eastAsia"/>
-        </w:rPr>
-        <w:t>TCGA-COAD</w:t>
-      </w:r>
-      <w:r>
-        <w:rPr>
-          <w:rFonts w:hint="eastAsia"/>
-        </w:rPr>
-        <w:t>与</w:t>
-      </w:r>
-      <w:r>
-        <w:rPr>
-          <w:rFonts w:hint="eastAsia"/>
-        </w:rPr>
-        <w:t>TCGA-READ</w:t>
-      </w:r>
-      <w:r>
-        <w:rPr>
-          <w:rFonts w:hint="eastAsia"/>
-        </w:rPr>
-        <w:t>的因果网络熵分析结果</w:t>
-      </w:r>
-      <w:bookmarkEnd w:id="45"/>
-    </w:p>
-    <w:p>
-      <w:pPr>
-        <w:pStyle w:val="3"/>
-        <w:textAlignment w:val="center"/>
-      </w:pPr>
-      <w:bookmarkStart w:id="46" w:name="_Toc196469834"/>
-      <w:r>
-        <w:rPr>
-          <w:rFonts w:hint="eastAsia"/>
-        </w:rPr>
-        <w:t>识别</w:t>
-      </w:r>
-      <w:r>
-        <w:rPr>
-          <w:rFonts w:hint="eastAsia"/>
-        </w:rPr>
-        <w:t>TCGA-COAD</w:t>
-      </w:r>
-      <w:r>
-        <w:rPr>
-          <w:rFonts w:hint="eastAsia"/>
-        </w:rPr>
-        <w:t>及</w:t>
-      </w:r>
-      <w:r>
-        <w:rPr>
-          <w:rFonts w:hint="eastAsia"/>
-        </w:rPr>
-        <w:t>TCGA-READ</w:t>
-      </w:r>
-      <w:r>
-        <w:rPr>
-          <w:rFonts w:hint="eastAsia"/>
-        </w:rPr>
-        <w:t>的恶化前状态的分期阶段</w:t>
-      </w:r>
-      <w:bookmarkEnd w:id="46"/>
-    </w:p>
-    <w:p>
-      <w:pPr>
-        <w:pStyle w:val="3"/>
-        <w:textAlignment w:val="center"/>
-      </w:pPr>
-      <w:bookmarkStart w:id="47" w:name="_Toc196469835"/>
-      <w:r>
-        <w:rPr>
-          <w:rFonts w:hint="eastAsia"/>
-        </w:rPr>
-        <w:t>临界点前后的生存差异</w:t>
-      </w:r>
-      <w:bookmarkEnd w:id="47"/>
-    </w:p>
-    <w:p>
-      <w:pPr>
-        <w:pStyle w:val="3"/>
-        <w:textAlignment w:val="center"/>
+        <w:textAlignment w:val="baseline"/>
         <w:sectPr>
           <w:pgSz w:w="11906" w:h="16838"/>
           <w:pgMar w:top="1440" w:right="1134" w:bottom="1440" w:left="1531" w:header="851" w:footer="850" w:gutter="0"/>
@@ -12772,14 +11083,14 @@
           <w:docGrid w:type="lines" w:linePitch="312"/>
         </w:sectPr>
       </w:pPr>
-      <w:bookmarkStart w:id="48" w:name="_Toc196469836"/>
+      <w:bookmarkStart w:id="44" w:name="_Toc196896515"/>
       <w:r>
         <w:rPr>
           <w:rFonts w:hint="eastAsia"/>
         </w:rPr>
         <w:t>与临界点相关生物标志物与通路分析</w:t>
       </w:r>
-      <w:bookmarkEnd w:id="48"/>
+      <w:bookmarkEnd w:id="44"/>
     </w:p>
     <w:p>
       <w:pPr>
@@ -12789,6 +11100,7 @@
           <w:numId w:val="23"/>
         </w:numPr>
         <w:spacing w:after="312"/>
+        <w:textAlignment w:val="baseline"/>
         <w:sectPr>
           <w:pgSz w:w="11906" w:h="16838"/>
           <w:pgMar w:top="1440" w:right="1134" w:bottom="1440" w:left="1531" w:header="851" w:footer="850" w:gutter="0"/>
@@ -12796,7 +11108,7 @@
           <w:docGrid w:type="lines" w:linePitch="312"/>
         </w:sectPr>
       </w:pPr>
-      <w:bookmarkStart w:id="49" w:name="_Toc196469837"/>
+      <w:bookmarkStart w:id="45" w:name="_Toc196896516"/>
       <w:r>
         <w:rPr>
           <w:rFonts w:hint="eastAsia"/>
@@ -12804,27 +11116,27 @@
         <w:lastRenderedPageBreak/>
         <w:t>论文总结</w:t>
       </w:r>
-      <w:bookmarkEnd w:id="49"/>
+      <w:bookmarkEnd w:id="45"/>
     </w:p>
     <w:p>
       <w:pPr>
         <w:pStyle w:val="af"/>
-        <w:textAlignment w:val="center"/>
-      </w:pPr>
-      <w:bookmarkStart w:id="50" w:name="_Toc196141866"/>
-      <w:bookmarkStart w:id="51" w:name="_Toc196469838"/>
+        <w:textAlignment w:val="baseline"/>
+      </w:pPr>
+      <w:bookmarkStart w:id="46" w:name="_Toc196141866"/>
+      <w:bookmarkStart w:id="47" w:name="_Toc196896517"/>
       <w:r>
         <w:lastRenderedPageBreak/>
         <w:t>参考文献</w:t>
       </w:r>
-      <w:bookmarkEnd w:id="50"/>
-      <w:bookmarkEnd w:id="51"/>
+      <w:bookmarkEnd w:id="46"/>
+      <w:bookmarkEnd w:id="47"/>
     </w:p>
     <w:p>
       <w:pPr>
         <w:spacing w:afterLines="100" w:after="312" w:line="500" w:lineRule="exact"/>
         <w:jc w:val="center"/>
-        <w:textAlignment w:val="center"/>
+        <w:textAlignment w:val="baseline"/>
         <w:outlineLvl w:val="0"/>
         <w:rPr>
           <w:rFonts w:ascii="黑体" w:eastAsia="黑体" w:hAnsi="黑体"/>
@@ -12842,10 +11154,10 @@
     <w:p>
       <w:pPr>
         <w:pStyle w:val="af"/>
-        <w:textAlignment w:val="center"/>
-      </w:pPr>
-      <w:bookmarkStart w:id="52" w:name="_Toc196141867"/>
-      <w:bookmarkStart w:id="53" w:name="_Toc196469839"/>
+        <w:textAlignment w:val="baseline"/>
+      </w:pPr>
+      <w:bookmarkStart w:id="48" w:name="_Toc196141867"/>
+      <w:bookmarkStart w:id="49" w:name="_Toc196896518"/>
       <w:r>
         <w:rPr>
           <w:rFonts w:hint="eastAsia"/>
@@ -12861,8 +11173,8 @@
         </w:rPr>
         <w:t>谢</w:t>
       </w:r>
-      <w:bookmarkEnd w:id="52"/>
-      <w:bookmarkEnd w:id="53"/>
+      <w:bookmarkEnd w:id="48"/>
+      <w:bookmarkEnd w:id="49"/>
     </w:p>
     <w:sectPr>
       <w:pgSz w:w="11906" w:h="16838"/>
@@ -13657,7 +11969,7 @@
   <w:abstractNum w:abstractNumId="6" w15:restartNumberingAfterBreak="0">
     <w:nsid w:val="31CF0275"/>
     <w:multiLevelType w:val="multilevel"/>
-    <w:tmpl w:val="6CE035C8"/>
+    <w:tmpl w:val="D3F04B96"/>
     <w:lvl w:ilvl="0">
       <w:start w:val="1"/>
       <w:numFmt w:val="chineseCountingThousand"/>
@@ -13699,7 +12011,7 @@
         <w:tabs>
           <w:tab w:val="num" w:pos="1134"/>
         </w:tabs>
-        <w:ind w:left="0" w:firstLine="340"/>
+        <w:ind w:left="0" w:firstLine="454"/>
       </w:pPr>
       <w:rPr>
         <w:rFonts w:hint="eastAsia"/>
@@ -15461,9 +13773,14 @@
     <w:next w:val="a"/>
     <w:autoRedefine/>
     <w:uiPriority w:val="39"/>
-    <w:rsid w:val="00617210"/>
+    <w:rsid w:val="00B40C65"/>
     <w:pPr>
-      <w:spacing w:line="360" w:lineRule="auto"/>
+      <w:tabs>
+        <w:tab w:val="left" w:pos="660"/>
+        <w:tab w:val="right" w:leader="dot" w:pos="9231"/>
+      </w:tabs>
+      <w:spacing w:line="500" w:lineRule="exact"/>
+      <w:textAlignment w:val="baseline"/>
     </w:pPr>
     <w:rPr>
       <w:rFonts w:ascii="Times New Roman" w:hAnsi="Times New Roman"/>
@@ -15675,7 +13992,7 @@
         <w:numId w:val="25"/>
       </w:numPr>
       <w:spacing w:before="156" w:after="156"/>
-      <w:ind w:firstLineChars="0"/>
+      <w:ind w:firstLineChars="0" w:firstLine="0"/>
       <w:outlineLvl w:val="2"/>
     </w:pPr>
     <w:rPr>

--- a/Bachelor/docx/Thesis_version_1.0.docx
+++ b/Bachelor/docx/Thesis_version_1.0.docx
@@ -1376,7 +1376,7 @@
         <w:sectPr>
           <w:footerReference w:type="default" r:id="rId8"/>
           <w:pgSz w:w="11906" w:h="16838"/>
-          <w:pgMar w:top="1440" w:right="1800" w:bottom="1440" w:left="1800" w:header="851" w:footer="992" w:gutter="0"/>
+          <w:pgMar w:top="1440" w:right="1134" w:bottom="1440" w:left="1531" w:header="851" w:footer="992" w:gutter="0"/>
           <w:pgNumType w:start="0"/>
           <w:cols w:space="720"/>
           <w:titlePg/>
@@ -1603,7 +1603,7 @@
         <w:textAlignment w:val="baseline"/>
       </w:pPr>
       <w:bookmarkStart w:id="3" w:name="_Toc196141859"/>
-      <w:bookmarkStart w:id="4" w:name="_Toc196896476"/>
+      <w:bookmarkStart w:id="4" w:name="_Toc197215957"/>
       <w:r>
         <w:rPr>
           <w:rFonts w:hint="eastAsia"/>
@@ -1649,7 +1649,7 @@
       <w:r>
         <w:fldChar w:fldCharType="separate"/>
       </w:r>
-      <w:hyperlink w:anchor="_Toc196896476" w:history="1">
+      <w:hyperlink w:anchor="_Toc197215957" w:history="1">
         <w:r>
           <w:rPr>
             <w:rStyle w:val="a9"/>
@@ -1684,7 +1684,7 @@
             <w:noProof/>
             <w:webHidden/>
           </w:rPr>
-          <w:instrText xml:space="preserve"> PAGEREF _Toc196896476 \h </w:instrText>
+          <w:instrText xml:space="preserve"> PAGEREF _Toc197215957 \h </w:instrText>
         </w:r>
         <w:r>
           <w:rPr>
@@ -1725,7 +1725,7 @@
           <w14:ligatures w14:val="standardContextual"/>
         </w:rPr>
       </w:pPr>
-      <w:hyperlink w:anchor="_Toc196896477" w:history="1">
+      <w:hyperlink w:anchor="_Toc197215958" w:history="1">
         <w:r>
           <w:rPr>
             <w:rStyle w:val="a9"/>
@@ -1760,7 +1760,7 @@
             <w:noProof/>
             <w:webHidden/>
           </w:rPr>
-          <w:instrText xml:space="preserve"> PAGEREF _Toc196896477 \h </w:instrText>
+          <w:instrText xml:space="preserve"> PAGEREF _Toc197215958 \h </w:instrText>
         </w:r>
         <w:r>
           <w:rPr>
@@ -1801,7 +1801,7 @@
           <w14:ligatures w14:val="standardContextual"/>
         </w:rPr>
       </w:pPr>
-      <w:hyperlink w:anchor="_Toc196896478" w:history="1">
+      <w:hyperlink w:anchor="_Toc197215959" w:history="1">
         <w:r>
           <w:rPr>
             <w:rStyle w:val="a9"/>
@@ -1837,7 +1837,7 @@
             <w:noProof/>
             <w:webHidden/>
           </w:rPr>
-          <w:instrText xml:space="preserve"> PAGEREF _Toc196896478 \h </w:instrText>
+          <w:instrText xml:space="preserve"> PAGEREF _Toc197215959 \h </w:instrText>
         </w:r>
         <w:r>
           <w:rPr>
@@ -1881,7 +1881,7 @@
           <w14:ligatures w14:val="standardContextual"/>
         </w:rPr>
       </w:pPr>
-      <w:hyperlink w:anchor="_Toc196896479" w:history="1">
+      <w:hyperlink w:anchor="_Toc197215960" w:history="1">
         <w:r>
           <w:rPr>
             <w:rStyle w:val="a9"/>
@@ -1924,7 +1924,7 @@
             <w:noProof/>
             <w:webHidden/>
           </w:rPr>
-          <w:instrText xml:space="preserve"> PAGEREF _Toc196896479 \h </w:instrText>
+          <w:instrText xml:space="preserve"> PAGEREF _Toc197215960 \h </w:instrText>
         </w:r>
         <w:r>
           <w:rPr>
@@ -1965,7 +1965,7 @@
           <w14:ligatures w14:val="standardContextual"/>
         </w:rPr>
       </w:pPr>
-      <w:hyperlink w:anchor="_Toc196896480" w:history="1">
+      <w:hyperlink w:anchor="_Toc197215961" w:history="1">
         <w:r>
           <w:rPr>
             <w:rStyle w:val="a9"/>
@@ -2008,7 +2008,7 @@
             <w:noProof/>
             <w:webHidden/>
           </w:rPr>
-          <w:instrText xml:space="preserve"> PAGEREF _Toc196896480 \h </w:instrText>
+          <w:instrText xml:space="preserve"> PAGEREF _Toc197215961 \h </w:instrText>
         </w:r>
         <w:r>
           <w:rPr>
@@ -2053,7 +2053,7 @@
           <w14:ligatures w14:val="standardContextual"/>
         </w:rPr>
       </w:pPr>
-      <w:hyperlink w:anchor="_Toc196896481" w:history="1">
+      <w:hyperlink w:anchor="_Toc197215962" w:history="1">
         <w:r>
           <w:rPr>
             <w:rStyle w:val="a9"/>
@@ -2096,7 +2096,7 @@
             <w:noProof/>
             <w:webHidden/>
           </w:rPr>
-          <w:instrText xml:space="preserve"> PAGEREF _Toc196896481 \h </w:instrText>
+          <w:instrText xml:space="preserve"> PAGEREF _Toc197215962 \h </w:instrText>
         </w:r>
         <w:r>
           <w:rPr>
@@ -2141,7 +2141,7 @@
           <w14:ligatures w14:val="standardContextual"/>
         </w:rPr>
       </w:pPr>
-      <w:hyperlink w:anchor="_Toc196896482" w:history="1">
+      <w:hyperlink w:anchor="_Toc197215963" w:history="1">
         <w:r>
           <w:rPr>
             <w:rStyle w:val="a9"/>
@@ -2184,7 +2184,7 @@
             <w:noProof/>
             <w:webHidden/>
           </w:rPr>
-          <w:instrText xml:space="preserve"> PAGEREF _Toc196896482 \h </w:instrText>
+          <w:instrText xml:space="preserve"> PAGEREF _Toc197215963 \h </w:instrText>
         </w:r>
         <w:r>
           <w:rPr>
@@ -2225,7 +2225,7 @@
           <w14:ligatures w14:val="standardContextual"/>
         </w:rPr>
       </w:pPr>
-      <w:hyperlink w:anchor="_Toc196896483" w:history="1">
+      <w:hyperlink w:anchor="_Toc197215964" w:history="1">
         <w:r>
           <w:rPr>
             <w:rStyle w:val="a9"/>
@@ -2268,7 +2268,7 @@
             <w:noProof/>
             <w:webHidden/>
           </w:rPr>
-          <w:instrText xml:space="preserve"> PAGEREF _Toc196896483 \h </w:instrText>
+          <w:instrText xml:space="preserve"> PAGEREF _Toc197215964 \h </w:instrText>
         </w:r>
         <w:r>
           <w:rPr>
@@ -2313,7 +2313,7 @@
           <w14:ligatures w14:val="standardContextual"/>
         </w:rPr>
       </w:pPr>
-      <w:hyperlink w:anchor="_Toc196896484" w:history="1">
+      <w:hyperlink w:anchor="_Toc197215965" w:history="1">
         <w:r>
           <w:rPr>
             <w:rStyle w:val="a9"/>
@@ -2356,7 +2356,7 @@
             <w:noProof/>
             <w:webHidden/>
           </w:rPr>
-          <w:instrText xml:space="preserve"> PAGEREF _Toc196896484 \h </w:instrText>
+          <w:instrText xml:space="preserve"> PAGEREF _Toc197215965 \h </w:instrText>
         </w:r>
         <w:r>
           <w:rPr>
@@ -2401,7 +2401,7 @@
           <w14:ligatures w14:val="standardContextual"/>
         </w:rPr>
       </w:pPr>
-      <w:hyperlink w:anchor="_Toc196896485" w:history="1">
+      <w:hyperlink w:anchor="_Toc197215966" w:history="1">
         <w:r>
           <w:rPr>
             <w:rStyle w:val="a9"/>
@@ -2444,7 +2444,7 @@
             <w:noProof/>
             <w:webHidden/>
           </w:rPr>
-          <w:instrText xml:space="preserve"> PAGEREF _Toc196896485 \h </w:instrText>
+          <w:instrText xml:space="preserve"> PAGEREF _Toc197215966 \h </w:instrText>
         </w:r>
         <w:r>
           <w:rPr>
@@ -2485,7 +2485,7 @@
           <w14:ligatures w14:val="standardContextual"/>
         </w:rPr>
       </w:pPr>
-      <w:hyperlink w:anchor="_Toc196896486" w:history="1">
+      <w:hyperlink w:anchor="_Toc197215967" w:history="1">
         <w:r>
           <w:rPr>
             <w:rStyle w:val="a9"/>
@@ -2528,7 +2528,7 @@
             <w:noProof/>
             <w:webHidden/>
           </w:rPr>
-          <w:instrText xml:space="preserve"> PAGEREF _Toc196896486 \h </w:instrText>
+          <w:instrText xml:space="preserve"> PAGEREF _Toc197215967 \h </w:instrText>
         </w:r>
         <w:r>
           <w:rPr>
@@ -2569,7 +2569,7 @@
           <w14:ligatures w14:val="standardContextual"/>
         </w:rPr>
       </w:pPr>
-      <w:hyperlink w:anchor="_Toc196896487" w:history="1">
+      <w:hyperlink w:anchor="_Toc197215968" w:history="1">
         <w:r>
           <w:rPr>
             <w:rStyle w:val="a9"/>
@@ -2612,7 +2612,7 @@
             <w:noProof/>
             <w:webHidden/>
           </w:rPr>
-          <w:instrText xml:space="preserve"> PAGEREF _Toc196896487 \h </w:instrText>
+          <w:instrText xml:space="preserve"> PAGEREF _Toc197215968 \h </w:instrText>
         </w:r>
         <w:r>
           <w:rPr>
@@ -2656,7 +2656,7 @@
           <w14:ligatures w14:val="standardContextual"/>
         </w:rPr>
       </w:pPr>
-      <w:hyperlink w:anchor="_Toc196896488" w:history="1">
+      <w:hyperlink w:anchor="_Toc197215969" w:history="1">
         <w:r>
           <w:rPr>
             <w:rStyle w:val="a9"/>
@@ -2699,7 +2699,7 @@
             <w:noProof/>
             <w:webHidden/>
           </w:rPr>
-          <w:instrText xml:space="preserve"> PAGEREF _Toc196896488 \h </w:instrText>
+          <w:instrText xml:space="preserve"> PAGEREF _Toc197215969 \h </w:instrText>
         </w:r>
         <w:r>
           <w:rPr>
@@ -2740,7 +2740,7 @@
           <w14:ligatures w14:val="standardContextual"/>
         </w:rPr>
       </w:pPr>
-      <w:hyperlink w:anchor="_Toc196896489" w:history="1">
+      <w:hyperlink w:anchor="_Toc197215970" w:history="1">
         <w:r>
           <w:rPr>
             <w:rStyle w:val="a9"/>
@@ -2783,7 +2783,7 @@
             <w:noProof/>
             <w:webHidden/>
           </w:rPr>
-          <w:instrText xml:space="preserve"> PAGEREF _Toc196896489 \h </w:instrText>
+          <w:instrText xml:space="preserve"> PAGEREF _Toc197215970 \h </w:instrText>
         </w:r>
         <w:r>
           <w:rPr>
@@ -2828,7 +2828,7 @@
           <w14:ligatures w14:val="standardContextual"/>
         </w:rPr>
       </w:pPr>
-      <w:hyperlink w:anchor="_Toc196896490" w:history="1">
+      <w:hyperlink w:anchor="_Toc197215971" w:history="1">
         <w:r>
           <w:rPr>
             <w:rStyle w:val="a9"/>
@@ -2871,7 +2871,7 @@
             <w:noProof/>
             <w:webHidden/>
           </w:rPr>
-          <w:instrText xml:space="preserve"> PAGEREF _Toc196896490 \h </w:instrText>
+          <w:instrText xml:space="preserve"> PAGEREF _Toc197215971 \h </w:instrText>
         </w:r>
         <w:r>
           <w:rPr>
@@ -2916,7 +2916,7 @@
           <w14:ligatures w14:val="standardContextual"/>
         </w:rPr>
       </w:pPr>
-      <w:hyperlink w:anchor="_Toc196896491" w:history="1">
+      <w:hyperlink w:anchor="_Toc197215972" w:history="1">
         <w:r>
           <w:rPr>
             <w:rStyle w:val="a9"/>
@@ -2959,7 +2959,7 @@
             <w:noProof/>
             <w:webHidden/>
           </w:rPr>
-          <w:instrText xml:space="preserve"> PAGEREF _Toc196896491 \h </w:instrText>
+          <w:instrText xml:space="preserve"> PAGEREF _Toc197215972 \h </w:instrText>
         </w:r>
         <w:r>
           <w:rPr>
@@ -3004,7 +3004,7 @@
           <w14:ligatures w14:val="standardContextual"/>
         </w:rPr>
       </w:pPr>
-      <w:hyperlink w:anchor="_Toc196896492" w:history="1">
+      <w:hyperlink w:anchor="_Toc197215973" w:history="1">
         <w:r>
           <w:rPr>
             <w:rStyle w:val="a9"/>
@@ -3047,7 +3047,7 @@
             <w:noProof/>
             <w:webHidden/>
           </w:rPr>
-          <w:instrText xml:space="preserve"> PAGEREF _Toc196896492 \h </w:instrText>
+          <w:instrText xml:space="preserve"> PAGEREF _Toc197215973 \h </w:instrText>
         </w:r>
         <w:r>
           <w:rPr>
@@ -3088,7 +3088,7 @@
           <w14:ligatures w14:val="standardContextual"/>
         </w:rPr>
       </w:pPr>
-      <w:hyperlink w:anchor="_Toc196896493" w:history="1">
+      <w:hyperlink w:anchor="_Toc197215974" w:history="1">
         <w:r>
           <w:rPr>
             <w:rStyle w:val="a9"/>
@@ -3145,7 +3145,7 @@
             <w:noProof/>
             <w:webHidden/>
           </w:rPr>
-          <w:instrText xml:space="preserve"> PAGEREF _Toc196896493 \h </w:instrText>
+          <w:instrText xml:space="preserve"> PAGEREF _Toc197215974 \h </w:instrText>
         </w:r>
         <w:r>
           <w:rPr>
@@ -3190,7 +3190,7 @@
           <w14:ligatures w14:val="standardContextual"/>
         </w:rPr>
       </w:pPr>
-      <w:hyperlink w:anchor="_Toc196896494" w:history="1">
+      <w:hyperlink w:anchor="_Toc197215975" w:history="1">
         <w:r>
           <w:rPr>
             <w:rStyle w:val="a9"/>
@@ -3254,7 +3254,7 @@
             <w:noProof/>
             <w:webHidden/>
           </w:rPr>
-          <w:instrText xml:space="preserve"> PAGEREF _Toc196896494 \h </w:instrText>
+          <w:instrText xml:space="preserve"> PAGEREF _Toc197215975 \h </w:instrText>
         </w:r>
         <w:r>
           <w:rPr>
@@ -3299,7 +3299,7 @@
           <w14:ligatures w14:val="standardContextual"/>
         </w:rPr>
       </w:pPr>
-      <w:hyperlink w:anchor="_Toc196896495" w:history="1">
+      <w:hyperlink w:anchor="_Toc197215976" w:history="1">
         <w:r>
           <w:rPr>
             <w:rStyle w:val="a9"/>
@@ -3363,7 +3363,7 @@
             <w:noProof/>
             <w:webHidden/>
           </w:rPr>
-          <w:instrText xml:space="preserve"> PAGEREF _Toc196896495 \h </w:instrText>
+          <w:instrText xml:space="preserve"> PAGEREF _Toc197215976 \h </w:instrText>
         </w:r>
         <w:r>
           <w:rPr>
@@ -3408,7 +3408,7 @@
           <w14:ligatures w14:val="standardContextual"/>
         </w:rPr>
       </w:pPr>
-      <w:hyperlink w:anchor="_Toc196896496" w:history="1">
+      <w:hyperlink w:anchor="_Toc197215977" w:history="1">
         <w:r>
           <w:rPr>
             <w:rStyle w:val="a9"/>
@@ -3472,7 +3472,7 @@
             <w:noProof/>
             <w:webHidden/>
           </w:rPr>
-          <w:instrText xml:space="preserve"> PAGEREF _Toc196896496 \h </w:instrText>
+          <w:instrText xml:space="preserve"> PAGEREF _Toc197215977 \h </w:instrText>
         </w:r>
         <w:r>
           <w:rPr>
@@ -3513,7 +3513,7 @@
           <w14:ligatures w14:val="standardContextual"/>
         </w:rPr>
       </w:pPr>
-      <w:hyperlink w:anchor="_Toc196896497" w:history="1">
+      <w:hyperlink w:anchor="_Toc197215978" w:history="1">
         <w:r>
           <w:rPr>
             <w:rStyle w:val="a9"/>
@@ -3584,7 +3584,7 @@
             <w:noProof/>
             <w:webHidden/>
           </w:rPr>
-          <w:instrText xml:space="preserve"> PAGEREF _Toc196896497 \h </w:instrText>
+          <w:instrText xml:space="preserve"> PAGEREF _Toc197215978 \h </w:instrText>
         </w:r>
         <w:r>
           <w:rPr>
@@ -3629,7 +3629,7 @@
           <w14:ligatures w14:val="standardContextual"/>
         </w:rPr>
       </w:pPr>
-      <w:hyperlink w:anchor="_Toc196896498" w:history="1">
+      <w:hyperlink w:anchor="_Toc197215979" w:history="1">
         <w:r>
           <w:rPr>
             <w:rStyle w:val="a9"/>
@@ -3679,7 +3679,7 @@
             <w:noProof/>
             <w:webHidden/>
           </w:rPr>
-          <w:instrText xml:space="preserve"> PAGEREF _Toc196896498 \h </w:instrText>
+          <w:instrText xml:space="preserve"> PAGEREF _Toc197215979 \h </w:instrText>
         </w:r>
         <w:r>
           <w:rPr>
@@ -3724,7 +3724,7 @@
           <w14:ligatures w14:val="standardContextual"/>
         </w:rPr>
       </w:pPr>
-      <w:hyperlink w:anchor="_Toc196896499" w:history="1">
+      <w:hyperlink w:anchor="_Toc197215980" w:history="1">
         <w:r>
           <w:rPr>
             <w:rStyle w:val="a9"/>
@@ -3774,7 +3774,7 @@
             <w:noProof/>
             <w:webHidden/>
           </w:rPr>
-          <w:instrText xml:space="preserve"> PAGEREF _Toc196896499 \h </w:instrText>
+          <w:instrText xml:space="preserve"> PAGEREF _Toc197215980 \h </w:instrText>
         </w:r>
         <w:r>
           <w:rPr>
@@ -3819,7 +3819,7 @@
           <w14:ligatures w14:val="standardContextual"/>
         </w:rPr>
       </w:pPr>
-      <w:hyperlink w:anchor="_Toc196896500" w:history="1">
+      <w:hyperlink w:anchor="_Toc197215981" w:history="1">
         <w:r>
           <w:rPr>
             <w:rStyle w:val="a9"/>
@@ -3862,7 +3862,7 @@
             <w:rStyle w:val="a9"/>
             <w:noProof/>
           </w:rPr>
-          <w:t>的分析目的</w:t>
+          <w:t>的分析设计</w:t>
         </w:r>
         <w:r>
           <w:rPr>
@@ -3883,7 +3883,7 @@
             <w:noProof/>
             <w:webHidden/>
           </w:rPr>
-          <w:instrText xml:space="preserve"> PAGEREF _Toc196896500 \h </w:instrText>
+          <w:instrText xml:space="preserve"> PAGEREF _Toc197215981 \h </w:instrText>
         </w:r>
         <w:r>
           <w:rPr>
@@ -3928,7 +3928,7 @@
           <w14:ligatures w14:val="standardContextual"/>
         </w:rPr>
       </w:pPr>
-      <w:hyperlink w:anchor="_Toc196896501" w:history="1">
+      <w:hyperlink w:anchor="_Toc197215982" w:history="1">
         <w:r>
           <w:rPr>
             <w:rStyle w:val="a9"/>
@@ -3971,7 +3971,7 @@
             <w:rStyle w:val="a9"/>
             <w:noProof/>
           </w:rPr>
-          <w:t>的分析设计</w:t>
+          <w:t>的分析目的</w:t>
         </w:r>
         <w:r>
           <w:rPr>
@@ -3992,7 +3992,7 @@
             <w:noProof/>
             <w:webHidden/>
           </w:rPr>
-          <w:instrText xml:space="preserve"> PAGEREF _Toc196896501 \h </w:instrText>
+          <w:instrText xml:space="preserve"> PAGEREF _Toc197215982 \h </w:instrText>
         </w:r>
         <w:r>
           <w:rPr>
@@ -4036,7 +4036,7 @@
           <w14:ligatures w14:val="standardContextual"/>
         </w:rPr>
       </w:pPr>
-      <w:hyperlink w:anchor="_Toc196896502" w:history="1">
+      <w:hyperlink w:anchor="_Toc197215983" w:history="1">
         <w:r>
           <w:rPr>
             <w:rStyle w:val="a9"/>
@@ -4079,7 +4079,7 @@
             <w:noProof/>
             <w:webHidden/>
           </w:rPr>
-          <w:instrText xml:space="preserve"> PAGEREF _Toc196896502 \h </w:instrText>
+          <w:instrText xml:space="preserve"> PAGEREF _Toc197215983 \h </w:instrText>
         </w:r>
         <w:r>
           <w:rPr>
@@ -4120,7 +4120,7 @@
           <w14:ligatures w14:val="standardContextual"/>
         </w:rPr>
       </w:pPr>
-      <w:hyperlink w:anchor="_Toc196896503" w:history="1">
+      <w:hyperlink w:anchor="_Toc197215984" w:history="1">
         <w:r>
           <w:rPr>
             <w:rStyle w:val="a9"/>
@@ -4163,7 +4163,7 @@
             <w:noProof/>
             <w:webHidden/>
           </w:rPr>
-          <w:instrText xml:space="preserve"> PAGEREF _Toc196896503 \h </w:instrText>
+          <w:instrText xml:space="preserve"> PAGEREF _Toc197215984 \h </w:instrText>
         </w:r>
         <w:r>
           <w:rPr>
@@ -4208,7 +4208,7 @@
           <w14:ligatures w14:val="standardContextual"/>
         </w:rPr>
       </w:pPr>
-      <w:hyperlink w:anchor="_Toc196896504" w:history="1">
+      <w:hyperlink w:anchor="_Toc197215985" w:history="1">
         <w:r>
           <w:rPr>
             <w:rStyle w:val="a9"/>
@@ -4251,7 +4251,7 @@
             <w:noProof/>
             <w:webHidden/>
           </w:rPr>
-          <w:instrText xml:space="preserve"> PAGEREF _Toc196896504 \h </w:instrText>
+          <w:instrText xml:space="preserve"> PAGEREF _Toc197215985 \h </w:instrText>
         </w:r>
         <w:r>
           <w:rPr>
@@ -4296,7 +4296,7 @@
           <w14:ligatures w14:val="standardContextual"/>
         </w:rPr>
       </w:pPr>
-      <w:hyperlink w:anchor="_Toc196896505" w:history="1">
+      <w:hyperlink w:anchor="_Toc197215986" w:history="1">
         <w:r>
           <w:rPr>
             <w:rStyle w:val="a9"/>
@@ -4339,7 +4339,7 @@
             <w:noProof/>
             <w:webHidden/>
           </w:rPr>
-          <w:instrText xml:space="preserve"> PAGEREF _Toc196896505 \h </w:instrText>
+          <w:instrText xml:space="preserve"> PAGEREF _Toc197215986 \h </w:instrText>
         </w:r>
         <w:r>
           <w:rPr>
@@ -4384,7 +4384,7 @@
           <w14:ligatures w14:val="standardContextual"/>
         </w:rPr>
       </w:pPr>
-      <w:hyperlink w:anchor="_Toc196896506" w:history="1">
+      <w:hyperlink w:anchor="_Toc197215987" w:history="1">
         <w:r>
           <w:rPr>
             <w:rStyle w:val="a9"/>
@@ -4427,7 +4427,7 @@
             <w:noProof/>
             <w:webHidden/>
           </w:rPr>
-          <w:instrText xml:space="preserve"> PAGEREF _Toc196896506 \h </w:instrText>
+          <w:instrText xml:space="preserve"> PAGEREF _Toc197215987 \h </w:instrText>
         </w:r>
         <w:r>
           <w:rPr>
@@ -4468,7 +4468,7 @@
           <w14:ligatures w14:val="standardContextual"/>
         </w:rPr>
       </w:pPr>
-      <w:hyperlink w:anchor="_Toc196896507" w:history="1">
+      <w:hyperlink w:anchor="_Toc197215988" w:history="1">
         <w:r>
           <w:rPr>
             <w:rStyle w:val="a9"/>
@@ -4518,7 +4518,7 @@
             <w:noProof/>
             <w:webHidden/>
           </w:rPr>
-          <w:instrText xml:space="preserve"> PAGEREF _Toc196896507 \h </w:instrText>
+          <w:instrText xml:space="preserve"> PAGEREF _Toc197215988 \h </w:instrText>
         </w:r>
         <w:r>
           <w:rPr>
@@ -4563,7 +4563,7 @@
           <w14:ligatures w14:val="standardContextual"/>
         </w:rPr>
       </w:pPr>
-      <w:hyperlink w:anchor="_Toc196896508" w:history="1">
+      <w:hyperlink w:anchor="_Toc197215989" w:history="1">
         <w:r>
           <w:rPr>
             <w:rStyle w:val="a9"/>
@@ -4620,7 +4620,7 @@
             <w:noProof/>
             <w:webHidden/>
           </w:rPr>
-          <w:instrText xml:space="preserve"> PAGEREF _Toc196896508 \h </w:instrText>
+          <w:instrText xml:space="preserve"> PAGEREF _Toc197215989 \h </w:instrText>
         </w:r>
         <w:r>
           <w:rPr>
@@ -4665,7 +4665,7 @@
           <w14:ligatures w14:val="standardContextual"/>
         </w:rPr>
       </w:pPr>
-      <w:hyperlink w:anchor="_Toc196896509" w:history="1">
+      <w:hyperlink w:anchor="_Toc197215990" w:history="1">
         <w:r>
           <w:rPr>
             <w:rStyle w:val="a9"/>
@@ -4687,35 +4687,126 @@
             <w:rStyle w:val="a9"/>
             <w:noProof/>
           </w:rPr>
-          <w:t>确定与个体</w:t>
+          <w:t>与临界点相关</w:t>
         </w:r>
         <w:r>
           <w:rPr>
             <w:rStyle w:val="a9"/>
             <w:noProof/>
           </w:rPr>
-          <w:t>H3N2</w:t>
+          <w:t>DNB</w:t>
         </w:r>
         <w:r>
           <w:rPr>
             <w:rStyle w:val="a9"/>
             <w:noProof/>
           </w:rPr>
-          <w:t>流感临界点有关的</w:t>
-        </w:r>
+          <w:t>模块与通路分析</w:t>
+        </w:r>
+        <w:r>
+          <w:rPr>
+            <w:noProof/>
+            <w:webHidden/>
+          </w:rPr>
+          <w:tab/>
+        </w:r>
+        <w:r>
+          <w:rPr>
+            <w:noProof/>
+            <w:webHidden/>
+          </w:rPr>
+          <w:fldChar w:fldCharType="begin"/>
+        </w:r>
+        <w:r>
+          <w:rPr>
+            <w:noProof/>
+            <w:webHidden/>
+          </w:rPr>
+          <w:instrText xml:space="preserve"> PAGEREF _Toc197215990 \h </w:instrText>
+        </w:r>
+        <w:r>
+          <w:rPr>
+            <w:noProof/>
+            <w:webHidden/>
+          </w:rPr>
+        </w:r>
+        <w:r>
+          <w:rPr>
+            <w:noProof/>
+            <w:webHidden/>
+          </w:rPr>
+          <w:fldChar w:fldCharType="separate"/>
+        </w:r>
+        <w:r>
+          <w:rPr>
+            <w:noProof/>
+            <w:webHidden/>
+          </w:rPr>
+          <w:t>7</w:t>
+        </w:r>
+        <w:r>
+          <w:rPr>
+            <w:noProof/>
+            <w:webHidden/>
+          </w:rPr>
+          <w:fldChar w:fldCharType="end"/>
+        </w:r>
+      </w:hyperlink>
+    </w:p>
+    <w:p>
+      <w:pPr>
+        <w:pStyle w:val="TOC2"/>
+        <w:rPr>
+          <w:rFonts w:asciiTheme="minorHAnsi" w:eastAsiaTheme="minorEastAsia" w:hAnsiTheme="minorHAnsi" w:cstheme="minorBidi"/>
+          <w:noProof/>
+          <w:sz w:val="22"/>
+          <w14:ligatures w14:val="standardContextual"/>
+        </w:rPr>
+      </w:pPr>
+      <w:hyperlink w:anchor="_Toc197215991" w:history="1">
         <w:r>
           <w:rPr>
             <w:rStyle w:val="a9"/>
             <w:noProof/>
           </w:rPr>
-          <w:t>DNB</w:t>
+          <w:t>3.3</w:t>
+        </w:r>
+        <w:r>
+          <w:rPr>
+            <w:rFonts w:asciiTheme="minorHAnsi" w:eastAsiaTheme="minorEastAsia" w:hAnsiTheme="minorHAnsi" w:cstheme="minorBidi"/>
+            <w:noProof/>
+            <w:sz w:val="22"/>
+            <w14:ligatures w14:val="standardContextual"/>
+          </w:rPr>
+          <w:tab/>
         </w:r>
         <w:r>
           <w:rPr>
             <w:rStyle w:val="a9"/>
             <w:noProof/>
           </w:rPr>
-          <w:t>模块</w:t>
+          <w:t>TCGA-READ</w:t>
+        </w:r>
+        <w:r>
+          <w:rPr>
+            <w:rStyle w:val="a9"/>
+            <w:noProof/>
+          </w:rPr>
+          <w:t>与</w:t>
+        </w:r>
+        <w:r>
+          <w:rPr>
+            <w:rStyle w:val="a9"/>
+            <w:noProof/>
+          </w:rPr>
+          <w:t>TCGA-COAD</w:t>
+        </w:r>
+        <w:r>
+          <w:rPr>
+            <w:rStyle w:val="a9"/>
+            <w:noProof/>
+          </w:rPr>
+          <w:t>的因果网络熵分析结果</w:t>
         </w:r>
         <w:r>
           <w:rPr>
@@ -4736,7 +4827,7 @@
             <w:noProof/>
             <w:webHidden/>
           </w:rPr>
-          <w:instrText xml:space="preserve"> PAGEREF _Toc196896509 \h </w:instrText>
+          <w:instrText xml:space="preserve"> PAGEREF _Toc197215991 \h </w:instrText>
         </w:r>
         <w:r>
           <w:rPr>
@@ -4781,13 +4872,13 @@
           <w14:ligatures w14:val="standardContextual"/>
         </w:rPr>
       </w:pPr>
-      <w:hyperlink w:anchor="_Toc196896510" w:history="1">
+      <w:hyperlink w:anchor="_Toc197215992" w:history="1">
         <w:r>
           <w:rPr>
             <w:rStyle w:val="a9"/>
             <w:noProof/>
           </w:rPr>
-          <w:t>3.2.3</w:t>
+          <w:t>3.3.1</w:t>
         </w:r>
         <w:r>
           <w:rPr>
@@ -4803,7 +4894,35 @@
             <w:rStyle w:val="a9"/>
             <w:noProof/>
           </w:rPr>
-          <w:t>与临界点相关生物标志物与通路分析</w:t>
+          <w:t>识别</w:t>
+        </w:r>
+        <w:r>
+          <w:rPr>
+            <w:rStyle w:val="a9"/>
+            <w:noProof/>
+          </w:rPr>
+          <w:t>TCGA-READ</w:t>
+        </w:r>
+        <w:r>
+          <w:rPr>
+            <w:rStyle w:val="a9"/>
+            <w:noProof/>
+          </w:rPr>
+          <w:t>及</w:t>
+        </w:r>
+        <w:r>
+          <w:rPr>
+            <w:rStyle w:val="a9"/>
+            <w:noProof/>
+          </w:rPr>
+          <w:t>TCGA-COAD</w:t>
+        </w:r>
+        <w:r>
+          <w:rPr>
+            <w:rStyle w:val="a9"/>
+            <w:noProof/>
+          </w:rPr>
+          <w:t>的恶化前状态的分期阶段</w:t>
         </w:r>
         <w:r>
           <w:rPr>
@@ -4824,112 +4943,7 @@
             <w:noProof/>
             <w:webHidden/>
           </w:rPr>
-          <w:instrText xml:space="preserve"> PAGEREF _Toc196896510 \h </w:instrText>
-        </w:r>
-        <w:r>
-          <w:rPr>
-            <w:noProof/>
-            <w:webHidden/>
-          </w:rPr>
-        </w:r>
-        <w:r>
-          <w:rPr>
-            <w:noProof/>
-            <w:webHidden/>
-          </w:rPr>
-          <w:fldChar w:fldCharType="separate"/>
-        </w:r>
-        <w:r>
-          <w:rPr>
-            <w:noProof/>
-            <w:webHidden/>
-          </w:rPr>
-          <w:t>7</w:t>
-        </w:r>
-        <w:r>
-          <w:rPr>
-            <w:noProof/>
-            <w:webHidden/>
-          </w:rPr>
-          <w:fldChar w:fldCharType="end"/>
-        </w:r>
-      </w:hyperlink>
-    </w:p>
-    <w:p>
-      <w:pPr>
-        <w:pStyle w:val="TOC2"/>
-        <w:rPr>
-          <w:rFonts w:asciiTheme="minorHAnsi" w:eastAsiaTheme="minorEastAsia" w:hAnsiTheme="minorHAnsi" w:cstheme="minorBidi"/>
-          <w:noProof/>
-          <w:sz w:val="22"/>
-          <w14:ligatures w14:val="standardContextual"/>
-        </w:rPr>
-      </w:pPr>
-      <w:hyperlink w:anchor="_Toc196896511" w:history="1">
-        <w:r>
-          <w:rPr>
-            <w:rStyle w:val="a9"/>
-            <w:noProof/>
-          </w:rPr>
-          <w:t>3.3</w:t>
-        </w:r>
-        <w:r>
-          <w:rPr>
-            <w:rFonts w:asciiTheme="minorHAnsi" w:eastAsiaTheme="minorEastAsia" w:hAnsiTheme="minorHAnsi" w:cstheme="minorBidi"/>
-            <w:noProof/>
-            <w:sz w:val="22"/>
-            <w14:ligatures w14:val="standardContextual"/>
-          </w:rPr>
-          <w:tab/>
-        </w:r>
-        <w:r>
-          <w:rPr>
-            <w:rStyle w:val="a9"/>
-            <w:noProof/>
-          </w:rPr>
-          <w:t>TCGA-READ</w:t>
-        </w:r>
-        <w:r>
-          <w:rPr>
-            <w:rStyle w:val="a9"/>
-            <w:noProof/>
-          </w:rPr>
-          <w:t>与</w:t>
-        </w:r>
-        <w:r>
-          <w:rPr>
-            <w:rStyle w:val="a9"/>
-            <w:noProof/>
-          </w:rPr>
-          <w:t>TCGA-COAD</w:t>
-        </w:r>
-        <w:r>
-          <w:rPr>
-            <w:rStyle w:val="a9"/>
-            <w:noProof/>
-          </w:rPr>
-          <w:t>的因果网络熵分析结果</w:t>
-        </w:r>
-        <w:r>
-          <w:rPr>
-            <w:noProof/>
-            <w:webHidden/>
-          </w:rPr>
-          <w:tab/>
-        </w:r>
-        <w:r>
-          <w:rPr>
-            <w:noProof/>
-            <w:webHidden/>
-          </w:rPr>
-          <w:fldChar w:fldCharType="begin"/>
-        </w:r>
-        <w:r>
-          <w:rPr>
-            <w:noProof/>
-            <w:webHidden/>
-          </w:rPr>
-          <w:instrText xml:space="preserve"> PAGEREF _Toc196896511 \h </w:instrText>
+          <w:instrText xml:space="preserve"> PAGEREF _Toc197215992 \h </w:instrText>
         </w:r>
         <w:r>
           <w:rPr>
@@ -4974,13 +4988,13 @@
           <w14:ligatures w14:val="standardContextual"/>
         </w:rPr>
       </w:pPr>
-      <w:hyperlink w:anchor="_Toc196896512" w:history="1">
+      <w:hyperlink w:anchor="_Toc197215993" w:history="1">
         <w:r>
           <w:rPr>
             <w:rStyle w:val="a9"/>
             <w:noProof/>
           </w:rPr>
-          <w:t>3.3.1</w:t>
+          <w:t>3.3.2</w:t>
         </w:r>
         <w:r>
           <w:rPr>
@@ -4996,35 +5010,7 @@
             <w:rStyle w:val="a9"/>
             <w:noProof/>
           </w:rPr>
-          <w:t>识别</w:t>
-        </w:r>
-        <w:r>
-          <w:rPr>
-            <w:rStyle w:val="a9"/>
-            <w:noProof/>
-          </w:rPr>
-          <w:t>TCGA-READ</w:t>
-        </w:r>
-        <w:r>
-          <w:rPr>
-            <w:rStyle w:val="a9"/>
-            <w:noProof/>
-          </w:rPr>
-          <w:t>及</w:t>
-        </w:r>
-        <w:r>
-          <w:rPr>
-            <w:rStyle w:val="a9"/>
-            <w:noProof/>
-          </w:rPr>
-          <w:t>TCGA-COAD</w:t>
-        </w:r>
-        <w:r>
-          <w:rPr>
-            <w:rStyle w:val="a9"/>
-            <w:noProof/>
-          </w:rPr>
-          <w:t>的恶化前状态的分期阶段</w:t>
+          <w:t>临界点前后的生存差异</w:t>
         </w:r>
         <w:r>
           <w:rPr>
@@ -5045,7 +5031,7 @@
             <w:noProof/>
             <w:webHidden/>
           </w:rPr>
-          <w:instrText xml:space="preserve"> PAGEREF _Toc196896512 \h </w:instrText>
+          <w:instrText xml:space="preserve"> PAGEREF _Toc197215993 \h </w:instrText>
         </w:r>
         <w:r>
           <w:rPr>
@@ -5090,13 +5076,13 @@
           <w14:ligatures w14:val="standardContextual"/>
         </w:rPr>
       </w:pPr>
-      <w:hyperlink w:anchor="_Toc196896513" w:history="1">
+      <w:hyperlink w:anchor="_Toc197215994" w:history="1">
         <w:r>
           <w:rPr>
             <w:rStyle w:val="a9"/>
             <w:noProof/>
           </w:rPr>
-          <w:t>3.3.2</w:t>
+          <w:t>3.3.3</w:t>
         </w:r>
         <w:r>
           <w:rPr>
@@ -5112,49 +5098,21 @@
             <w:rStyle w:val="a9"/>
             <w:noProof/>
           </w:rPr>
-          <w:t>确定与</w:t>
+          <w:t>与临界点相关</w:t>
         </w:r>
         <w:r>
           <w:rPr>
             <w:rStyle w:val="a9"/>
             <w:noProof/>
           </w:rPr>
-          <w:t>TCGA-READ</w:t>
+          <w:t>DNB</w:t>
         </w:r>
         <w:r>
           <w:rPr>
             <w:rStyle w:val="a9"/>
             <w:noProof/>
           </w:rPr>
-          <w:t>及</w:t>
-        </w:r>
-        <w:r>
-          <w:rPr>
-            <w:rStyle w:val="a9"/>
-            <w:noProof/>
-          </w:rPr>
-          <w:t>TCGA-COAD</w:t>
-        </w:r>
-        <w:r>
-          <w:rPr>
-            <w:rStyle w:val="a9"/>
-            <w:noProof/>
-          </w:rPr>
-          <w:t>临界点有关的</w:t>
-        </w:r>
-        <w:r>
-          <w:rPr>
-            <w:rStyle w:val="a9"/>
-            <w:noProof/>
-          </w:rPr>
-          <w:t>DNB</w:t>
-        </w:r>
-        <w:r>
-          <w:rPr>
-            <w:rStyle w:val="a9"/>
-            <w:noProof/>
-          </w:rPr>
-          <w:t>模块</w:t>
+          <w:t>模块与通路分析</w:t>
         </w:r>
         <w:r>
           <w:rPr>
@@ -5175,7 +5133,7 @@
             <w:noProof/>
             <w:webHidden/>
           </w:rPr>
-          <w:instrText xml:space="preserve"> PAGEREF _Toc196896513 \h </w:instrText>
+          <w:instrText xml:space="preserve"> PAGEREF _Toc197215994 \h </w:instrText>
         </w:r>
         <w:r>
           <w:rPr>
@@ -5208,10 +5166,9 @@
     </w:p>
     <w:p>
       <w:pPr>
-        <w:pStyle w:val="TOC3"/>
+        <w:pStyle w:val="TOC1"/>
         <w:tabs>
-          <w:tab w:val="left" w:pos="880"/>
-          <w:tab w:val="right" w:leader="dot" w:pos="9231"/>
+          <w:tab w:val="left" w:pos="1100"/>
         </w:tabs>
         <w:rPr>
           <w:rFonts w:asciiTheme="minorHAnsi" w:eastAsiaTheme="minorEastAsia" w:hAnsiTheme="minorHAnsi" w:cstheme="minorBidi"/>
@@ -5220,13 +5177,13 @@
           <w14:ligatures w14:val="standardContextual"/>
         </w:rPr>
       </w:pPr>
-      <w:hyperlink w:anchor="_Toc196896514" w:history="1">
+      <w:hyperlink w:anchor="_Toc197215995" w:history="1">
         <w:r>
           <w:rPr>
             <w:rStyle w:val="a9"/>
             <w:noProof/>
           </w:rPr>
-          <w:t>3.3.3</w:t>
+          <w:t>第四章</w:t>
         </w:r>
         <w:r>
           <w:rPr>
@@ -5242,7 +5199,7 @@
             <w:rStyle w:val="a9"/>
             <w:noProof/>
           </w:rPr>
-          <w:t>临界点前后的生存差异</w:t>
+          <w:t>论文总结</w:t>
         </w:r>
         <w:r>
           <w:rPr>
@@ -5263,7 +5220,7 @@
             <w:noProof/>
             <w:webHidden/>
           </w:rPr>
-          <w:instrText xml:space="preserve"> PAGEREF _Toc196896514 \h </w:instrText>
+          <w:instrText xml:space="preserve"> PAGEREF _Toc197215995 \h </w:instrText>
         </w:r>
         <w:r>
           <w:rPr>
@@ -5283,7 +5240,7 @@
             <w:noProof/>
             <w:webHidden/>
           </w:rPr>
-          <w:t>7</w:t>
+          <w:t>8</w:t>
         </w:r>
         <w:r>
           <w:rPr>
@@ -5296,11 +5253,7 @@
     </w:p>
     <w:p>
       <w:pPr>
-        <w:pStyle w:val="TOC3"/>
-        <w:tabs>
-          <w:tab w:val="left" w:pos="880"/>
-          <w:tab w:val="right" w:leader="dot" w:pos="9231"/>
-        </w:tabs>
+        <w:pStyle w:val="TOC1"/>
         <w:rPr>
           <w:rFonts w:asciiTheme="minorHAnsi" w:eastAsiaTheme="minorEastAsia" w:hAnsiTheme="minorHAnsi" w:cstheme="minorBidi"/>
           <w:noProof/>
@@ -5308,39 +5261,23 @@
           <w14:ligatures w14:val="standardContextual"/>
         </w:rPr>
       </w:pPr>
-      <w:hyperlink w:anchor="_Toc196896515" w:history="1">
+      <w:hyperlink w:anchor="_Toc197215996" w:history="1">
         <w:r>
           <w:rPr>
             <w:rStyle w:val="a9"/>
             <w:noProof/>
           </w:rPr>
-          <w:t>3.3.4</w:t>
-        </w:r>
-        <w:r>
-          <w:rPr>
-            <w:rFonts w:asciiTheme="minorHAnsi" w:eastAsiaTheme="minorEastAsia" w:hAnsiTheme="minorHAnsi" w:cstheme="minorBidi"/>
-            <w:noProof/>
-            <w:sz w:val="22"/>
-            <w14:ligatures w14:val="standardContextual"/>
+          <w:t>参考文献</w:t>
+        </w:r>
+        <w:r>
+          <w:rPr>
+            <w:noProof/>
+            <w:webHidden/>
           </w:rPr>
           <w:tab/>
         </w:r>
         <w:r>
           <w:rPr>
-            <w:rStyle w:val="a9"/>
-            <w:noProof/>
-          </w:rPr>
-          <w:t>与临界点相关生物标志物与通路分析</w:t>
-        </w:r>
-        <w:r>
-          <w:rPr>
-            <w:noProof/>
-            <w:webHidden/>
-          </w:rPr>
-          <w:tab/>
-        </w:r>
-        <w:r>
-          <w:rPr>
             <w:noProof/>
             <w:webHidden/>
           </w:rPr>
@@ -5351,7 +5288,7 @@
             <w:noProof/>
             <w:webHidden/>
           </w:rPr>
-          <w:instrText xml:space="preserve"> PAGEREF _Toc196896515 \h </w:instrText>
+          <w:instrText xml:space="preserve"> PAGEREF _Toc197215996 \h </w:instrText>
         </w:r>
         <w:r>
           <w:rPr>
@@ -5371,7 +5308,7 @@
             <w:noProof/>
             <w:webHidden/>
           </w:rPr>
-          <w:t>7</w:t>
+          <w:t>9</w:t>
         </w:r>
         <w:r>
           <w:rPr>
@@ -5385,9 +5322,6 @@
     <w:p>
       <w:pPr>
         <w:pStyle w:val="TOC1"/>
-        <w:tabs>
-          <w:tab w:val="left" w:pos="1100"/>
-        </w:tabs>
         <w:rPr>
           <w:rFonts w:asciiTheme="minorHAnsi" w:eastAsiaTheme="minorEastAsia" w:hAnsiTheme="minorHAnsi" w:cstheme="minorBidi"/>
           <w:noProof/>
@@ -5395,39 +5329,32 @@
           <w14:ligatures w14:val="standardContextual"/>
         </w:rPr>
       </w:pPr>
-      <w:hyperlink w:anchor="_Toc196896516" w:history="1">
+      <w:hyperlink w:anchor="_Toc197215997" w:history="1">
         <w:r>
           <w:rPr>
             <w:rStyle w:val="a9"/>
             <w:noProof/>
-          </w:rPr>
-          <w:t>第四章</w:t>
-        </w:r>
-        <w:r>
-          <w:rPr>
-            <w:rFonts w:asciiTheme="minorHAnsi" w:eastAsiaTheme="minorEastAsia" w:hAnsiTheme="minorHAnsi" w:cstheme="minorBidi"/>
-            <w:noProof/>
-            <w:sz w:val="22"/>
-            <w14:ligatures w14:val="standardContextual"/>
+            <w:spacing w:val="315"/>
+          </w:rPr>
+          <w:t>致</w:t>
+        </w:r>
+        <w:r>
+          <w:rPr>
+            <w:rStyle w:val="a9"/>
+            <w:noProof/>
+            <w:spacing w:val="7"/>
+          </w:rPr>
+          <w:t>谢</w:t>
+        </w:r>
+        <w:r>
+          <w:rPr>
+            <w:noProof/>
+            <w:webHidden/>
           </w:rPr>
           <w:tab/>
         </w:r>
         <w:r>
           <w:rPr>
-            <w:rStyle w:val="a9"/>
-            <w:noProof/>
-          </w:rPr>
-          <w:t>论文总结</w:t>
-        </w:r>
-        <w:r>
-          <w:rPr>
-            <w:noProof/>
-            <w:webHidden/>
-          </w:rPr>
-          <w:tab/>
-        </w:r>
-        <w:r>
-          <w:rPr>
             <w:noProof/>
             <w:webHidden/>
           </w:rPr>
@@ -5438,152 +5365,7 @@
             <w:noProof/>
             <w:webHidden/>
           </w:rPr>
-          <w:instrText xml:space="preserve"> PAGEREF _Toc196896516 \h </w:instrText>
-        </w:r>
-        <w:r>
-          <w:rPr>
-            <w:noProof/>
-            <w:webHidden/>
-          </w:rPr>
-        </w:r>
-        <w:r>
-          <w:rPr>
-            <w:noProof/>
-            <w:webHidden/>
-          </w:rPr>
-          <w:fldChar w:fldCharType="separate"/>
-        </w:r>
-        <w:r>
-          <w:rPr>
-            <w:noProof/>
-            <w:webHidden/>
-          </w:rPr>
-          <w:t>8</w:t>
-        </w:r>
-        <w:r>
-          <w:rPr>
-            <w:noProof/>
-            <w:webHidden/>
-          </w:rPr>
-          <w:fldChar w:fldCharType="end"/>
-        </w:r>
-      </w:hyperlink>
-    </w:p>
-    <w:p>
-      <w:pPr>
-        <w:pStyle w:val="TOC1"/>
-        <w:rPr>
-          <w:rFonts w:asciiTheme="minorHAnsi" w:eastAsiaTheme="minorEastAsia" w:hAnsiTheme="minorHAnsi" w:cstheme="minorBidi"/>
-          <w:noProof/>
-          <w:sz w:val="22"/>
-          <w14:ligatures w14:val="standardContextual"/>
-        </w:rPr>
-      </w:pPr>
-      <w:hyperlink w:anchor="_Toc196896517" w:history="1">
-        <w:r>
-          <w:rPr>
-            <w:rStyle w:val="a9"/>
-            <w:noProof/>
-          </w:rPr>
-          <w:t>参考文献</w:t>
-        </w:r>
-        <w:r>
-          <w:rPr>
-            <w:noProof/>
-            <w:webHidden/>
-          </w:rPr>
-          <w:tab/>
-        </w:r>
-        <w:r>
-          <w:rPr>
-            <w:noProof/>
-            <w:webHidden/>
-          </w:rPr>
-          <w:fldChar w:fldCharType="begin"/>
-        </w:r>
-        <w:r>
-          <w:rPr>
-            <w:noProof/>
-            <w:webHidden/>
-          </w:rPr>
-          <w:instrText xml:space="preserve"> PAGEREF _Toc196896517 \h </w:instrText>
-        </w:r>
-        <w:r>
-          <w:rPr>
-            <w:noProof/>
-            <w:webHidden/>
-          </w:rPr>
-        </w:r>
-        <w:r>
-          <w:rPr>
-            <w:noProof/>
-            <w:webHidden/>
-          </w:rPr>
-          <w:fldChar w:fldCharType="separate"/>
-        </w:r>
-        <w:r>
-          <w:rPr>
-            <w:noProof/>
-            <w:webHidden/>
-          </w:rPr>
-          <w:t>9</w:t>
-        </w:r>
-        <w:r>
-          <w:rPr>
-            <w:noProof/>
-            <w:webHidden/>
-          </w:rPr>
-          <w:fldChar w:fldCharType="end"/>
-        </w:r>
-      </w:hyperlink>
-    </w:p>
-    <w:p>
-      <w:pPr>
-        <w:pStyle w:val="TOC1"/>
-        <w:rPr>
-          <w:rFonts w:asciiTheme="minorHAnsi" w:eastAsiaTheme="minorEastAsia" w:hAnsiTheme="minorHAnsi" w:cstheme="minorBidi"/>
-          <w:noProof/>
-          <w:sz w:val="22"/>
-          <w14:ligatures w14:val="standardContextual"/>
-        </w:rPr>
-      </w:pPr>
-      <w:hyperlink w:anchor="_Toc196896518" w:history="1">
-        <w:r>
-          <w:rPr>
-            <w:rStyle w:val="a9"/>
-            <w:noProof/>
-            <w:spacing w:val="315"/>
-          </w:rPr>
-          <w:t>致</w:t>
-        </w:r>
-        <w:r>
-          <w:rPr>
-            <w:rStyle w:val="a9"/>
-            <w:noProof/>
-            <w:spacing w:val="7"/>
-          </w:rPr>
-          <w:t>谢</w:t>
-        </w:r>
-        <w:r>
-          <w:rPr>
-            <w:noProof/>
-            <w:webHidden/>
-          </w:rPr>
-          <w:tab/>
-        </w:r>
-        <w:r>
-          <w:rPr>
-            <w:noProof/>
-            <w:webHidden/>
-          </w:rPr>
-          <w:fldChar w:fldCharType="begin"/>
-        </w:r>
-        <w:r>
-          <w:rPr>
-            <w:noProof/>
-            <w:webHidden/>
-          </w:rPr>
-          <w:instrText xml:space="preserve"> PAGEREF _Toc196896518 \h </w:instrText>
+          <w:instrText xml:space="preserve"> PAGEREF _Toc197215997 \h </w:instrText>
         </w:r>
         <w:r>
           <w:rPr>
@@ -5644,7 +5426,7 @@
         <w:pStyle w:val="af"/>
         <w:textAlignment w:val="baseline"/>
       </w:pPr>
-      <w:bookmarkStart w:id="5" w:name="_Toc196896477"/>
+      <w:bookmarkStart w:id="5" w:name="_Toc197215958"/>
       <w:r>
         <w:rPr>
           <w:rFonts w:hint="eastAsia"/>
@@ -5683,7 +5465,7 @@
         </w:rPr>
       </w:pPr>
       <w:bookmarkStart w:id="6" w:name="_Toc196141860"/>
-      <w:bookmarkStart w:id="7" w:name="_Toc196896478"/>
+      <w:bookmarkStart w:id="7" w:name="_Toc197215959"/>
       <w:r>
         <w:rPr>
           <w:rFonts w:ascii="Times New Roman" w:hAnsi="Times New Roman"/>
@@ -5726,7 +5508,7 @@
         <w:spacing w:after="312"/>
         <w:textAlignment w:val="baseline"/>
       </w:pPr>
-      <w:bookmarkStart w:id="8" w:name="_Toc196896479"/>
+      <w:bookmarkStart w:id="8" w:name="_Toc197215960"/>
       <w:r>
         <w:rPr>
           <w:rFonts w:hint="eastAsia"/>
@@ -5742,7 +5524,7 @@
         <w:spacing w:before="156" w:after="156"/>
         <w:textAlignment w:val="baseline"/>
       </w:pPr>
-      <w:bookmarkStart w:id="9" w:name="_Toc196896480"/>
+      <w:bookmarkStart w:id="9" w:name="_Toc197215961"/>
       <w:r>
         <w:rPr>
           <w:rFonts w:hint="eastAsia"/>
@@ -5768,7 +5550,7 @@
         <w:pStyle w:val="3"/>
         <w:textAlignment w:val="baseline"/>
       </w:pPr>
-      <w:bookmarkStart w:id="10" w:name="_Toc196896481"/>
+      <w:bookmarkStart w:id="10" w:name="_Toc197215962"/>
       <w:r>
         <w:t>选题背景</w:t>
       </w:r>
@@ -5906,7 +5688,7 @@
         <w:pStyle w:val="3"/>
         <w:textAlignment w:val="baseline"/>
       </w:pPr>
-      <w:bookmarkStart w:id="11" w:name="_Toc196896482"/>
+      <w:bookmarkStart w:id="11" w:name="_Toc197215963"/>
       <w:r>
         <w:t>研究</w:t>
       </w:r>
@@ -5976,7 +5758,7 @@
         <w:spacing w:before="156" w:after="156"/>
         <w:textAlignment w:val="baseline"/>
       </w:pPr>
-      <w:bookmarkStart w:id="12" w:name="_Toc196896483"/>
+      <w:bookmarkStart w:id="12" w:name="_Toc197215964"/>
       <w:r>
         <w:rPr>
           <w:rFonts w:hint="eastAsia"/>
@@ -6002,7 +5784,7 @@
         <w:pStyle w:val="3"/>
         <w:textAlignment w:val="baseline"/>
       </w:pPr>
-      <w:bookmarkStart w:id="13" w:name="_Toc196896484"/>
+      <w:bookmarkStart w:id="13" w:name="_Toc197215965"/>
       <w:r>
         <w:rPr>
           <w:rFonts w:hint="eastAsia"/>
@@ -6477,7 +6259,7 @@
         <w:pStyle w:val="3"/>
         <w:textAlignment w:val="baseline"/>
       </w:pPr>
-      <w:bookmarkStart w:id="14" w:name="_Toc196896485"/>
+      <w:bookmarkStart w:id="14" w:name="_Toc197215966"/>
       <w:r>
         <w:rPr>
           <w:rFonts w:hint="eastAsia"/>
@@ -10189,7 +9971,7 @@
         <w:spacing w:before="156" w:after="156"/>
         <w:textAlignment w:val="baseline"/>
       </w:pPr>
-      <w:bookmarkStart w:id="15" w:name="_Toc196896486"/>
+      <w:bookmarkStart w:id="15" w:name="_Toc197215967"/>
       <w:r>
         <w:rPr>
           <w:rFonts w:hint="eastAsia"/>
@@ -10210,7 +9992,7 @@
         <w:spacing w:before="156" w:after="156"/>
         <w:textAlignment w:val="baseline"/>
       </w:pPr>
-      <w:bookmarkStart w:id="16" w:name="_Toc196896487"/>
+      <w:bookmarkStart w:id="16" w:name="_Toc197215968"/>
       <w:r>
         <w:rPr>
           <w:rFonts w:hint="eastAsia"/>
@@ -10246,7 +10028,7 @@
           <w:rFonts w:ascii="黑体" w:hAnsi="黑体"/>
         </w:rPr>
       </w:pPr>
-      <w:bookmarkStart w:id="17" w:name="_Toc196896488"/>
+      <w:bookmarkStart w:id="17" w:name="_Toc197215969"/>
       <w:r>
         <w:rPr>
           <w:rFonts w:hint="eastAsia"/>
@@ -10262,7 +10044,7 @@
         <w:spacing w:before="156" w:after="156"/>
         <w:textAlignment w:val="baseline"/>
       </w:pPr>
-      <w:bookmarkStart w:id="18" w:name="_Toc196896489"/>
+      <w:bookmarkStart w:id="18" w:name="_Toc197215970"/>
       <w:r>
         <w:rPr>
           <w:rFonts w:hint="eastAsia"/>
@@ -10285,7 +10067,7 @@
         <w:pStyle w:val="3"/>
         <w:textAlignment w:val="baseline"/>
       </w:pPr>
-      <w:bookmarkStart w:id="19" w:name="_Toc196896490"/>
+      <w:bookmarkStart w:id="19" w:name="_Toc197215971"/>
       <w:r>
         <w:rPr>
           <w:rFonts w:hint="eastAsia"/>
@@ -10305,7 +10087,7 @@
         <w:pStyle w:val="3"/>
         <w:textAlignment w:val="baseline"/>
       </w:pPr>
-      <w:bookmarkStart w:id="20" w:name="_Toc196896491"/>
+      <w:bookmarkStart w:id="20" w:name="_Toc197215972"/>
       <w:r>
         <w:rPr>
           <w:rFonts w:hint="eastAsia"/>
@@ -10331,7 +10113,7 @@
         <w:pStyle w:val="3"/>
         <w:textAlignment w:val="baseline"/>
       </w:pPr>
-      <w:bookmarkStart w:id="21" w:name="_Toc196896492"/>
+      <w:bookmarkStart w:id="21" w:name="_Toc197215973"/>
       <w:r>
         <w:rPr>
           <w:rFonts w:hint="eastAsia"/>
@@ -10346,7 +10128,7 @@
         <w:spacing w:before="156" w:after="156"/>
         <w:textAlignment w:val="baseline"/>
       </w:pPr>
-      <w:bookmarkStart w:id="22" w:name="_Toc196896493"/>
+      <w:bookmarkStart w:id="22" w:name="_Toc197215974"/>
       <w:r>
         <w:rPr>
           <w:rFonts w:hint="eastAsia"/>
@@ -10372,7 +10154,7 @@
         <w:pStyle w:val="3"/>
         <w:textAlignment w:val="baseline"/>
       </w:pPr>
-      <w:bookmarkStart w:id="23" w:name="_Toc196896494"/>
+      <w:bookmarkStart w:id="23" w:name="_Toc197215975"/>
       <w:r>
         <w:rPr>
           <w:rFonts w:hint="eastAsia"/>
@@ -10404,7 +10186,7 @@
         <w:pStyle w:val="3"/>
         <w:textAlignment w:val="baseline"/>
       </w:pPr>
-      <w:bookmarkStart w:id="24" w:name="_Toc196896495"/>
+      <w:bookmarkStart w:id="24" w:name="_Toc197215976"/>
       <w:r>
         <w:rPr>
           <w:rFonts w:hint="eastAsia"/>
@@ -10436,7 +10218,7 @@
         <w:pStyle w:val="3"/>
         <w:textAlignment w:val="baseline"/>
       </w:pPr>
-      <w:bookmarkStart w:id="25" w:name="_Toc196896496"/>
+      <w:bookmarkStart w:id="25" w:name="_Toc197215977"/>
       <w:r>
         <w:rPr>
           <w:rFonts w:hint="eastAsia"/>
@@ -10469,7 +10251,7 @@
         <w:spacing w:before="156" w:after="156"/>
         <w:textAlignment w:val="baseline"/>
       </w:pPr>
-      <w:bookmarkStart w:id="26" w:name="_Toc196896497"/>
+      <w:bookmarkStart w:id="26" w:name="_Toc197215978"/>
       <w:r>
         <w:rPr>
           <w:rFonts w:hint="eastAsia"/>
@@ -10531,7 +10313,7 @@
         <w:pStyle w:val="3"/>
         <w:textAlignment w:val="baseline"/>
       </w:pPr>
-      <w:bookmarkStart w:id="27" w:name="_Toc196896498"/>
+      <w:bookmarkStart w:id="27" w:name="_Toc197215979"/>
       <w:r>
         <w:rPr>
           <w:rFonts w:hint="eastAsia"/>
@@ -10575,7 +10357,7 @@
         <w:pStyle w:val="3"/>
         <w:textAlignment w:val="baseline"/>
       </w:pPr>
-      <w:bookmarkStart w:id="28" w:name="_Toc196896499"/>
+      <w:bookmarkStart w:id="28" w:name="_Toc197215980"/>
       <w:r>
         <w:rPr>
           <w:rFonts w:hint="eastAsia"/>
@@ -10625,7 +10407,7 @@
         <w:pStyle w:val="3"/>
         <w:textAlignment w:val="baseline"/>
       </w:pPr>
-      <w:bookmarkStart w:id="29" w:name="_Toc196896500"/>
+      <w:bookmarkStart w:id="29" w:name="_Toc197215981"/>
       <w:r>
         <w:rPr>
           <w:rFonts w:hint="eastAsia"/>
@@ -10648,18 +10430,21 @@
         <w:rPr>
           <w:rFonts w:hint="eastAsia"/>
         </w:rPr>
-        <w:t>的分析目的</w:t>
+        <w:t>的分析</w:t>
+      </w:r>
+      <w:r>
+        <w:rPr>
+          <w:rFonts w:hint="eastAsia"/>
+        </w:rPr>
+        <w:t>设计</w:t>
       </w:r>
       <w:bookmarkEnd w:id="29"/>
     </w:p>
     <w:p>
       <w:pPr>
         <w:pStyle w:val="3"/>
-        <w:rPr>
-          <w:rFonts w:hint="eastAsia"/>
-        </w:rPr>
-      </w:pPr>
-      <w:bookmarkStart w:id="30" w:name="_Toc196896501"/>
+      </w:pPr>
+      <w:bookmarkStart w:id="30" w:name="_Toc197215982"/>
       <w:r>
         <w:rPr>
           <w:rFonts w:hint="eastAsia"/>
@@ -10682,7 +10467,13 @@
         <w:rPr>
           <w:rFonts w:hint="eastAsia"/>
         </w:rPr>
-        <w:t>的分析设计</w:t>
+        <w:t>的分析</w:t>
+      </w:r>
+      <w:r>
+        <w:rPr>
+          <w:rFonts w:hint="eastAsia"/>
+        </w:rPr>
+        <w:t>目的</w:t>
       </w:r>
       <w:bookmarkEnd w:id="30"/>
     </w:p>
@@ -10711,7 +10502,7 @@
         <w:ind w:firstLine="640"/>
         <w:textAlignment w:val="baseline"/>
       </w:pPr>
-      <w:bookmarkStart w:id="31" w:name="_Toc196896502"/>
+      <w:bookmarkStart w:id="31" w:name="_Toc197215983"/>
       <w:r>
         <w:rPr>
           <w:rFonts w:hint="eastAsia"/>
@@ -10727,7 +10518,7 @@
         <w:spacing w:before="156" w:after="156"/>
         <w:textAlignment w:val="baseline"/>
       </w:pPr>
-      <w:bookmarkStart w:id="32" w:name="_Toc196896503"/>
+      <w:bookmarkStart w:id="32" w:name="_Toc197215984"/>
       <w:r>
         <w:rPr>
           <w:rFonts w:hint="eastAsia"/>
@@ -10741,7 +10532,7 @@
         <w:pStyle w:val="3"/>
         <w:textAlignment w:val="baseline"/>
       </w:pPr>
-      <w:bookmarkStart w:id="33" w:name="_Toc196896504"/>
+      <w:bookmarkStart w:id="33" w:name="_Toc197215985"/>
       <w:r>
         <w:rPr>
           <w:rFonts w:hint="eastAsia"/>
@@ -10755,7 +10546,7 @@
         <w:pStyle w:val="3"/>
         <w:textAlignment w:val="baseline"/>
       </w:pPr>
-      <w:bookmarkStart w:id="34" w:name="_Toc196896505"/>
+      <w:bookmarkStart w:id="34" w:name="_Toc197215986"/>
       <w:r>
         <w:rPr>
           <w:rFonts w:hint="eastAsia"/>
@@ -10769,7 +10560,7 @@
         <w:pStyle w:val="3"/>
         <w:textAlignment w:val="baseline"/>
       </w:pPr>
-      <w:bookmarkStart w:id="35" w:name="_Toc196896506"/>
+      <w:bookmarkStart w:id="35" w:name="_Toc197215987"/>
       <w:r>
         <w:rPr>
           <w:rFonts w:hint="eastAsia"/>
@@ -10784,7 +10575,7 @@
         <w:spacing w:before="156" w:after="156"/>
         <w:textAlignment w:val="baseline"/>
       </w:pPr>
-      <w:bookmarkStart w:id="36" w:name="_Toc196896507"/>
+      <w:bookmarkStart w:id="36" w:name="_Toc197215988"/>
       <w:r>
         <w:rPr>
           <w:rFonts w:hint="eastAsia"/>
@@ -10804,7 +10595,7 @@
         <w:pStyle w:val="3"/>
         <w:textAlignment w:val="baseline"/>
       </w:pPr>
-      <w:bookmarkStart w:id="37" w:name="_Toc196896508"/>
+      <w:bookmarkStart w:id="37" w:name="_Toc197215989"/>
       <w:r>
         <w:rPr>
           <w:rFonts w:hint="eastAsia"/>
@@ -10830,60 +10621,111 @@
         <w:pStyle w:val="3"/>
         <w:textAlignment w:val="baseline"/>
       </w:pPr>
-      <w:bookmarkStart w:id="38" w:name="_Toc196896509"/>
-      <w:r>
-        <w:rPr>
-          <w:rFonts w:hint="eastAsia"/>
-        </w:rPr>
-        <w:t>确定与个体</w:t>
-      </w:r>
-      <w:r>
-        <w:rPr>
-          <w:rFonts w:hint="eastAsia"/>
-        </w:rPr>
-        <w:t>H3N2</w:t>
-      </w:r>
-      <w:r>
-        <w:rPr>
-          <w:rFonts w:hint="eastAsia"/>
-        </w:rPr>
-        <w:t>流感临界点有关的</w:t>
-      </w:r>
-      <w:r>
-        <w:rPr>
-          <w:rFonts w:hint="eastAsia"/>
-        </w:rPr>
-        <w:t>DNB</w:t>
-      </w:r>
-      <w:r>
-        <w:rPr>
-          <w:rFonts w:hint="eastAsia"/>
-        </w:rPr>
-        <w:t>模块</w:t>
+      <w:bookmarkStart w:id="38" w:name="_Toc197215990"/>
+      <w:r>
+        <w:rPr>
+          <w:rFonts w:hint="eastAsia"/>
+        </w:rPr>
+        <w:t>与临界点相关</w:t>
+      </w:r>
+      <w:r>
+        <w:t>DN</w:t>
+      </w:r>
+      <w:r>
+        <w:rPr>
+          <w:rFonts w:hint="eastAsia"/>
+        </w:rPr>
+        <w:t>B</w:t>
+      </w:r>
+      <w:r>
+        <w:rPr>
+          <w:rFonts w:hint="eastAsia"/>
+        </w:rPr>
+        <w:t>模块的</w:t>
+      </w:r>
+      <w:r>
+        <w:rPr>
+          <w:rFonts w:hint="eastAsia"/>
+        </w:rPr>
+        <w:t>GO</w:t>
+      </w:r>
+      <w:r>
+        <w:rPr>
+          <w:rFonts w:hint="eastAsia"/>
+        </w:rPr>
+        <w:t>与</w:t>
+      </w:r>
+      <w:r>
+        <w:rPr>
+          <w:rFonts w:hint="eastAsia"/>
+        </w:rPr>
+        <w:t>KEGG</w:t>
+      </w:r>
+      <w:r>
+        <w:rPr>
+          <w:rFonts w:hint="eastAsia"/>
+        </w:rPr>
+        <w:t>通路分析</w:t>
       </w:r>
       <w:bookmarkEnd w:id="38"/>
     </w:p>
     <w:p>
       <w:pPr>
-        <w:pStyle w:val="3"/>
+        <w:pStyle w:val="2"/>
+        <w:spacing w:before="156" w:after="156"/>
         <w:textAlignment w:val="baseline"/>
       </w:pPr>
-      <w:bookmarkStart w:id="39" w:name="_Toc196896510"/>
-      <w:r>
-        <w:rPr>
-          <w:rFonts w:hint="eastAsia"/>
-        </w:rPr>
-        <w:t>与临界点相关生物标志物与通路分析</w:t>
+      <w:bookmarkStart w:id="39" w:name="_Toc197215991"/>
+      <w:r>
+        <w:rPr>
+          <w:rFonts w:hint="eastAsia"/>
+        </w:rPr>
+        <w:t>TCGA-</w:t>
+      </w:r>
+      <w:r>
+        <w:rPr>
+          <w:rFonts w:hint="eastAsia"/>
+        </w:rPr>
+        <w:t>READ</w:t>
+      </w:r>
+      <w:r>
+        <w:rPr>
+          <w:rFonts w:hint="eastAsia"/>
+        </w:rPr>
+        <w:t>与</w:t>
+      </w:r>
+      <w:r>
+        <w:rPr>
+          <w:rFonts w:hint="eastAsia"/>
+        </w:rPr>
+        <w:t>TCGA-</w:t>
+      </w:r>
+      <w:r>
+        <w:rPr>
+          <w:rFonts w:hint="eastAsia"/>
+        </w:rPr>
+        <w:t>COAD</w:t>
+      </w:r>
+      <w:r>
+        <w:rPr>
+          <w:rFonts w:hint="eastAsia"/>
+        </w:rPr>
+        <w:t>的因果网络熵分析结果</w:t>
       </w:r>
       <w:bookmarkEnd w:id="39"/>
     </w:p>
     <w:p>
       <w:pPr>
-        <w:pStyle w:val="2"/>
-        <w:spacing w:before="156" w:after="156"/>
+        <w:pStyle w:val="3"/>
         <w:textAlignment w:val="baseline"/>
       </w:pPr>
-      <w:bookmarkStart w:id="40" w:name="_Toc196896511"/>
+      <w:bookmarkStart w:id="40" w:name="_Toc197215992"/>
+      <w:r>
+        <w:rPr>
+          <w:rFonts w:hint="eastAsia"/>
+        </w:rPr>
+        <w:t>识别</w:t>
+      </w:r>
       <w:r>
         <w:rPr>
           <w:rFonts w:hint="eastAsia"/>
@@ -10894,13 +10736,19 @@
         <w:rPr>
           <w:rFonts w:hint="eastAsia"/>
         </w:rPr>
-        <w:t>READ</w:t>
-      </w:r>
-      <w:r>
-        <w:rPr>
-          <w:rFonts w:hint="eastAsia"/>
-        </w:rPr>
-        <w:t>与</w:t>
+        <w:t>REA</w:t>
+      </w:r>
+      <w:r>
+        <w:rPr>
+          <w:rFonts w:hint="eastAsia"/>
+        </w:rPr>
+        <w:t>D</w:t>
+      </w:r>
+      <w:r>
+        <w:rPr>
+          <w:rFonts w:hint="eastAsia"/>
+        </w:rPr>
+        <w:t>及</w:t>
       </w:r>
       <w:r>
         <w:rPr>
@@ -10912,13 +10760,19 @@
         <w:rPr>
           <w:rFonts w:hint="eastAsia"/>
         </w:rPr>
-        <w:t>COAD</w:t>
-      </w:r>
-      <w:r>
-        <w:rPr>
-          <w:rFonts w:hint="eastAsia"/>
-        </w:rPr>
-        <w:t>的因果网络熵分析结果</w:t>
+        <w:t>CO</w:t>
+      </w:r>
+      <w:r>
+        <w:rPr>
+          <w:rFonts w:hint="eastAsia"/>
+        </w:rPr>
+        <w:t>AD</w:t>
+      </w:r>
+      <w:r>
+        <w:rPr>
+          <w:rFonts w:hint="eastAsia"/>
+        </w:rPr>
+        <w:t>的恶化前状态的分期阶段</w:t>
       </w:r>
       <w:bookmarkEnd w:id="40"/>
     </w:p>
@@ -10927,150 +10781,14 @@
         <w:pStyle w:val="3"/>
         <w:textAlignment w:val="baseline"/>
       </w:pPr>
-      <w:bookmarkStart w:id="41" w:name="_Toc196896512"/>
-      <w:r>
-        <w:rPr>
-          <w:rFonts w:hint="eastAsia"/>
-        </w:rPr>
-        <w:t>识别</w:t>
-      </w:r>
-      <w:r>
-        <w:rPr>
-          <w:rFonts w:hint="eastAsia"/>
-        </w:rPr>
-        <w:t>TCGA-</w:t>
-      </w:r>
-      <w:r>
-        <w:rPr>
-          <w:rFonts w:hint="eastAsia"/>
-        </w:rPr>
-        <w:t>REA</w:t>
-      </w:r>
-      <w:r>
-        <w:rPr>
-          <w:rFonts w:hint="eastAsia"/>
-        </w:rPr>
-        <w:t>D</w:t>
-      </w:r>
-      <w:r>
-        <w:rPr>
-          <w:rFonts w:hint="eastAsia"/>
-        </w:rPr>
-        <w:t>及</w:t>
-      </w:r>
-      <w:r>
-        <w:rPr>
-          <w:rFonts w:hint="eastAsia"/>
-        </w:rPr>
-        <w:t>TCGA-</w:t>
-      </w:r>
-      <w:r>
-        <w:rPr>
-          <w:rFonts w:hint="eastAsia"/>
-        </w:rPr>
-        <w:t>CO</w:t>
-      </w:r>
-      <w:r>
-        <w:rPr>
-          <w:rFonts w:hint="eastAsia"/>
-        </w:rPr>
-        <w:t>AD</w:t>
-      </w:r>
-      <w:r>
-        <w:rPr>
-          <w:rFonts w:hint="eastAsia"/>
-        </w:rPr>
-        <w:t>的恶化前状态的分期阶段</w:t>
+      <w:bookmarkStart w:id="41" w:name="_Toc197215993"/>
+      <w:r>
+        <w:rPr>
+          <w:rFonts w:hint="eastAsia"/>
+        </w:rPr>
+        <w:t>临界点前后的生存差异</w:t>
       </w:r>
       <w:bookmarkEnd w:id="41"/>
-    </w:p>
-    <w:p>
-      <w:pPr>
-        <w:pStyle w:val="3"/>
-        <w:textAlignment w:val="baseline"/>
-      </w:pPr>
-      <w:bookmarkStart w:id="42" w:name="_Toc196896513"/>
-      <w:r>
-        <w:rPr>
-          <w:rFonts w:hint="eastAsia"/>
-        </w:rPr>
-        <w:t>确定与</w:t>
-      </w:r>
-      <w:r>
-        <w:rPr>
-          <w:rFonts w:hint="eastAsia"/>
-        </w:rPr>
-        <w:t>TCGA-</w:t>
-      </w:r>
-      <w:r>
-        <w:rPr>
-          <w:rFonts w:hint="eastAsia"/>
-        </w:rPr>
-        <w:t>RE</w:t>
-      </w:r>
-      <w:r>
-        <w:rPr>
-          <w:rFonts w:hint="eastAsia"/>
-        </w:rPr>
-        <w:t>AD</w:t>
-      </w:r>
-      <w:r>
-        <w:rPr>
-          <w:rFonts w:hint="eastAsia"/>
-        </w:rPr>
-        <w:t>及</w:t>
-      </w:r>
-      <w:r>
-        <w:rPr>
-          <w:rFonts w:hint="eastAsia"/>
-        </w:rPr>
-        <w:t>TCGA-</w:t>
-      </w:r>
-      <w:r>
-        <w:rPr>
-          <w:rFonts w:hint="eastAsia"/>
-        </w:rPr>
-        <w:t>CO</w:t>
-      </w:r>
-      <w:r>
-        <w:rPr>
-          <w:rFonts w:hint="eastAsia"/>
-        </w:rPr>
-        <w:t>AD</w:t>
-      </w:r>
-      <w:r>
-        <w:rPr>
-          <w:rFonts w:hint="eastAsia"/>
-        </w:rPr>
-        <w:t>临界点有关的</w:t>
-      </w:r>
-      <w:r>
-        <w:rPr>
-          <w:rFonts w:hint="eastAsia"/>
-        </w:rPr>
-        <w:t>DNB</w:t>
-      </w:r>
-      <w:r>
-        <w:rPr>
-          <w:rFonts w:hint="eastAsia"/>
-        </w:rPr>
-        <w:t>模块</w:t>
-      </w:r>
-      <w:bookmarkEnd w:id="42"/>
-    </w:p>
-    <w:p>
-      <w:pPr>
-        <w:pStyle w:val="3"/>
-        <w:textAlignment w:val="baseline"/>
-      </w:pPr>
-      <w:bookmarkStart w:id="43" w:name="_Toc196896514"/>
-      <w:r>
-        <w:rPr>
-          <w:rFonts w:hint="eastAsia"/>
-        </w:rPr>
-        <w:t>临界点前后的生存差异</w:t>
-      </w:r>
-      <w:bookmarkEnd w:id="43"/>
     </w:p>
     <w:p>
       <w:pPr>
@@ -11083,14 +10801,50 @@
           <w:docGrid w:type="lines" w:linePitch="312"/>
         </w:sectPr>
       </w:pPr>
-      <w:bookmarkStart w:id="44" w:name="_Toc196896515"/>
-      <w:r>
-        <w:rPr>
-          <w:rFonts w:hint="eastAsia"/>
-        </w:rPr>
-        <w:t>与临界点相关生物标志物与通路分析</w:t>
-      </w:r>
-      <w:bookmarkEnd w:id="44"/>
+      <w:bookmarkStart w:id="42" w:name="_Toc197215994"/>
+      <w:r>
+        <w:rPr>
+          <w:rFonts w:hint="eastAsia"/>
+        </w:rPr>
+        <w:t>与临界点相关</w:t>
+      </w:r>
+      <w:r>
+        <w:rPr>
+          <w:rFonts w:hint="eastAsia"/>
+        </w:rPr>
+        <w:t>DNB</w:t>
+      </w:r>
+      <w:r>
+        <w:rPr>
+          <w:rFonts w:hint="eastAsia"/>
+        </w:rPr>
+        <w:t>模块的</w:t>
+      </w:r>
+      <w:r>
+        <w:rPr>
+          <w:rFonts w:hint="eastAsia"/>
+        </w:rPr>
+        <w:t>GO</w:t>
+      </w:r>
+      <w:r>
+        <w:rPr>
+          <w:rFonts w:hint="eastAsia"/>
+        </w:rPr>
+        <w:t>与</w:t>
+      </w:r>
+      <w:r>
+        <w:rPr>
+          <w:rFonts w:hint="eastAsia"/>
+        </w:rPr>
+        <w:t>KEGG</w:t>
+      </w:r>
+      <w:r>
+        <w:rPr>
+          <w:rFonts w:hint="eastAsia"/>
+        </w:rPr>
+        <w:t>通路分析</w:t>
+      </w:r>
+      <w:bookmarkEnd w:id="42"/>
     </w:p>
     <w:p>
       <w:pPr>
@@ -11108,7 +10862,7 @@
           <w:docGrid w:type="lines" w:linePitch="312"/>
         </w:sectPr>
       </w:pPr>
-      <w:bookmarkStart w:id="45" w:name="_Toc196896516"/>
+      <w:bookmarkStart w:id="43" w:name="_Toc197215995"/>
       <w:r>
         <w:rPr>
           <w:rFonts w:hint="eastAsia"/>
@@ -11116,21 +10870,21 @@
         <w:lastRenderedPageBreak/>
         <w:t>论文总结</w:t>
       </w:r>
-      <w:bookmarkEnd w:id="45"/>
+      <w:bookmarkEnd w:id="43"/>
     </w:p>
     <w:p>
       <w:pPr>
         <w:pStyle w:val="af"/>
         <w:textAlignment w:val="baseline"/>
       </w:pPr>
-      <w:bookmarkStart w:id="46" w:name="_Toc196141866"/>
-      <w:bookmarkStart w:id="47" w:name="_Toc196896517"/>
+      <w:bookmarkStart w:id="44" w:name="_Toc196141866"/>
+      <w:bookmarkStart w:id="45" w:name="_Toc197215996"/>
       <w:r>
         <w:lastRenderedPageBreak/>
         <w:t>参考文献</w:t>
       </w:r>
-      <w:bookmarkEnd w:id="46"/>
-      <w:bookmarkEnd w:id="47"/>
+      <w:bookmarkEnd w:id="44"/>
+      <w:bookmarkEnd w:id="45"/>
     </w:p>
     <w:p>
       <w:pPr>
@@ -11156,8 +10910,8 @@
         <w:pStyle w:val="af"/>
         <w:textAlignment w:val="baseline"/>
       </w:pPr>
-      <w:bookmarkStart w:id="48" w:name="_Toc196141867"/>
-      <w:bookmarkStart w:id="49" w:name="_Toc196896518"/>
+      <w:bookmarkStart w:id="46" w:name="_Toc196141867"/>
+      <w:bookmarkStart w:id="47" w:name="_Toc197215997"/>
       <w:r>
         <w:rPr>
           <w:rFonts w:hint="eastAsia"/>
@@ -11173,8 +10927,8 @@
         </w:rPr>
         <w:t>谢</w:t>
       </w:r>
-      <w:bookmarkEnd w:id="48"/>
-      <w:bookmarkEnd w:id="49"/>
+      <w:bookmarkEnd w:id="46"/>
+      <w:bookmarkEnd w:id="47"/>
     </w:p>
     <w:sectPr>
       <w:pgSz w:w="11906" w:h="16838"/>
@@ -13486,7 +13240,7 @@
     <w:qFormat/>
     <w:rsid w:val="0083619E"/>
     <w:rPr>
-      <w:rFonts w:ascii="等线" w:eastAsia="等线" w:hAnsi="等线"/>
+      <w:rFonts w:ascii="DengXian" w:eastAsia="DengXian" w:hAnsi="DengXian"/>
       <w:kern w:val="2"/>
       <w:sz w:val="21"/>
       <w:szCs w:val="22"/>
